--- a/backend/data/templates/pt/politica_controlo_acessos_pme.docx
+++ b/backend/data/templates/pt/politica_controlo_acessos_pme.docx
@@ -207,7 +207,7 @@
           <w:szCs w:val="20"/>
           <w:lang w:val="pt-PT"/>
         </w:rPr>
-        <w:t>DL 125/2025 (NIS2)</w:t>
+        <w:t>NIS2 (Regime Jurídico da Cibersegurança e Regulamento n.º 756/2026 do CNCS) | QNRCS</w:t>
       </w:r>
     </w:p>
     <w:p>
@@ -329,7 +329,7 @@
                 <w:szCs w:val="19"/>
                 <w:lang w:val="pt-PT"/>
               </w:rPr>
-              <w:t xml:space="preserve"> alinhadas com o Decreto-Lei 125/2025 e a </w:t>
+              <w:t xml:space="preserve"> alinhadas com a NIS2. A NIS2 é uma diretiva europeia (Diretiva (UE) 2022/2555). Em Portugal, aplica-se através do Regime Jurídico da Cibersegurança (RJC), aprovado pelo Decreto-Lei n.º 125/2025, de 4 de dezembro, e do Regulamento n.º 756/2026 do Centro Nacional de Cibersegurança (CNCS), que define as medidas mínimas do Quadro Nacional de Referência para a Cibersegurança (QNRCS) e a plataforma eletrónica MyCiber.</w:t>
             </w:r>
             <w:proofErr w:type="spellStart"/>
             <w:r>
@@ -338,7 +338,6 @@
                 <w:szCs w:val="19"/>
                 <w:lang w:val="pt-PT"/>
               </w:rPr>
-              <w:t>Directiva</w:t>
             </w:r>
             <w:proofErr w:type="spellEnd"/>
             <w:r>
@@ -347,7 +346,6 @@
                 <w:szCs w:val="19"/>
                 <w:lang w:val="pt-PT"/>
               </w:rPr>
-              <w:t xml:space="preserve"> NIS2 (UE 2022/2555).</w:t>
             </w:r>
           </w:p>
           <w:p>
@@ -373,7 +371,7 @@
                 <w:szCs w:val="19"/>
                 <w:lang w:val="pt-PT"/>
               </w:rPr>
-              <w:t>adoptar</w:t>
+              <w:t>adotar</w:t>
             </w:r>
             <w:proofErr w:type="spellEnd"/>
             <w:r>
@@ -413,7 +411,7 @@
                 <w:szCs w:val="19"/>
                 <w:lang w:val="pt-PT"/>
               </w:rPr>
-              <w:t>rectos</w:t>
+              <w:t>retos</w:t>
             </w:r>
             <w:proofErr w:type="spellEnd"/>
             <w:r>
@@ -572,7 +570,7 @@
           <w:szCs w:val="40"/>
           <w:lang w:val="pt-PT"/>
         </w:rPr>
-        <w:t>POLÍTICA DE CONTROLO DE ACESSOS</w:t>
+        <w:t>POLÍTICA DE GESTÃO DE IDENTIDADES, AUTENTICAÇÃO E CONTROLO DE ACESSOS</w:t>
       </w:r>
     </w:p>
     <w:p>
@@ -592,7 +590,7 @@
           <w:szCs w:val="28"/>
           <w:lang w:val="pt-PT"/>
         </w:rPr>
-        <w:t xml:space="preserve">Access </w:t>
+        <w:t>Identity, Authentication and Access Control Policy</w:t>
       </w:r>
       <w:proofErr w:type="spellStart"/>
       <w:r>
@@ -604,7 +602,6 @@
           <w:szCs w:val="28"/>
           <w:lang w:val="pt-PT"/>
         </w:rPr>
-        <w:t>Control</w:t>
       </w:r>
       <w:proofErr w:type="spellEnd"/>
       <w:r>
@@ -616,7 +613,6 @@
           <w:szCs w:val="28"/>
           <w:lang w:val="pt-PT"/>
         </w:rPr>
-        <w:t xml:space="preserve"> </w:t>
       </w:r>
       <w:proofErr w:type="spellStart"/>
       <w:r>
@@ -628,7 +624,6 @@
           <w:szCs w:val="28"/>
           <w:lang w:val="pt-PT"/>
         </w:rPr>
-        <w:t>Policy</w:t>
       </w:r>
       <w:proofErr w:type="spellEnd"/>
     </w:p>
@@ -658,7 +653,7 @@
           <w:szCs w:val="20"/>
           <w:lang w:val="pt-PT"/>
         </w:rPr>
-        <w:t>Versão 1.0   |   [Data]   |   Classificação: Confidencial - Uso Interno</w:t>
+        <w:t xml:space="preserve">Versão 1.0   |   [Data]   |   Classificação: Confidencial - Uso Interno</w:t>
       </w:r>
     </w:p>
     <w:p>
@@ -676,7 +671,7 @@
           <w:szCs w:val="18"/>
           <w:lang w:val="pt-PT"/>
         </w:rPr>
-        <w:t>Alinhada com: NIS2 (UE 2022/2555) | DL 125/2025 | ISO/IEC 27002 | RGPD</w:t>
+        <w:t>Alinhada com: NIS2 (Regime Jurídico da Cibersegurança e Regulamento n.º 756/2026 do CNCS) | QNRCS | ISO/IEC 27002 | NIST SP 800-63B-4 | RGPD</w:t>
       </w:r>
     </w:p>
     <w:p>
@@ -685,6 +680,8 @@
           <w:lang w:val="pt-PT"/>
         </w:rPr>
         <w:sectPr>
+          <w:headerReference w:type="default" r:id="rId11"/>
+          <w:footerReference w:type="default" r:id="rId12"/>
           <w:pgSz w:w="11906" w:h="16838"/>
           <w:pgMar w:top="1440" w:right="1440" w:bottom="1440" w:left="1440" w:header="708" w:footer="708" w:gutter="0"/>
           <w:cols w:space="720"/>
@@ -1799,7 +1796,7 @@
         <w:rPr>
           <w:lang w:val="pt-PT"/>
         </w:rPr>
-        <w:t>Objectivos</w:t>
+        <w:t>Objetivos</w:t>
       </w:r>
       <w:proofErr w:type="spellEnd"/>
     </w:p>
@@ -1856,14 +1853,14 @@
         <w:rPr>
           <w:lang w:val="pt-PT"/>
         </w:rPr>
-        <w:t xml:space="preserve">A presente Política de Controlo de Acessos define as regras e responsabilidades que regem o acesso a sistemas de informação, dados, aplicações e outros </w:t>
+        <w:t xml:space="preserve">A presente Política de Gestão de Identidades, Autenticação e Controlo de Acessos define as regras e responsabilidades para gerir as contas de utilizador, autenticar quem acede e controlar o acesso a sistemas de informação, dados, aplicações e outros </w:t>
       </w:r>
       <w:proofErr w:type="spellStart"/>
       <w:r>
         <w:rPr>
           <w:lang w:val="pt-PT"/>
         </w:rPr>
-        <w:t>activos</w:t>
+        <w:t>ativos</w:t>
       </w:r>
       <w:proofErr w:type="spellEnd"/>
       <w:r>
@@ -1914,21 +1911,19 @@
         <w:rPr>
           <w:lang w:val="pt-PT"/>
         </w:rPr>
-        <w:t xml:space="preserve">Esta política deve ser lida em conjunto com a Política de Palavras-Passe, a Política de Segurança da Rede e o Plano de Resposta a Incidentes de </w:t>
+        <w:t>Esta política deve ser lida em conjunto com a Política de Palavras-passe, a Política de Uso Aceitável, a Política de Segurança da Rede e o Plano de Resposta a Incidentes de Cibersegurança (PRIC).</w:t>
       </w:r>
       <w:proofErr w:type="spellStart"/>
       <w:r>
         <w:rPr>
           <w:lang w:val="pt-PT"/>
         </w:rPr>
-        <w:t>Cibersegurança</w:t>
       </w:r>
       <w:proofErr w:type="spellEnd"/>
       <w:r>
         <w:rPr>
           <w:lang w:val="pt-PT"/>
         </w:rPr>
-        <w:t xml:space="preserve"> (PRIC).</w:t>
       </w:r>
     </w:p>
     <w:tbl>
@@ -1993,7 +1988,7 @@
                 <w:szCs w:val="20"/>
                 <w:lang w:val="pt-PT"/>
               </w:rPr>
-              <w:t xml:space="preserve">DL 125/2025, </w:t>
+              <w:t>RJC, art. 27.º, n.º 1, al. h) (segurança dos recursos humanos e controlo de acessos) e al. i) (autenticação multifator ou contínua e comunicações seguras). O QNRCS (Regulamento n.º 756/2026, Anexo III) exige, desde o nível Básico, uma Política de Gestão de Identidades, Autenticação e Controlo de Acessos aprovada e implementada (PR.GA-1, nível Básico). Os controlos a que este documento dá evidência estão na secção 13.</w:t>
             </w:r>
             <w:proofErr w:type="spellStart"/>
             <w:r>
@@ -2002,7 +1997,6 @@
                 <w:szCs w:val="20"/>
                 <w:lang w:val="pt-PT"/>
               </w:rPr>
-              <w:t>Art</w:t>
             </w:r>
             <w:proofErr w:type="spellEnd"/>
             <w:r>
@@ -2011,7 +2005,6 @@
                 <w:szCs w:val="20"/>
                 <w:lang w:val="pt-PT"/>
               </w:rPr>
-              <w:t xml:space="preserve">. 10.º, n.º 2, al. b) e i) - As entidades devem implementar políticas de controlo de acesso baseadas no princípio do menor privilégio, autenticação </w:t>
             </w:r>
             <w:proofErr w:type="spellStart"/>
             <w:r>
@@ -2020,7 +2013,6 @@
                 <w:szCs w:val="20"/>
                 <w:lang w:val="pt-PT"/>
               </w:rPr>
-              <w:t>multifactor</w:t>
             </w:r>
             <w:proofErr w:type="spellEnd"/>
             <w:r>
@@ -2029,7 +2021,6 @@
                 <w:szCs w:val="20"/>
                 <w:lang w:val="pt-PT"/>
               </w:rPr>
-              <w:t xml:space="preserve"> para sistemas críticos e acesso remoto, e mecanismos adequados de gestão de identidades.</w:t>
             </w:r>
           </w:p>
         </w:tc>
@@ -2563,7 +2554,7 @@
                 <w:szCs w:val="20"/>
                 <w:lang w:val="pt-PT"/>
               </w:rPr>
-              <w:t>A identidade dos utilizadores é verificada antes de qualquer acesso a sistemas críticos, com MFA sempre que possível.</w:t>
+              <w:t>A identidade dos utilizadores é verificada antes de qualquer acesso, com MFA em todas as contas que o suportem.</w:t>
             </w:r>
           </w:p>
         </w:tc>
@@ -3150,7 +3141,7 @@
                 <w:szCs w:val="20"/>
                 <w:lang w:val="pt-PT"/>
               </w:rPr>
-              <w:t xml:space="preserve">Única, pessoal e intransmissível. Protegida por palavra-passe. </w:t>
+              <w:t>Única, nominativa, pessoal e intransmissível. Protegida por palavra-passe e MFA. Desativada ao sair.</w:t>
             </w:r>
             <w:proofErr w:type="spellStart"/>
             <w:r>
@@ -3159,7 +3150,6 @@
                 <w:szCs w:val="20"/>
                 <w:lang w:val="pt-PT"/>
               </w:rPr>
-              <w:t>Desactivada</w:t>
             </w:r>
             <w:proofErr w:type="spellEnd"/>
             <w:r>
@@ -3168,7 +3158,6 @@
                 <w:szCs w:val="20"/>
                 <w:lang w:val="pt-PT"/>
               </w:rPr>
-              <w:t xml:space="preserve"> ao sair.</w:t>
             </w:r>
           </w:p>
         </w:tc>
@@ -3203,7 +3192,7 @@
                 <w:szCs w:val="20"/>
                 <w:lang w:val="pt-PT"/>
               </w:rPr>
-              <w:t>Recomendado</w:t>
+              <w:t>Obrigatório se o sistema o suportar</w:t>
             </w:r>
           </w:p>
         </w:tc>
@@ -3355,7 +3344,7 @@
                 <w:szCs w:val="20"/>
                 <w:lang w:val="pt-PT"/>
               </w:rPr>
-              <w:t>Restrita ao mínimo. Usada APENAS quando necessário. Conta normal para uso diário. Auditada.</w:t>
+              <w:t>Conta separada da conta de uso diário (ex.: prefixo 'adm.'), usada só para administrar. Nunca atribuída por defeito. Aprovada e registada (Anexo D.1).</w:t>
             </w:r>
           </w:p>
         </w:tc>
@@ -3499,7 +3488,7 @@
                 <w:szCs w:val="20"/>
                 <w:lang w:val="pt-PT"/>
               </w:rPr>
-              <w:t>Identificável como externa (</w:t>
+              <w:t>Identificável como externa (ex.: prefixo 'ext.'). Acesso mínimo. Expira em [3 meses]. Acesso remoto por canal cifrado com MFA, registado no Anexo D.2.</w:t>
             </w:r>
             <w:proofErr w:type="spellStart"/>
             <w:r>
@@ -3508,7 +3497,6 @@
                 <w:szCs w:val="20"/>
                 <w:lang w:val="pt-PT"/>
               </w:rPr>
-              <w:t>ex</w:t>
             </w:r>
             <w:proofErr w:type="spellEnd"/>
             <w:r>
@@ -3517,7 +3505,6 @@
                 <w:szCs w:val="20"/>
                 <w:lang w:val="pt-PT"/>
               </w:rPr>
-              <w:t>: prefixo '</w:t>
             </w:r>
             <w:proofErr w:type="spellStart"/>
             <w:r>
@@ -3526,7 +3513,6 @@
                 <w:szCs w:val="20"/>
                 <w:lang w:val="pt-PT"/>
               </w:rPr>
-              <w:t>ext</w:t>
             </w:r>
             <w:proofErr w:type="spellEnd"/>
             <w:r>
@@ -3535,16 +3521,13 @@
                 <w:szCs w:val="20"/>
                 <w:lang w:val="pt-PT"/>
               </w:rPr>
-              <w:t xml:space="preserve">.'). Acesso </w:t>
-            </w:r>
-            <w:r>
-              <w:rPr>
-                <w:sz w:val="20"/>
-                <w:szCs w:val="20"/>
-                <w:lang w:val="pt-PT"/>
-              </w:rPr>
-              <w:lastRenderedPageBreak/>
-              <w:t>mínimo. Expira em [3 meses]. VPN + MFA.</w:t>
+            </w:r>
+            <w:r>
+              <w:rPr>
+                <w:sz w:val="20"/>
+                <w:szCs w:val="20"/>
+                <w:lang w:val="pt-PT"/>
+              </w:rPr>
             </w:r>
           </w:p>
         </w:tc>
@@ -3686,7 +3669,7 @@
                 <w:szCs w:val="20"/>
                 <w:lang w:val="pt-PT"/>
               </w:rPr>
-              <w:t>Identificável (</w:t>
+              <w:t>Identificável (ex.: prefixo</w:t>
             </w:r>
             <w:proofErr w:type="spellStart"/>
             <w:r>
@@ -3695,7 +3678,6 @@
                 <w:szCs w:val="20"/>
                 <w:lang w:val="pt-PT"/>
               </w:rPr>
-              <w:t>ex</w:t>
             </w:r>
             <w:proofErr w:type="spellEnd"/>
             <w:r>
@@ -3704,7 +3686,7 @@
                 <w:szCs w:val="20"/>
                 <w:lang w:val="pt-PT"/>
               </w:rPr>
-              <w:t>: prefixo '</w:t>
+              <w:t xml:space="preserve"> '</w:t>
             </w:r>
             <w:proofErr w:type="spellStart"/>
             <w:r>
@@ -3731,7 +3713,7 @@
                 <w:szCs w:val="20"/>
                 <w:lang w:val="pt-PT"/>
               </w:rPr>
-              <w:t>interactivo</w:t>
+              <w:t>interativo</w:t>
             </w:r>
             <w:proofErr w:type="spellEnd"/>
             <w:r>
@@ -3784,7 +3766,7 @@
                 <w:szCs w:val="20"/>
                 <w:lang w:val="pt-PT"/>
               </w:rPr>
-              <w:t>interacção</w:t>
+              <w:t>interação</w:t>
             </w:r>
             <w:proofErr w:type="spellEnd"/>
             <w:r>
@@ -3899,7 +3881,7 @@
                 <w:szCs w:val="20"/>
                 <w:lang w:val="pt-PT"/>
               </w:rPr>
-              <w:t xml:space="preserve">Evitar ao máximo. Se inevitável: lista de utilizadores autorizada, monitorização </w:t>
+              <w:t>Evitar. Se inevitável: exceção aprovada e registada (Anexo D.4), lista de utilizadores, palavra-passe alterada quando alguém sai.</w:t>
             </w:r>
             <w:proofErr w:type="spellStart"/>
             <w:r>
@@ -3908,7 +3890,6 @@
                 <w:szCs w:val="20"/>
                 <w:lang w:val="pt-PT"/>
               </w:rPr>
-              <w:t>activa</w:t>
             </w:r>
             <w:proofErr w:type="spellEnd"/>
             <w:r>
@@ -3917,7 +3898,6 @@
                 <w:szCs w:val="20"/>
                 <w:lang w:val="pt-PT"/>
               </w:rPr>
-              <w:t>, alteração imediata ao sair.</w:t>
             </w:r>
           </w:p>
         </w:tc>
@@ -3952,7 +3932,7 @@
                 <w:szCs w:val="20"/>
                 <w:lang w:val="pt-PT"/>
               </w:rPr>
-              <w:t>Obrigatório se crítica</w:t>
+              <w:t>Obrigatório se o sistema o suportar</w:t>
             </w:r>
           </w:p>
         </w:tc>
@@ -4076,7 +4056,7 @@
                 <w:szCs w:val="20"/>
                 <w:lang w:val="pt-PT"/>
               </w:rPr>
-              <w:t>Selada fisicamente. Acesso apenas com autorização da Administração. Uso registado e auditado imediatamente após.</w:t>
+              <w:t>Guardada em envelope selado ou cofre. Uso só com autorização do Órgão de gestão ou do Responsável de Cibersegurança. Uso registado e revisto logo a seguir; palavra-passe alterada depois de cada uso.</w:t>
             </w:r>
           </w:p>
         </w:tc>
@@ -4190,7 +4170,7 @@
                 <w:szCs w:val="20"/>
                 <w:lang w:val="pt-PT"/>
               </w:rPr>
-              <w:t>ISO/IEC 27002:2022, Controlo A.5.15 - Controlo de acesso. A.5.16 - Gestão de identidades. A.5.18 - Direitos de acesso.</w:t>
+              <w:t>ISO/IEC 27002:2022, Controlo 5.15 - Controlo de acesso. 5.16 - Gestão de identidades. 5.18 - Direitos de acesso.</w:t>
             </w:r>
           </w:p>
         </w:tc>
@@ -4232,21 +4212,19 @@
         <w:rPr>
           <w:lang w:val="pt-PT"/>
         </w:rPr>
-        <w:t xml:space="preserve">Todo o acesso tem início e fim. O processo desde o pedido até à remoção deve ser formal, documentado e </w:t>
+        <w:t>Todo o acesso tem início e fim. O mesmo processo simples aplica-se à entrada, à mudança de função e à saída de colaboradores e prestadores: pedido por escrito, aprovação, execução e registo. Nenhum acesso é criado, alterado ou removido fora deste processo:</w:t>
       </w:r>
       <w:proofErr w:type="spellStart"/>
       <w:r>
         <w:rPr>
           <w:lang w:val="pt-PT"/>
         </w:rPr>
-        <w:t>auditável</w:t>
       </w:r>
       <w:proofErr w:type="spellEnd"/>
       <w:r>
         <w:rPr>
           <w:lang w:val="pt-PT"/>
         </w:rPr>
-        <w:t>. Nenhum acesso deve ser criado ou removido sem seguir este processo:</w:t>
       </w:r>
     </w:p>
     <w:p>
@@ -4537,7 +4515,7 @@
                 <w:szCs w:val="20"/>
                 <w:lang w:val="pt-PT"/>
               </w:rPr>
-              <w:t xml:space="preserve">Solicitação de criação, modificação ou remoção de acesso. Usar o formulário ACMF (Anexo A) ou ARF (Anexo B). Só pode ser pedido pelo RH ou pelo superior hierárquico </w:t>
+              <w:t>Pedido de criação, alteração (incluindo mudança de função) ou remoção de acesso: formulário ACMF (Anexo A) para entradas e mudanças de função; ARF (Anexo B) para saídas. Só pode ser pedido pelo RH ou pelo superior hierárquico direto (N+1) do utilizador.</w:t>
             </w:r>
             <w:proofErr w:type="spellStart"/>
             <w:r>
@@ -4546,7 +4524,6 @@
                 <w:szCs w:val="20"/>
                 <w:lang w:val="pt-PT"/>
               </w:rPr>
-              <w:t>directo</w:t>
             </w:r>
             <w:proofErr w:type="spellEnd"/>
             <w:r>
@@ -4555,7 +4532,6 @@
                 <w:szCs w:val="20"/>
                 <w:lang w:val="pt-PT"/>
               </w:rPr>
-              <w:t xml:space="preserve"> (N+1) do utilizador.</w:t>
             </w:r>
           </w:p>
         </w:tc>
@@ -4698,7 +4674,7 @@
                 <w:szCs w:val="20"/>
                 <w:lang w:val="pt-PT"/>
               </w:rPr>
-              <w:t>O Responsável de TI e/ou a Administração aprovam o pedido antes de qualquer acesso ser criado ou alterado. Documentar a decisão.</w:t>
+              <w:t>O superior hierárquico confirma a necessidade e o Responsável de TI verifica que o pedido respeita o menor privilégio. Contas de administração e acessos remotos precisam também da aprovação do Responsável de Cibersegurança. Registar a decisão no formulário.</w:t>
             </w:r>
           </w:p>
         </w:tc>
@@ -4734,7 +4710,7 @@
                 <w:szCs w:val="18"/>
                 <w:lang w:val="pt-PT"/>
               </w:rPr>
-              <w:t>Resp</w:t>
+              <w:t>N+1 / Resp. TI / Resp. Cibersegurança</w:t>
             </w:r>
             <w:proofErr w:type="spellEnd"/>
             <w:r>
@@ -4743,7 +4719,6 @@
                 <w:szCs w:val="18"/>
                 <w:lang w:val="pt-PT"/>
               </w:rPr>
-              <w:t>. TI / Adm.</w:t>
             </w:r>
           </w:p>
         </w:tc>
@@ -4851,7 +4826,7 @@
                 <w:szCs w:val="20"/>
                 <w:lang w:val="pt-PT"/>
               </w:rPr>
-              <w:t>Implementação técnica do acesso conforme aprovado. Acesso baseado no perfil de função (RBAC) sempre que possível. Comunicar credenciais iniciais de forma segura.</w:t>
+              <w:t>Implementação técnica do acesso conforme aprovado, por perfil de função (RBAC) sempre que possível. Antes de entregar as credenciais, confirmar a identidade da pessoa (presencialmente ou por documento) e anotá-lo no formulário ACMF. Comunicar as credenciais iniciais de forma segura (Política de Palavras-passe).</w:t>
             </w:r>
           </w:p>
         </w:tc>
@@ -5147,7 +5122,7 @@
                 <w:szCs w:val="20"/>
                 <w:lang w:val="pt-PT"/>
               </w:rPr>
-              <w:t xml:space="preserve">Revisão semestral de todos os acessos a sistemas críticos. Verificação de contas </w:t>
+              <w:t>Revisão semestral dos acessos e permissões de todos os utilizadores, começando pelos sistemas críticos, pelas contas de administração e pelos acessos remotos. Desativar contas sem autenticação há 90 dias. Ajustar os acessos de quem mudou de função. Registar o resultado (Anexo D.3).</w:t>
             </w:r>
             <w:proofErr w:type="spellStart"/>
             <w:r>
@@ -5156,7 +5131,6 @@
                 <w:szCs w:val="20"/>
                 <w:lang w:val="pt-PT"/>
               </w:rPr>
-              <w:t>inactivas</w:t>
             </w:r>
             <w:proofErr w:type="spellEnd"/>
             <w:r>
@@ -5165,7 +5139,6 @@
                 <w:szCs w:val="20"/>
                 <w:lang w:val="pt-PT"/>
               </w:rPr>
-              <w:t>. Ajuste de acessos a quem mudou de função.</w:t>
             </w:r>
           </w:p>
         </w:tc>
@@ -5318,7 +5291,7 @@
                 <w:szCs w:val="20"/>
                 <w:lang w:val="pt-PT"/>
               </w:rPr>
-              <w:t xml:space="preserve">No último dia de trabalho do colaborador ou no fim do contrato do prestador: </w:t>
+              <w:t>No último dia de trabalho do colaborador ou no fim do contrato do prestador: desativar a conta, revogar todos os acessos (incluindo acesso remoto e privilégios de administração), recolher equipamentos e meios de MFA, reencaminhar o correio eletrónico se necessário e guardar os dados. Usar o formulário ARF (Anexo B).</w:t>
             </w:r>
             <w:proofErr w:type="spellStart"/>
             <w:r>
@@ -5327,7 +5300,6 @@
                 <w:szCs w:val="20"/>
                 <w:lang w:val="pt-PT"/>
               </w:rPr>
-              <w:t>desactivar</w:t>
             </w:r>
             <w:proofErr w:type="spellEnd"/>
             <w:r>
@@ -5336,16 +5308,13 @@
                 <w:szCs w:val="20"/>
                 <w:lang w:val="pt-PT"/>
               </w:rPr>
-              <w:t xml:space="preserve"> conta, revogar todos </w:t>
-            </w:r>
-            <w:r>
-              <w:rPr>
-                <w:sz w:val="20"/>
-                <w:szCs w:val="20"/>
-                <w:lang w:val="pt-PT"/>
-              </w:rPr>
-              <w:lastRenderedPageBreak/>
-              <w:t>os acessos, encaminhar emails, fazer backup dos dados. Usar formulário ARF (Anexo B).</w:t>
+            </w:r>
+            <w:r>
+              <w:rPr>
+                <w:sz w:val="20"/>
+                <w:szCs w:val="20"/>
+                <w:lang w:val="pt-PT"/>
+              </w:rPr>
             </w:r>
           </w:p>
         </w:tc>
@@ -5413,110 +5382,6 @@
         </w:rPr>
       </w:pPr>
     </w:p>
-    <w:tbl>
-      <w:tblPr>
-        <w:tblW w:w="9026" w:type="dxa"/>
-        <w:tblBorders>
-          <w:top w:val="single" w:sz="4" w:space="0" w:color="auto"/>
-          <w:left w:val="single" w:sz="4" w:space="0" w:color="auto"/>
-          <w:bottom w:val="single" w:sz="4" w:space="0" w:color="auto"/>
-          <w:right w:val="single" w:sz="4" w:space="0" w:color="auto"/>
-          <w:insideH w:val="single" w:sz="4" w:space="0" w:color="auto"/>
-          <w:insideV w:val="single" w:sz="4" w:space="0" w:color="auto"/>
-        </w:tblBorders>
-        <w:tblCellMar>
-          <w:left w:w="10" w:type="dxa"/>
-          <w:right w:w="10" w:type="dxa"/>
-        </w:tblCellMar>
-        <w:tblLook w:val="0000" w:firstRow="0" w:lastRow="0" w:firstColumn="0" w:lastColumn="0" w:noHBand="0" w:noVBand="0"/>
-      </w:tblPr>
-      <w:tblGrid>
-        <w:gridCol w:w="9026"/>
-      </w:tblGrid>
-      <w:tr>
-        <w:tc>
-          <w:tcPr>
-            <w:tcW w:w="9026" w:type="dxa"/>
-            <w:tcBorders>
-              <w:top w:val="single" w:sz="6" w:space="0" w:color="CC3300"/>
-              <w:left w:val="single" w:sz="6" w:space="0" w:color="CC3300"/>
-              <w:bottom w:val="single" w:sz="6" w:space="0" w:color="CC3300"/>
-              <w:right w:val="single" w:sz="6" w:space="0" w:color="CC3300"/>
-            </w:tcBorders>
-            <w:shd w:val="clear" w:color="auto" w:fill="FFD7D7"/>
-            <w:tcMar>
-              <w:top w:w="100" w:type="dxa"/>
-              <w:left w:w="160" w:type="dxa"/>
-              <w:bottom w:w="100" w:type="dxa"/>
-              <w:right w:w="160" w:type="dxa"/>
-            </w:tcMar>
-          </w:tcPr>
-          <w:p>
-            <w:pPr>
-              <w:spacing w:before="40" w:after="40"/>
-              <w:rPr>
-                <w:lang w:val="pt-PT"/>
-              </w:rPr>
-            </w:pPr>
-            <w:r>
-              <w:rPr>
-                <w:b/>
-                <w:bCs/>
-                <w:color w:val="7D0000"/>
-                <w:sz w:val="20"/>
-                <w:szCs w:val="20"/>
-                <w:lang w:val="pt-PT"/>
-              </w:rPr>
-              <w:t xml:space="preserve">Atenção - Saída de colaboradores: </w:t>
-            </w:r>
-            <w:r>
-              <w:rPr>
-                <w:sz w:val="20"/>
-                <w:szCs w:val="20"/>
-                <w:lang w:val="pt-PT"/>
-              </w:rPr>
-              <w:t xml:space="preserve">A revogação de acessos no dia de saída de um colaborador é uma das </w:t>
-            </w:r>
-            <w:proofErr w:type="spellStart"/>
-            <w:r>
-              <w:rPr>
-                <w:sz w:val="20"/>
-                <w:szCs w:val="20"/>
-                <w:lang w:val="pt-PT"/>
-              </w:rPr>
-              <w:t>acções</w:t>
-            </w:r>
-            <w:proofErr w:type="spellEnd"/>
-            <w:r>
-              <w:rPr>
-                <w:sz w:val="20"/>
-                <w:szCs w:val="20"/>
-                <w:lang w:val="pt-PT"/>
-              </w:rPr>
-              <w:t xml:space="preserve"> de segurança mais críticas. Uma conta </w:t>
-            </w:r>
-            <w:proofErr w:type="spellStart"/>
-            <w:r>
-              <w:rPr>
-                <w:sz w:val="20"/>
-                <w:szCs w:val="20"/>
-                <w:lang w:val="pt-PT"/>
-              </w:rPr>
-              <w:t>activa</w:t>
-            </w:r>
-            <w:proofErr w:type="spellEnd"/>
-            <w:r>
-              <w:rPr>
-                <w:sz w:val="20"/>
-                <w:szCs w:val="20"/>
-                <w:lang w:val="pt-PT"/>
-              </w:rPr>
-              <w:t xml:space="preserve"> de um ex-colaborador é uma vulnerabilidade grave. O Responsável de RH deve submeter o formulário ARF (Anexo B) com uma antecedência mínima de [2 dias úteis] em relação à data de saída.</w:t>
-            </w:r>
-          </w:p>
-        </w:tc>
-      </w:tr>
-    </w:tbl>
     <w:p>
       <w:pPr>
         <w:pBdr>
@@ -5822,7 +5687,7 @@
                 <w:szCs w:val="20"/>
                 <w:lang w:val="pt-PT"/>
               </w:rPr>
-              <w:t>Utilizador + palavra-passe</w:t>
+              <w:t>Utilizador + palavra-passe + MFA</w:t>
             </w:r>
           </w:p>
         </w:tc>
@@ -5857,7 +5722,7 @@
                 <w:szCs w:val="20"/>
                 <w:lang w:val="pt-PT"/>
               </w:rPr>
-              <w:t>Recomendado</w:t>
+              <w:t>Obrigatório se o sistema o suportar</w:t>
             </w:r>
           </w:p>
         </w:tc>
@@ -5891,7 +5756,7 @@
                 <w:szCs w:val="20"/>
                 <w:lang w:val="pt-PT"/>
               </w:rPr>
-              <w:t>Aplicar MFA mesmo internamente para sistemas com dados sensíveis.</w:t>
+              <w:t>Sem MFA: palavra-passe de 15 caracteres no mínimo e exceção registada (Anexo D.4).</w:t>
             </w:r>
           </w:p>
         </w:tc>
@@ -6036,7 +5901,7 @@
                 <w:szCs w:val="20"/>
                 <w:lang w:val="pt-PT"/>
               </w:rPr>
-              <w:t>Activar</w:t>
+              <w:t>MFA também na rede interna (o QNRCS exige-o a partir do nível Substancial).</w:t>
             </w:r>
             <w:proofErr w:type="spellEnd"/>
             <w:r>
@@ -6045,7 +5910,6 @@
                 <w:szCs w:val="20"/>
                 <w:lang w:val="pt-PT"/>
               </w:rPr>
-              <w:t xml:space="preserve"> MFA mesmo em rede interna para estes sistemas.</w:t>
             </w:r>
           </w:p>
         </w:tc>
@@ -6139,7 +6003,7 @@
                 <w:szCs w:val="20"/>
                 <w:lang w:val="pt-PT"/>
               </w:rPr>
-              <w:t>VPN corporativa + utilizador + palavra-passe</w:t>
+              <w:t>VPN ou outro canal cifrado + utilizador + palavra-passe</w:t>
             </w:r>
           </w:p>
         </w:tc>
@@ -6211,7 +6075,7 @@
                 <w:szCs w:val="20"/>
                 <w:lang w:val="pt-PT"/>
               </w:rPr>
-              <w:t xml:space="preserve">Sem </w:t>
+              <w:t>Sem exceções. Só utilizadores e dispositivos autorizados (Anexo D.2).</w:t>
             </w:r>
             <w:proofErr w:type="spellStart"/>
             <w:r>
@@ -6220,7 +6084,6 @@
                 <w:szCs w:val="20"/>
                 <w:lang w:val="pt-PT"/>
               </w:rPr>
-              <w:t>excepções</w:t>
             </w:r>
             <w:proofErr w:type="spellEnd"/>
             <w:r>
@@ -6229,7 +6092,6 @@
                 <w:szCs w:val="20"/>
                 <w:lang w:val="pt-PT"/>
               </w:rPr>
-              <w:t>. Bloquear acesso remoto sem MFA.</w:t>
             </w:r>
           </w:p>
         </w:tc>
@@ -6373,7 +6235,7 @@
                 <w:szCs w:val="20"/>
                 <w:lang w:val="pt-PT"/>
               </w:rPr>
-              <w:t xml:space="preserve">MFA mesmo em rede interna. Registo de todas as </w:t>
+              <w:t>MFA mesmo em rede interna. Registo das ações de administração.</w:t>
             </w:r>
             <w:proofErr w:type="spellStart"/>
             <w:r>
@@ -6382,7 +6244,6 @@
                 <w:szCs w:val="20"/>
                 <w:lang w:val="pt-PT"/>
               </w:rPr>
-              <w:t>acções</w:t>
             </w:r>
             <w:proofErr w:type="spellEnd"/>
             <w:r>
@@ -6391,7 +6252,6 @@
                 <w:szCs w:val="20"/>
                 <w:lang w:val="pt-PT"/>
               </w:rPr>
-              <w:t>.</w:t>
             </w:r>
           </w:p>
         </w:tc>
@@ -6535,7 +6395,7 @@
                 <w:szCs w:val="20"/>
                 <w:lang w:val="pt-PT"/>
               </w:rPr>
-              <w:t>Acesso restrito ao período contratual. Conta identificável como externa.</w:t>
+              <w:t>Acesso restrito ao período contratual. Conta identificável como externa e registada (Anexo D.2).</w:t>
             </w:r>
           </w:p>
         </w:tc>
@@ -6638,7 +6498,7 @@
                 <w:szCs w:val="20"/>
                 <w:lang w:val="pt-PT"/>
               </w:rPr>
-              <w:t>directo</w:t>
+              <w:t>direto</w:t>
             </w:r>
             <w:proofErr w:type="spellEnd"/>
           </w:p>
@@ -6712,7 +6572,7 @@
                 <w:szCs w:val="20"/>
                 <w:lang w:val="pt-PT"/>
               </w:rPr>
-              <w:t>Activar</w:t>
+              <w:t>MFA em todas as aplicações na nuvem e no correio eletrónico.</w:t>
             </w:r>
             <w:proofErr w:type="spellEnd"/>
             <w:r>
@@ -6721,7 +6581,6 @@
                 <w:szCs w:val="20"/>
                 <w:lang w:val="pt-PT"/>
               </w:rPr>
-              <w:t xml:space="preserve"> MFA em todas as aplicações </w:t>
             </w:r>
             <w:proofErr w:type="spellStart"/>
             <w:r>
@@ -6730,7 +6589,6 @@
                 <w:szCs w:val="20"/>
                 <w:lang w:val="pt-PT"/>
               </w:rPr>
-              <w:t>cloud</w:t>
             </w:r>
             <w:proofErr w:type="spellEnd"/>
             <w:r>
@@ -6739,7 +6597,6 @@
                 <w:szCs w:val="20"/>
                 <w:lang w:val="pt-PT"/>
               </w:rPr>
-              <w:t xml:space="preserve"> críticas.</w:t>
             </w:r>
           </w:p>
         </w:tc>
@@ -6764,7 +6621,93 @@
         <w:rPr>
           <w:lang w:val="pt-PT"/>
         </w:rPr>
-        <w:t>6.1 Parâmetros de bloqueio de contas</w:t>
+        <w:t>6.1 MFA e palavras-passe</w:t>
+      </w:r>
+    </w:p>
+    <w:p>
+      <w:pPr>
+        <w:pStyle w:val="ListParagraph"/>
+        <w:numPr>
+          <w:ilvl w:val="0"/>
+          <w:numId w:val="2"/>
+        </w:numPr>
+        <w:rPr>
+          <w:lang w:val="pt-PT"/>
+        </w:rPr>
+      </w:pPr>
+      <w:r>
+        <w:rPr>
+          <w:lang w:val="pt-PT"/>
+        </w:rPr>
+        <w:t>A autenticação multifator (MFA) é obrigatória em todas as contas que a suportem e, sempre, nos acessos remotos, nas contas de administração, no correio eletrónico e nos serviços na nuvem (RJC, art. 27.º, n.º 1, al. i)). Esta regra vai além do nível Básico do QNRCS, que só exige MFA nos acessos remotos e nas contas privilegiadas (PR.GA-3, nível Básico).</w:t>
+      </w:r>
+    </w:p>
+    <w:p>
+      <w:pPr>
+        <w:pStyle w:val="ListParagraph"/>
+        <w:numPr>
+          <w:ilvl w:val="0"/>
+          <w:numId w:val="2"/>
+        </w:numPr>
+        <w:rPr>
+          <w:lang w:val="pt-PT"/>
+        </w:rPr>
+      </w:pPr>
+      <w:r>
+        <w:rPr>
+          <w:lang w:val="pt-PT"/>
+        </w:rPr>
+        <w:t>Se um sistema não suportar MFA, a exceção é aprovada pelo Responsável de Cibersegurança e registada no Anexo D.4, com uma medida que compense (por exemplo, acesso só a partir da rede interna).</w:t>
+      </w:r>
+    </w:p>
+    <w:p>
+      <w:pPr>
+        <w:pStyle w:val="ListParagraph"/>
+        <w:numPr>
+          <w:ilvl w:val="0"/>
+          <w:numId w:val="2"/>
+        </w:numPr>
+        <w:rPr>
+          <w:lang w:val="pt-PT"/>
+        </w:rPr>
+      </w:pPr>
+      <w:r>
+        <w:rPr>
+          <w:lang w:val="pt-PT"/>
+        </w:rPr>
+        <w:t>Comprimento mínimo das palavras-passe: 12 caracteres quando a conta tem MFA; 15 caracteres quando a palavra-passe é o único fator de autenticação (NIST SP 800-63B-4 (2025), secção 3.1.1.2). A regra vale para todos os tipos de conta, incluindo administração e contas de serviço.</w:t>
+      </w:r>
+    </w:p>
+    <w:p>
+      <w:pPr>
+        <w:pStyle w:val="ListParagraph"/>
+        <w:numPr>
+          <w:ilvl w:val="0"/>
+          <w:numId w:val="2"/>
+        </w:numPr>
+        <w:rPr>
+          <w:lang w:val="pt-PT"/>
+        </w:rPr>
+      </w:pPr>
+      <w:r>
+        <w:rPr>
+          <w:lang w:val="pt-PT"/>
+        </w:rPr>
+        <w:t>As restantes regras (sem regras de composição obrigatórias, sem mudança periódica forçada, verificação contra listas de palavras-passe comprometidas) estão na Política de Palavras-passe, que manda no detalhe.</w:t>
+      </w:r>
+    </w:p>
+    <w:p>
+      <w:pPr>
+        <w:pStyle w:val="Heading2"/>
+        <w:rPr>
+          <w:lang w:val="pt-PT"/>
+        </w:rPr>
+      </w:pPr>
+      <w:r>
+        <w:rPr>
+          <w:lang w:val="pt-PT"/>
+        </w:rPr>
+        <w:t>6.2 Parâmetros de bloqueio e de sessão</w:t>
       </w:r>
     </w:p>
     <w:p>
@@ -7292,7 +7235,7 @@
                 <w:szCs w:val="20"/>
                 <w:lang w:val="pt-PT"/>
               </w:rPr>
-              <w:t>Inactividade</w:t>
+              <w:t>Inatividade da conta (desativação)</w:t>
             </w:r>
             <w:proofErr w:type="spellEnd"/>
             <w:r>
@@ -7303,7 +7246,6 @@
                 <w:szCs w:val="20"/>
                 <w:lang w:val="pt-PT"/>
               </w:rPr>
-              <w:t xml:space="preserve"> da conta (suspensão automática)</w:t>
             </w:r>
           </w:p>
         </w:tc>
@@ -7375,7 +7317,7 @@
                 <w:szCs w:val="20"/>
                 <w:lang w:val="pt-PT"/>
               </w:rPr>
-              <w:t>Conta sem qualquer autenticação durante 90 dias é automaticamente suspensa.</w:t>
+              <w:t>Conta sem qualquer autenticação durante 90 dias é desativada, automaticamente sempre que o sistema o permita.</w:t>
             </w:r>
           </w:p>
         </w:tc>
@@ -7424,7 +7366,7 @@
                 <w:szCs w:val="20"/>
                 <w:lang w:val="pt-PT"/>
               </w:rPr>
-              <w:t>inactiva</w:t>
+              <w:t>inativa</w:t>
             </w:r>
             <w:proofErr w:type="spellEnd"/>
           </w:p>
@@ -7506,7 +7448,7 @@
                 <w:szCs w:val="20"/>
                 <w:lang w:val="pt-PT"/>
               </w:rPr>
-              <w:t>inactividade</w:t>
+              <w:t>inatividade</w:t>
             </w:r>
             <w:proofErr w:type="spellEnd"/>
             <w:r>
@@ -7701,7 +7643,7 @@
                 <w:szCs w:val="20"/>
                 <w:lang w:val="pt-PT"/>
               </w:rPr>
-              <w:t xml:space="preserve">DL 125/2025, </w:t>
+              <w:t>RJC, art. 27.º, n.º 1, al. i) - utilização de autenticação multifator ou contínua e comunicações seguras. QNRCS PR.GA-3 (Regulamento n.º 756/2026, Anexo III) - MFA nos acessos remotos e contas privilegiadas (nível Básico), nos sistemas críticos (nível Substancial) e em todos os ativos que o permitam (nível Elevado). NIST SP 800-63B-4 (2025), secção 3.1.1.2 - palavras-passe. ISO/IEC 27002:2022, Controlo 8.5 - Autenticação segura.</w:t>
             </w:r>
             <w:proofErr w:type="spellStart"/>
             <w:r>
@@ -7710,7 +7652,6 @@
                 <w:szCs w:val="20"/>
                 <w:lang w:val="pt-PT"/>
               </w:rPr>
-              <w:t>Art</w:t>
             </w:r>
             <w:proofErr w:type="spellEnd"/>
             <w:r>
@@ -7719,7 +7660,6 @@
                 <w:szCs w:val="20"/>
                 <w:lang w:val="pt-PT"/>
               </w:rPr>
-              <w:t>. 10.º, n.º 2, al. b) - MFA obrigatório para acesso remoto e sistemas críticos. ISO/IEC 27002:2022, Controlo A.8.5 - Autenticação segura.</w:t>
             </w:r>
           </w:p>
         </w:tc>
@@ -7875,21 +7815,19 @@
         <w:rPr>
           <w:lang w:val="pt-PT"/>
         </w:rPr>
-        <w:t xml:space="preserve">Apenas o Responsável de RH ou o superior hierárquico </w:t>
+        <w:t>Apenas os Recursos Humanos ou o superior hierárquico direto (N+1) podem pedir novos acessos.</w:t>
       </w:r>
       <w:proofErr w:type="spellStart"/>
       <w:r>
         <w:rPr>
           <w:lang w:val="pt-PT"/>
         </w:rPr>
-        <w:t>directo</w:t>
       </w:r>
       <w:proofErr w:type="spellEnd"/>
       <w:r>
         <w:rPr>
           <w:lang w:val="pt-PT"/>
         </w:rPr>
-        <w:t xml:space="preserve"> (N+1) pode solicitar novos acessos.</w:t>
       </w:r>
     </w:p>
     <w:p>
@@ -7944,7 +7882,11 @@
     </w:p>
     <w:p>
       <w:pPr>
-        <w:pStyle w:val="Heading2"/>
+        <w:pStyle w:val="ListParagraph"/>
+        <w:numPr>
+          <w:ilvl w:val="0"/>
+          <w:numId w:val="2"/>
+        </w:numPr>
         <w:rPr>
           <w:lang w:val="pt-PT"/>
         </w:rPr>
@@ -7953,7 +7895,21 @@
         <w:rPr>
           <w:lang w:val="pt-PT"/>
         </w:rPr>
-        <w:t>7.2 Revisão e revogação de acessos</w:t>
+        <w:t>Ninguém recebe privilégios de administração por defeito (incluindo os de administrador local do seu computador). Cada atribuição é aprovada e registada (Anexo D.1).</w:t>
+      </w:r>
+    </w:p>
+    <w:p>
+      <w:pPr>
+        <w:pStyle w:val="Heading2"/>
+        <w:rPr>
+          <w:lang w:val="pt-PT"/>
+        </w:rPr>
+      </w:pPr>
+      <w:r>
+        <w:rPr>
+          <w:lang w:val="pt-PT"/>
+        </w:rPr>
+        <w:t>7.2 Contas de administração</w:t>
       </w:r>
     </w:p>
     <w:p>
@@ -7971,7 +7927,197 @@
         <w:rPr>
           <w:lang w:val="pt-PT"/>
         </w:rPr>
-        <w:t>Revisão semestral de todos os acessos a sistemas críticos pelo Responsável de TI.</w:t>
+        <w:t>Quem administra sistemas tem duas contas nominativas: uma para o trabalho diário (correio eletrónico, Internet) e outra, separada, só para tarefas de administração.</w:t>
+      </w:r>
+    </w:p>
+    <w:p>
+      <w:pPr>
+        <w:pStyle w:val="ListParagraph"/>
+        <w:numPr>
+          <w:ilvl w:val="0"/>
+          <w:numId w:val="2"/>
+        </w:numPr>
+        <w:rPr>
+          <w:lang w:val="pt-PT"/>
+        </w:rPr>
+      </w:pPr>
+      <w:r>
+        <w:rPr>
+          <w:lang w:val="pt-PT"/>
+        </w:rPr>
+        <w:t>As contas de administração são aprovadas pelo Responsável de Cibersegurança, constam do registo do Anexo D.1 e são revistas na revisão semestral de acessos.</w:t>
+      </w:r>
+    </w:p>
+    <w:p>
+      <w:pPr>
+        <w:pStyle w:val="ListParagraph"/>
+        <w:numPr>
+          <w:ilvl w:val="0"/>
+          <w:numId w:val="2"/>
+        </w:numPr>
+        <w:rPr>
+          <w:lang w:val="pt-PT"/>
+        </w:rPr>
+      </w:pPr>
+      <w:r>
+        <w:rPr>
+          <w:lang w:val="pt-PT"/>
+        </w:rPr>
+        <w:t>Usam sempre MFA e uma palavra-passe de 12 caracteres no mínimo, guardada num gestor de palavras-passe aprovado (Política de Palavras-passe).</w:t>
+      </w:r>
+    </w:p>
+    <w:p>
+      <w:pPr>
+        <w:pStyle w:val="ListParagraph"/>
+        <w:numPr>
+          <w:ilvl w:val="0"/>
+          <w:numId w:val="2"/>
+        </w:numPr>
+        <w:rPr>
+          <w:lang w:val="pt-PT"/>
+        </w:rPr>
+      </w:pPr>
+      <w:r>
+        <w:rPr>
+          <w:lang w:val="pt-PT"/>
+        </w:rPr>
+        <w:t>Uma ferramenta de gestão de acessos privilegiados (PAM) é opcional. Numa PME, a separação de contas, o registo e a revisão semestral bastam para o nível Básico.</w:t>
+      </w:r>
+    </w:p>
+    <w:p>
+      <w:pPr>
+        <w:pStyle w:val="Heading2"/>
+        <w:rPr>
+          <w:lang w:val="pt-PT"/>
+        </w:rPr>
+      </w:pPr>
+      <w:r>
+        <w:rPr>
+          <w:lang w:val="pt-PT"/>
+        </w:rPr>
+        <w:t>7.3 Acessos remotos</w:t>
+      </w:r>
+    </w:p>
+    <w:p>
+      <w:pPr>
+        <w:pStyle w:val="ListParagraph"/>
+        <w:numPr>
+          <w:ilvl w:val="0"/>
+          <w:numId w:val="2"/>
+        </w:numPr>
+        <w:rPr>
+          <w:lang w:val="pt-PT"/>
+        </w:rPr>
+      </w:pPr>
+      <w:r>
+        <w:rPr>
+          <w:lang w:val="pt-PT"/>
+        </w:rPr>
+        <w:t>Só têm acesso remoto os utilizadores e dispositivos que constam da lista do Anexo D.2, aprovada pelo Responsável de Cibersegurança.</w:t>
+      </w:r>
+    </w:p>
+    <w:p>
+      <w:pPr>
+        <w:pStyle w:val="ListParagraph"/>
+        <w:numPr>
+          <w:ilvl w:val="0"/>
+          <w:numId w:val="2"/>
+        </w:numPr>
+        <w:rPr>
+          <w:lang w:val="pt-PT"/>
+        </w:rPr>
+      </w:pPr>
+      <w:r>
+        <w:rPr>
+          <w:lang w:val="pt-PT"/>
+        </w:rPr>
+        <w:t>O acesso remoto faz-se sempre por canal cifrado (VPN ou serviço equivalente) e com MFA.</w:t>
+      </w:r>
+    </w:p>
+    <w:p>
+      <w:pPr>
+        <w:pStyle w:val="ListParagraph"/>
+        <w:numPr>
+          <w:ilvl w:val="0"/>
+          <w:numId w:val="2"/>
+        </w:numPr>
+        <w:rPr>
+          <w:lang w:val="pt-PT"/>
+        </w:rPr>
+      </w:pPr>
+      <w:r>
+        <w:rPr>
+          <w:lang w:val="pt-PT"/>
+        </w:rPr>
+        <w:t>Os dispositivos usados são da organização ou foram aprovados pelo Responsável de TI (sistema atualizado e com proteção contra software malicioso).</w:t>
+      </w:r>
+    </w:p>
+    <w:p>
+      <w:pPr>
+        <w:pStyle w:val="ListParagraph"/>
+        <w:numPr>
+          <w:ilvl w:val="0"/>
+          <w:numId w:val="2"/>
+        </w:numPr>
+        <w:rPr>
+          <w:lang w:val="pt-PT"/>
+        </w:rPr>
+      </w:pPr>
+      <w:r>
+        <w:rPr>
+          <w:lang w:val="pt-PT"/>
+        </w:rPr>
+        <w:t>O acesso remoto de prestadores para manutenção é ativado só quando é preciso e retirado no fim.</w:t>
+      </w:r>
+    </w:p>
+    <w:p>
+      <w:pPr>
+        <w:pStyle w:val="ListParagraph"/>
+        <w:numPr>
+          <w:ilvl w:val="0"/>
+          <w:numId w:val="2"/>
+        </w:numPr>
+        <w:rPr>
+          <w:lang w:val="pt-PT"/>
+        </w:rPr>
+      </w:pPr>
+      <w:r>
+        <w:rPr>
+          <w:lang w:val="pt-PT"/>
+        </w:rPr>
+        <w:t>O que acresce nos níveis Substancial e Elevado (contas de administração, acessos remotos, registos) está na secção 12.</w:t>
+      </w:r>
+    </w:p>
+    <w:p>
+      <w:pPr>
+        <w:pStyle w:val="Heading2"/>
+        <w:rPr>
+          <w:lang w:val="pt-PT"/>
+        </w:rPr>
+      </w:pPr>
+      <w:r>
+        <w:rPr>
+          <w:lang w:val="pt-PT"/>
+        </w:rPr>
+        <w:t>7.4 Revisão e revogação de acessos</w:t>
+      </w:r>
+    </w:p>
+    <w:p>
+      <w:pPr>
+        <w:pStyle w:val="ListParagraph"/>
+        <w:numPr>
+          <w:ilvl w:val="0"/>
+          <w:numId w:val="2"/>
+        </w:numPr>
+        <w:rPr>
+          <w:lang w:val="pt-PT"/>
+        </w:rPr>
+      </w:pPr>
+      <w:r>
+        <w:rPr>
+          <w:lang w:val="pt-PT"/>
+        </w:rPr>
+        <w:t>Revisão semestral dos acessos e permissões de todos os utilizadores pelo Responsável de TI, começando pelos sistemas críticos, pelas contas de administração (Anexo D.1) e pelos acessos remotos (Anexo D.2).</w:t>
       </w:r>
     </w:p>
     <w:p>
@@ -8007,21 +8153,19 @@
         <w:rPr>
           <w:lang w:val="pt-PT"/>
         </w:rPr>
-        <w:t xml:space="preserve">Verificação trimestral de contas </w:t>
+        <w:t>Contas sem autenticação há 90 dias são desativadas: automaticamente, sempre que o sistema o permita; nos outros casos, o Responsável de TI verifica-as de 3 em 3 meses.</w:t>
       </w:r>
       <w:proofErr w:type="spellStart"/>
       <w:r>
         <w:rPr>
           <w:lang w:val="pt-PT"/>
         </w:rPr>
-        <w:t>inactivas</w:t>
       </w:r>
       <w:proofErr w:type="spellEnd"/>
       <w:r>
         <w:rPr>
           <w:lang w:val="pt-PT"/>
         </w:rPr>
-        <w:t xml:space="preserve"> (sem autenticação nos últimos 90 dias).</w:t>
       </w:r>
     </w:p>
     <w:p>
@@ -8039,7 +8183,7 @@
         <w:rPr>
           <w:lang w:val="pt-PT"/>
         </w:rPr>
-        <w:t>Todos os resultados de revisão devem ser documentados e conservados por mínimo de [12 meses].</w:t>
+        <w:t>O resultado de cada revisão é registado (Anexo D.3) e conservado durante um mínimo de [12 meses].</w:t>
       </w:r>
     </w:p>
     <w:p>
@@ -8130,7 +8274,7 @@
                 <w:szCs w:val="20"/>
                 <w:lang w:val="pt-PT"/>
               </w:rPr>
-              <w:t xml:space="preserve">DL 125/2025, </w:t>
+              <w:t>RJC, art. 27.º, n.º 1, al. a), e) e h); QNRCS PR.GA-5 e PR.SP-2 (nível Básico) - permissões de acesso revistas periodicamente; logs recolhidos, guardados, protegidos e revistos regularmente. O prazo de conservação dos logs é definido pela organização com base no risco e na proporcionalidade; esta política fixa um mínimo de [12 meses].</w:t>
             </w:r>
             <w:proofErr w:type="spellStart"/>
             <w:r>
@@ -8139,7 +8283,6 @@
                 <w:szCs w:val="20"/>
                 <w:lang w:val="pt-PT"/>
               </w:rPr>
-              <w:t>Art</w:t>
             </w:r>
             <w:proofErr w:type="spellEnd"/>
             <w:r>
@@ -8148,7 +8291,6 @@
                 <w:szCs w:val="20"/>
                 <w:lang w:val="pt-PT"/>
               </w:rPr>
-              <w:t xml:space="preserve">. 12.º - As entidades devem manter registos de </w:t>
             </w:r>
             <w:proofErr w:type="spellStart"/>
             <w:r>
@@ -8157,7 +8299,6 @@
                 <w:szCs w:val="20"/>
                 <w:lang w:val="pt-PT"/>
               </w:rPr>
-              <w:t>actividade</w:t>
             </w:r>
             <w:proofErr w:type="spellEnd"/>
             <w:r>
@@ -8166,7 +8307,6 @@
                 <w:szCs w:val="20"/>
                 <w:lang w:val="pt-PT"/>
               </w:rPr>
-              <w:t xml:space="preserve"> adequados e assegurar a sua disponibilidade para auditoria. Os </w:t>
             </w:r>
             <w:proofErr w:type="spellStart"/>
             <w:r>
@@ -8175,7 +8315,6 @@
                 <w:szCs w:val="20"/>
                 <w:lang w:val="pt-PT"/>
               </w:rPr>
-              <w:t>logs</w:t>
             </w:r>
             <w:proofErr w:type="spellEnd"/>
             <w:r>
@@ -8184,7 +8323,6 @@
                 <w:szCs w:val="20"/>
                 <w:lang w:val="pt-PT"/>
               </w:rPr>
-              <w:t xml:space="preserve"> de acesso a sistemas críticos devem ser retidos por mínimo de 12 meses.</w:t>
             </w:r>
           </w:p>
         </w:tc>
@@ -8249,7 +8387,7 @@
         <w:rPr>
           <w:lang w:val="pt-PT"/>
         </w:rPr>
-        <w:t>detectar</w:t>
+        <w:t>detetar</w:t>
       </w:r>
       <w:proofErr w:type="spellEnd"/>
       <w:r>
@@ -8292,7 +8430,7 @@
         <w:rPr>
           <w:lang w:val="pt-PT"/>
         </w:rPr>
-        <w:t xml:space="preserve">Os </w:t>
+        <w:t>Os logs são protegidos contra alteração ou eliminação não autorizada. Nos sistemas críticos, são guardados num sistema separado dos equipamentos que os geram (obrigatório a partir do nível Elevado; recomendado nos restantes).</w:t>
       </w:r>
       <w:proofErr w:type="spellStart"/>
       <w:r>
@@ -8301,14 +8439,12 @@
           <w:iCs/>
           <w:lang w:val="pt-PT"/>
         </w:rPr>
-        <w:t>logs</w:t>
       </w:r>
       <w:proofErr w:type="spellEnd"/>
       <w:r>
         <w:rPr>
           <w:lang w:val="pt-PT"/>
         </w:rPr>
-        <w:t xml:space="preserve"> devem ser armazenados num sistema separado dos equipamentos que os geram, protegidos contra alteração ou eliminação não autorizada.</w:t>
       </w:r>
     </w:p>
     <w:p>
@@ -8342,7 +8478,7 @@
         <w:rPr>
           <w:lang w:val="pt-PT"/>
         </w:rPr>
-        <w:t xml:space="preserve"> de acesso a sistemas críticos devem ser retidos por mínimo de [12 meses].</w:t>
+        <w:t xml:space="preserve"> de autenticação e de acesso são conservados durante um mínimo de [12 meses].</w:t>
       </w:r>
     </w:p>
     <w:p>
@@ -8360,7 +8496,7 @@
         <w:rPr>
           <w:lang w:val="pt-PT"/>
         </w:rPr>
-        <w:t>O Responsável de TI deve rever os alertas de autenticação suspeita (múltiplas falhas, acessos fora de horas, acessos de locais incomuns) pelo menos semanalmente.</w:t>
+        <w:t>O Responsável de TI revê os registos de autenticação pelo menos uma vez por mês (tentativas falhadas, acessos fora de horas ou de locais incomuns, alterações de permissões) e trata os alertas logo que surjam.</w:t>
       </w:r>
     </w:p>
     <w:p>
@@ -8546,7 +8682,7 @@
                 <w:szCs w:val="20"/>
                 <w:lang w:val="pt-PT"/>
               </w:rPr>
-              <w:t>Administração / Gerência</w:t>
+              <w:t>Órgão de gestão</w:t>
             </w:r>
           </w:p>
         </w:tc>
@@ -8580,7 +8716,7 @@
                 <w:szCs w:val="20"/>
                 <w:lang w:val="pt-PT"/>
               </w:rPr>
-              <w:t>Aprovar esta política e os recursos necessários. Aprovar pedidos de acesso fora do procedimento normal. Rever e assinar os formulários ACMF e ARF. Ser informada de acessos não autorizados ou de comprometimento de contas críticas.</w:t>
+              <w:t>Aprovar esta política e os recursos necessários (RJC, art. 25.º, n.º 1, al. a)) e supervisionar a sua aplicação. Aprovar pedidos de acesso fora do procedimento normal. Ser informado de acessos não autorizados ou de comprometimento de contas críticas.</w:t>
             </w:r>
           </w:p>
         </w:tc>
@@ -8618,7 +8754,7 @@
                 <w:szCs w:val="20"/>
                 <w:lang w:val="pt-PT"/>
               </w:rPr>
-              <w:t>Responsável de TI (interno ou externo)</w:t>
+              <w:t>Responsável de Cibersegurança</w:t>
             </w:r>
           </w:p>
         </w:tc>
@@ -8652,43 +8788,7 @@
                 <w:szCs w:val="20"/>
                 <w:lang w:val="pt-PT"/>
               </w:rPr>
-              <w:t xml:space="preserve">Criar, modificar e revogar contas e acessos. Gerir a infraestrutura de autenticação (incluindo MFA). Manter e rever os </w:t>
-            </w:r>
-            <w:proofErr w:type="spellStart"/>
-            <w:r>
-              <w:rPr>
-                <w:sz w:val="20"/>
-                <w:szCs w:val="20"/>
-                <w:lang w:val="pt-PT"/>
-              </w:rPr>
-              <w:t>logs</w:t>
-            </w:r>
-            <w:proofErr w:type="spellEnd"/>
-            <w:r>
-              <w:rPr>
-                <w:sz w:val="20"/>
-                <w:szCs w:val="20"/>
-                <w:lang w:val="pt-PT"/>
-              </w:rPr>
-              <w:t xml:space="preserve"> de autenticação. Executar revisões periódicas de acessos. Gerir e monitorizar contas de serviço e contas privilegiadas. Reportar contas suspeitas ou </w:t>
-            </w:r>
-            <w:proofErr w:type="spellStart"/>
-            <w:r>
-              <w:rPr>
-                <w:sz w:val="20"/>
-                <w:szCs w:val="20"/>
-                <w:lang w:val="pt-PT"/>
-              </w:rPr>
-              <w:t>inactivas</w:t>
-            </w:r>
-            <w:proofErr w:type="spellEnd"/>
-            <w:r>
-              <w:rPr>
-                <w:sz w:val="20"/>
-                <w:szCs w:val="20"/>
-                <w:lang w:val="pt-PT"/>
-              </w:rPr>
-              <w:t>.</w:t>
+              <w:t>Propor esta política e as suas revisões ao Órgão de gestão (RJC, art. 31.º, n.º 2, al. a)). Aprovar as contas de administração, os acessos remotos e as exceções (Anexo D). Confirmar que a revisão semestral de acessos é feita e registada.</w:t>
             </w:r>
           </w:p>
         </w:tc>
@@ -8726,7 +8826,7 @@
                 <w:szCs w:val="20"/>
                 <w:lang w:val="pt-PT"/>
               </w:rPr>
-              <w:t>Responsável de Recursos Humanos</w:t>
+              <w:t>Responsável de TI (interno ou prestador externo)</w:t>
             </w:r>
           </w:p>
         </w:tc>
@@ -8760,7 +8860,7 @@
                 <w:szCs w:val="20"/>
                 <w:lang w:val="pt-PT"/>
               </w:rPr>
-              <w:t xml:space="preserve">Comunicar atempadamente ao Responsável de TI as entradas, saídas e mudanças de função dos colaboradores. Submeter os formulários ACMF e ARF com a antecedência mínima exigida. O não cumprimento deste prazo pode resultar em acessos </w:t>
+              <w:t>Criar, modificar e revogar contas e acessos. Gerir a infraestrutura de autenticação (incluindo MFA). Manter e rever os logs de autenticação. Fazer a revisão semestral de acessos e manter os registos do Anexo D. Gerir e monitorizar contas de serviço e contas de administração. Reportar contas suspeitas ou inativas.</w:t>
             </w:r>
             <w:proofErr w:type="spellStart"/>
             <w:r>
@@ -8769,7 +8869,6 @@
                 <w:szCs w:val="20"/>
                 <w:lang w:val="pt-PT"/>
               </w:rPr>
-              <w:t>activos</w:t>
             </w:r>
             <w:proofErr w:type="spellEnd"/>
             <w:r>
@@ -8778,7 +8877,22 @@
                 <w:szCs w:val="20"/>
                 <w:lang w:val="pt-PT"/>
               </w:rPr>
-              <w:t xml:space="preserve"> após saída do colaborador.</w:t>
+            </w:r>
+            <w:proofErr w:type="spellStart"/>
+            <w:r>
+              <w:rPr>
+                <w:sz w:val="20"/>
+                <w:szCs w:val="20"/>
+                <w:lang w:val="pt-PT"/>
+              </w:rPr>
+            </w:r>
+            <w:proofErr w:type="spellEnd"/>
+            <w:r>
+              <w:rPr>
+                <w:sz w:val="20"/>
+                <w:szCs w:val="20"/>
+                <w:lang w:val="pt-PT"/>
+              </w:rPr>
             </w:r>
           </w:p>
         </w:tc>
@@ -8816,7 +8930,7 @@
                 <w:szCs w:val="20"/>
                 <w:lang w:val="pt-PT"/>
               </w:rPr>
-              <w:t>Todos os colaboradores e prestadores</w:t>
+              <w:t>Recursos Humanos (ou quem gere o pessoal)</w:t>
             </w:r>
           </w:p>
         </w:tc>
@@ -8830,6 +8944,96 @@
               <w:right w:val="single" w:sz="6" w:space="0" w:color="AAAAAA"/>
             </w:tcBorders>
             <w:shd w:val="clear" w:color="auto" w:fill="D6E4F0"/>
+            <w:tcMar>
+              <w:top w:w="80" w:type="dxa"/>
+              <w:left w:w="120" w:type="dxa"/>
+              <w:bottom w:w="80" w:type="dxa"/>
+              <w:right w:w="120" w:type="dxa"/>
+            </w:tcMar>
+            <w:vAlign w:val="center"/>
+          </w:tcPr>
+          <w:p>
+            <w:pPr>
+              <w:rPr>
+                <w:lang w:val="pt-PT"/>
+              </w:rPr>
+            </w:pPr>
+            <w:r>
+              <w:rPr>
+                <w:sz w:val="20"/>
+                <w:szCs w:val="20"/>
+                <w:lang w:val="pt-PT"/>
+              </w:rPr>
+              <w:t xml:space="preserve">Comunicar atempadamente ao Responsável de TI as entradas, saídas e mudanças de função dos colaboradores. Submeter os formulários ACMF e ARF com a antecedência mínima exigida. O não cumprimento deste prazo pode resultar em acessos </w:t>
+            </w:r>
+            <w:proofErr w:type="spellStart"/>
+            <w:r>
+              <w:rPr>
+                <w:sz w:val="20"/>
+                <w:szCs w:val="20"/>
+                <w:lang w:val="pt-PT"/>
+              </w:rPr>
+              <w:t>ativos</w:t>
+            </w:r>
+            <w:proofErr w:type="spellEnd"/>
+            <w:r>
+              <w:rPr>
+                <w:sz w:val="20"/>
+                <w:szCs w:val="20"/>
+                <w:lang w:val="pt-PT"/>
+              </w:rPr>
+              <w:t xml:space="preserve"> após saída do colaborador.</w:t>
+            </w:r>
+          </w:p>
+        </w:tc>
+      </w:tr>
+      <w:tr>
+        <w:tc>
+          <w:tcPr>
+            <w:tcW w:w="2600" w:type="dxa"/>
+            <w:tcBorders>
+              <w:top w:val="single" w:sz="6" w:space="0" w:color="AAAAAA"/>
+              <w:left w:val="single" w:sz="6" w:space="0" w:color="AAAAAA"/>
+              <w:bottom w:val="single" w:sz="6" w:space="0" w:color="AAAAAA"/>
+              <w:right w:val="single" w:sz="6" w:space="0" w:color="AAAAAA"/>
+            </w:tcBorders>
+            <w:shd w:val="clear" w:color="auto" w:fill="FFFFFF"/>
+            <w:tcMar>
+              <w:top w:w="80" w:type="dxa"/>
+              <w:left w:w="120" w:type="dxa"/>
+              <w:bottom w:w="80" w:type="dxa"/>
+              <w:right w:w="120" w:type="dxa"/>
+            </w:tcMar>
+            <w:vAlign w:val="center"/>
+          </w:tcPr>
+          <w:p>
+            <w:pPr>
+              <w:rPr>
+                <w:lang w:val="pt-PT"/>
+              </w:rPr>
+            </w:pPr>
+            <w:r>
+              <w:rPr>
+                <w:b/>
+                <w:bCs/>
+                <w:sz w:val="20"/>
+                <w:szCs w:val="20"/>
+                <w:lang w:val="pt-PT"/>
+              </w:rPr>
+              <w:t>Colaboradores (incluindo temporários, estagiários e prestadores com acesso)</w:t>
+            </w:r>
+          </w:p>
+        </w:tc>
+        <w:tc>
+          <w:tcPr>
+            <w:tcW w:w="6426" w:type="dxa"/>
+            <w:tcBorders>
+              <w:top w:val="single" w:sz="6" w:space="0" w:color="AAAAAA"/>
+              <w:left w:val="single" w:sz="6" w:space="0" w:color="AAAAAA"/>
+              <w:bottom w:val="single" w:sz="6" w:space="0" w:color="AAAAAA"/>
+              <w:right w:val="single" w:sz="6" w:space="0" w:color="AAAAAA"/>
+            </w:tcBorders>
+            <w:shd w:val="clear" w:color="auto" w:fill="FFFFFF"/>
             <w:tcMar>
               <w:top w:w="80" w:type="dxa"/>
               <w:left w:w="120" w:type="dxa"/>
@@ -8926,7 +9130,7 @@
                 <w:szCs w:val="20"/>
                 <w:lang w:val="pt-PT"/>
               </w:rPr>
-              <w:t xml:space="preserve">DL 125/2025, </w:t>
+              <w:t>RJC, art. 25.º, n.º 1, al. a) e b) - Os órgãos de gestão, direção e administração aprovam as medidas de gestão dos riscos de cibersegurança adotadas nos termos do art. 27.º, que incluem as políticas de controlo de acessos, e supervisionam a sua aplicação.</w:t>
             </w:r>
             <w:proofErr w:type="spellStart"/>
             <w:r>
@@ -8935,7 +9139,6 @@
                 <w:szCs w:val="20"/>
                 <w:lang w:val="pt-PT"/>
               </w:rPr>
-              <w:t>Art</w:t>
             </w:r>
             <w:proofErr w:type="spellEnd"/>
             <w:r>
@@ -8944,7 +9147,6 @@
                 <w:szCs w:val="20"/>
                 <w:lang w:val="pt-PT"/>
               </w:rPr>
-              <w:t>. 8.º - O órgão de administração é responsável pela aprovação das políticas de controlo de acessos e pela supervisão da sua implementação.</w:t>
             </w:r>
           </w:p>
         </w:tc>
@@ -9047,7 +9249,7 @@
         <w:rPr>
           <w:lang w:val="pt-PT"/>
         </w:rPr>
-        <w:t xml:space="preserve">Esta política deve ser revista anualmente ou sempre que ocorram alterações significativas na organização, na tecnologia utilizada ou no quadro legal. A próxima revisão está prevista para </w:t>
+        <w:t xml:space="preserve">Esta política é aprovada pelo Órgão de gestão (RJC, art. 25.º, n.º 1, al. a)) e revista anualmente ou sempre que ocorram alterações significativas na organização, na tecnologia utilizada ou no quadro legal. A revisão pode ser agendada como tarefa recorrente na plataforma NIS2PME. A próxima revisão está prevista para </w:t>
       </w:r>
       <w:r>
         <w:rPr>
@@ -9114,7 +9316,7 @@
         <w:rPr>
           <w:lang w:val="pt-PT"/>
         </w:rPr>
-        <w:t xml:space="preserve">Esta </w:t>
+        <w:t>Esta checklist é usada pelo Responsável de TI na revisão semestral de acessos e pelo Responsável de Cibersegurança na revisão anual da política. O resultado de cada revisão regista-se no Anexo D.3:</w:t>
       </w:r>
       <w:proofErr w:type="spellStart"/>
       <w:r>
@@ -9123,14 +9325,12 @@
           <w:iCs/>
           <w:lang w:val="pt-PT"/>
         </w:rPr>
-        <w:t>checklist</w:t>
       </w:r>
       <w:proofErr w:type="spellEnd"/>
       <w:r>
         <w:rPr>
           <w:lang w:val="pt-PT"/>
         </w:rPr>
-        <w:t xml:space="preserve"> deve ser usada pelo Responsável de TI nas revisões semestrais e pela Administração nas revisões anuais:</w:t>
       </w:r>
     </w:p>
     <w:p>
@@ -9243,7 +9443,7 @@
                 <w:szCs w:val="20"/>
                 <w:lang w:val="pt-PT"/>
               </w:rPr>
-              <w:t>activas</w:t>
+              <w:t>ativas</w:t>
             </w:r>
             <w:proofErr w:type="spellEnd"/>
             <w:r>
@@ -9261,7 +9461,7 @@
                 <w:szCs w:val="20"/>
                 <w:lang w:val="pt-PT"/>
               </w:rPr>
-              <w:t>activa</w:t>
+              <w:t>ativa</w:t>
             </w:r>
             <w:proofErr w:type="spellEnd"/>
             <w:r>
@@ -9412,7 +9612,7 @@
                 <w:szCs w:val="20"/>
                 <w:lang w:val="pt-PT"/>
               </w:rPr>
-              <w:t>As contas privilegiadas são usadas apenas para tarefas administrativas (não para uso diário).</w:t>
+              <w:t>As contas de administração estão separadas das contas de uso diário e constam do registo aprovado (Anexo D.1).</w:t>
             </w:r>
           </w:p>
         </w:tc>
@@ -9492,7 +9692,7 @@
                 <w:szCs w:val="20"/>
                 <w:lang w:val="pt-PT"/>
               </w:rPr>
-              <w:t>interactivo</w:t>
+              <w:t>interativo</w:t>
             </w:r>
             <w:proofErr w:type="spellEnd"/>
             <w:r>
@@ -9510,7 +9710,7 @@
                 <w:szCs w:val="20"/>
                 <w:lang w:val="pt-PT"/>
               </w:rPr>
-              <w:t>activado</w:t>
+              <w:t>ativado</w:t>
             </w:r>
             <w:proofErr w:type="spellEnd"/>
             <w:r>
@@ -9590,7 +9790,7 @@
                 <w:szCs w:val="20"/>
                 <w:lang w:val="pt-PT"/>
               </w:rPr>
-              <w:t xml:space="preserve">Nenhuma conta partilhada é usada sem lista de utilizadores documentada e monitorização </w:t>
+              <w:t>Nenhuma conta partilhada é usada sem exceção registada (Anexo D.4), lista de utilizadores documentada e monitorização ativa.</w:t>
             </w:r>
             <w:proofErr w:type="spellStart"/>
             <w:r>
@@ -9599,7 +9799,6 @@
                 <w:szCs w:val="20"/>
                 <w:lang w:val="pt-PT"/>
               </w:rPr>
-              <w:t>activa</w:t>
             </w:r>
             <w:proofErr w:type="spellEnd"/>
             <w:r>
@@ -9608,7 +9807,6 @@
                 <w:szCs w:val="20"/>
                 <w:lang w:val="pt-PT"/>
               </w:rPr>
-              <w:t>.</w:t>
             </w:r>
           </w:p>
         </w:tc>
@@ -9679,7 +9877,7 @@
                 <w:szCs w:val="20"/>
                 <w:lang w:val="pt-PT"/>
               </w:rPr>
-              <w:t>A revisão semestral de acessos a sistemas críticos foi concluída e documentada.</w:t>
+              <w:t>A revisão semestral de acessos e permissões foi concluída e registada (Anexo D.3).</w:t>
             </w:r>
           </w:p>
         </w:tc>
@@ -9750,7 +9948,7 @@
                 <w:szCs w:val="20"/>
                 <w:lang w:val="pt-PT"/>
               </w:rPr>
-              <w:t xml:space="preserve">As contas </w:t>
+              <w:t>As contas inativas (90 dias ou mais) foram identificadas e desativadas.</w:t>
             </w:r>
             <w:proofErr w:type="spellStart"/>
             <w:r>
@@ -9759,7 +9957,6 @@
                 <w:szCs w:val="20"/>
                 <w:lang w:val="pt-PT"/>
               </w:rPr>
-              <w:t>inactivas</w:t>
             </w:r>
             <w:proofErr w:type="spellEnd"/>
             <w:r>
@@ -9768,7 +9965,79 @@
                 <w:szCs w:val="20"/>
                 <w:lang w:val="pt-PT"/>
               </w:rPr>
-              <w:t xml:space="preserve"> (90+ dias) foram identificadas e suspensas.</w:t>
+            </w:r>
+          </w:p>
+        </w:tc>
+        <w:tc>
+          <w:tcPr>
+            <w:tcW w:w="800" w:type="dxa"/>
+            <w:tcBorders>
+              <w:top w:val="single" w:sz="6" w:space="0" w:color="AAAAAA"/>
+              <w:left w:val="single" w:sz="6" w:space="0" w:color="AAAAAA"/>
+              <w:bottom w:val="single" w:sz="6" w:space="0" w:color="AAAAAA"/>
+              <w:right w:val="single" w:sz="6" w:space="0" w:color="AAAAAA"/>
+            </w:tcBorders>
+            <w:shd w:val="clear" w:color="auto" w:fill="FFFFFF"/>
+            <w:tcMar>
+              <w:top w:w="80" w:type="dxa"/>
+              <w:left w:w="120" w:type="dxa"/>
+              <w:bottom w:w="80" w:type="dxa"/>
+              <w:right w:w="120" w:type="dxa"/>
+            </w:tcMar>
+            <w:vAlign w:val="center"/>
+          </w:tcPr>
+          <w:p>
+            <w:pPr>
+              <w:jc w:val="center"/>
+              <w:rPr>
+                <w:lang w:val="pt-PT"/>
+              </w:rPr>
+            </w:pPr>
+            <w:r>
+              <w:rPr>
+                <w:sz w:val="20"/>
+                <w:szCs w:val="20"/>
+                <w:lang w:val="pt-PT"/>
+              </w:rPr>
+              <w:t>[ ]</w:t>
+            </w:r>
+          </w:p>
+        </w:tc>
+      </w:tr>
+      <w:tr>
+        <w:tc>
+          <w:tcPr>
+            <w:tcW w:w="8226" w:type="dxa"/>
+            <w:tcBorders>
+              <w:top w:val="single" w:sz="6" w:space="0" w:color="AAAAAA"/>
+              <w:left w:val="single" w:sz="6" w:space="0" w:color="AAAAAA"/>
+              <w:bottom w:val="single" w:sz="6" w:space="0" w:color="AAAAAA"/>
+              <w:right w:val="single" w:sz="6" w:space="0" w:color="AAAAAA"/>
+            </w:tcBorders>
+            <w:shd w:val="clear" w:color="auto" w:fill="FFFFFF"/>
+            <w:tcMar>
+              <w:top w:w="80" w:type="dxa"/>
+              <w:left w:w="120" w:type="dxa"/>
+              <w:bottom w:w="80" w:type="dxa"/>
+              <w:right w:w="120" w:type="dxa"/>
+            </w:tcMar>
+            <w:vAlign w:val="center"/>
+          </w:tcPr>
+          <w:p>
+            <w:pPr>
+              <w:rPr>
+                <w:lang w:val="pt-PT"/>
+              </w:rPr>
+            </w:pPr>
+            <w:proofErr w:type="spellStart"/>
+            <w:proofErr w:type="spellEnd"/>
+            <w:r>
+              <w:rPr>
+                <w:sz w:val="20"/>
+                <w:szCs w:val="20"/>
+                <w:lang w:val="pt-PT"/>
+              </w:rPr>
+              <w:t>A lista de utilizadores e dispositivos com acesso remoto (Anexo D.2) está atualizada.</w:t>
             </w:r>
           </w:p>
         </w:tc>
@@ -9910,7 +10179,7 @@
                 <w:szCs w:val="20"/>
                 <w:lang w:val="pt-PT"/>
               </w:rPr>
-              <w:t xml:space="preserve">MFA </w:t>
+              <w:t>MFA ativo em todas as contas que o suportem, incluindo acessos remotos, correio eletrónico e serviços na nuvem.</w:t>
             </w:r>
             <w:proofErr w:type="spellStart"/>
             <w:r>
@@ -9919,7 +10188,6 @@
                 <w:szCs w:val="20"/>
                 <w:lang w:val="pt-PT"/>
               </w:rPr>
-              <w:t>activo</w:t>
             </w:r>
             <w:proofErr w:type="spellEnd"/>
             <w:r>
@@ -9928,7 +10196,6 @@
                 <w:szCs w:val="20"/>
                 <w:lang w:val="pt-PT"/>
               </w:rPr>
-              <w:t xml:space="preserve"> para todos os acessos remotos.</w:t>
             </w:r>
           </w:p>
         </w:tc>
@@ -10008,7 +10275,7 @@
                 <w:szCs w:val="20"/>
                 <w:lang w:val="pt-PT"/>
               </w:rPr>
-              <w:t>activo</w:t>
+              <w:t>ativo</w:t>
             </w:r>
             <w:proofErr w:type="spellEnd"/>
             <w:r>
@@ -10088,7 +10355,7 @@
                 <w:szCs w:val="20"/>
                 <w:lang w:val="pt-PT"/>
               </w:rPr>
-              <w:t xml:space="preserve">MFA </w:t>
+              <w:t>As exceções ao MFA (sistemas que não o suportam) estão aprovadas e registadas (Anexo D.4).</w:t>
             </w:r>
             <w:proofErr w:type="spellStart"/>
             <w:r>
@@ -10097,7 +10364,6 @@
                 <w:szCs w:val="20"/>
                 <w:lang w:val="pt-PT"/>
               </w:rPr>
-              <w:t>activo</w:t>
             </w:r>
             <w:proofErr w:type="spellEnd"/>
             <w:r>
@@ -10106,7 +10372,6 @@
                 <w:szCs w:val="20"/>
                 <w:lang w:val="pt-PT"/>
               </w:rPr>
-              <w:t xml:space="preserve"> para todos os sistemas críticos (ERP, CRM, bases de dados com dados pessoais).</w:t>
             </w:r>
           </w:p>
         </w:tc>
@@ -10177,7 +10442,7 @@
                 <w:szCs w:val="20"/>
                 <w:lang w:val="pt-PT"/>
               </w:rPr>
-              <w:t>Bloqueio de conta configurado após 5 tentativas falhadas, com suspensão de 15 minutos.</w:t>
+              <w:t>Bloqueio de conta configurado após 5 tentativas falhadas, com bloqueio de 15 minutos.</w:t>
             </w:r>
           </w:p>
         </w:tc>
@@ -10248,7 +10513,7 @@
                 <w:szCs w:val="20"/>
                 <w:lang w:val="pt-PT"/>
               </w:rPr>
-              <w:t xml:space="preserve">Suspensão automática de contas </w:t>
+              <w:t>Desativação automática de contas inativas configurada (90 dias).</w:t>
             </w:r>
             <w:proofErr w:type="spellStart"/>
             <w:r>
@@ -10257,7 +10522,6 @@
                 <w:szCs w:val="20"/>
                 <w:lang w:val="pt-PT"/>
               </w:rPr>
-              <w:t>inactivas</w:t>
             </w:r>
             <w:proofErr w:type="spellEnd"/>
             <w:r>
@@ -10266,7 +10530,6 @@
                 <w:szCs w:val="20"/>
                 <w:lang w:val="pt-PT"/>
               </w:rPr>
-              <w:t xml:space="preserve"> configurada (90 dias).</w:t>
             </w:r>
           </w:p>
         </w:tc>
@@ -10409,7 +10672,7 @@
                 <w:szCs w:val="20"/>
                 <w:lang w:val="pt-PT"/>
               </w:rPr>
-              <w:t>Logs</w:t>
+              <w:t>Logs de autenticação configurados e conservados durante [12 meses] no mínimo.</w:t>
             </w:r>
             <w:proofErr w:type="spellEnd"/>
             <w:r>
@@ -10418,7 +10681,6 @@
                 <w:szCs w:val="20"/>
                 <w:lang w:val="pt-PT"/>
               </w:rPr>
-              <w:t xml:space="preserve"> de autenticação configurados e retidos por mínimo de 12 meses.</w:t>
             </w:r>
           </w:p>
         </w:tc>
@@ -10773,7 +11035,7 @@
                 <w:szCs w:val="20"/>
                 <w:lang w:val="pt-PT"/>
               </w:rPr>
-              <w:t>O Responsável de RH foi informado dos procedimentos de entrada e saída de colaboradores.</w:t>
+              <w:t>Os Recursos Humanos (ou quem gere o pessoal) conhecem o processo de entrada, mudança de função e saída (Anexos A e B).</w:t>
             </w:r>
           </w:p>
         </w:tc>
@@ -10898,6 +11160,2622 @@
                 <w:lang w:val="pt-PT"/>
               </w:rPr>
               <w:t>[ ]</w:t>
+            </w:r>
+          </w:p>
+        </w:tc>
+      </w:tr>
+    </w:tbl>
+    <w:p>
+      <w:pPr>
+        <w:spacing w:before="120"/>
+        <w:rPr>
+          <w:lang w:val="pt-PT"/>
+        </w:rPr>
+      </w:pPr>
+    </w:p>
+    <w:p>
+      <w:pPr>
+        <w:pBdr>
+          <w:bottom w:val="single" w:sz="6" w:space="1" w:color="2E75B6"/>
+        </w:pBdr>
+        <w:spacing w:before="80" w:after="80"/>
+        <w:rPr>
+          <w:lang w:val="pt-PT"/>
+        </w:rPr>
+      </w:pPr>
+    </w:p>
+    <w:p>
+      <w:pPr>
+        <w:pStyle w:val="Heading1"/>
+        <w:rPr>
+          <w:lang w:val="pt-PT"/>
+        </w:rPr>
+      </w:pPr>
+      <w:r>
+        <w:rPr>
+          <w:lang w:val="pt-PT"/>
+        </w:rPr>
+        <w:t>12. Níveis do QNRCS</w:t>
+      </w:r>
+    </w:p>
+    <w:p>
+      <w:pPr>
+        <w:spacing w:before="80" w:after="80"/>
+        <w:rPr>
+          <w:lang w:val="pt-PT"/>
+        </w:rPr>
+      </w:pPr>
+      <w:r>
+        <w:rPr>
+          <w:lang w:val="pt-PT"/>
+        </w:rPr>
+        <w:t>Esta política serve, tal como está, para o nível Básico do QNRCS. Os níveis são cumulativos: quem está no nível Substancial cumpre também o Básico, e quem está no Elevado cumpre os três (Regulamento n.º 756/2026, art. 30.º, n.º 2). Algumas regras desta política já vão além do nível Básico por opção da organização (por exemplo, MFA em todas as contas que o suportem). A tabela indica o que acresce em cada nível:</w:t>
+      </w:r>
+    </w:p>
+    <w:tbl>
+      <w:tblPr>
+        <w:tblW w:w="9026" w:type="dxa"/>
+        <w:tblBorders>
+          <w:top w:val="single" w:sz="4" w:space="0" w:color="auto"/>
+          <w:left w:val="single" w:sz="4" w:space="0" w:color="auto"/>
+          <w:bottom w:val="single" w:sz="4" w:space="0" w:color="auto"/>
+          <w:right w:val="single" w:sz="4" w:space="0" w:color="auto"/>
+          <w:insideH w:val="single" w:sz="4" w:space="0" w:color="auto"/>
+          <w:insideV w:val="single" w:sz="4" w:space="0" w:color="auto"/>
+        </w:tblBorders>
+        <w:tblCellMar>
+          <w:left w:w="10" w:type="dxa"/>
+          <w:right w:w="10" w:type="dxa"/>
+        </w:tblCellMar>
+        <w:tblLook w:val="0000" w:firstRow="0" w:lastRow="0" w:firstColumn="0" w:lastColumn="0" w:noHBand="0" w:noVBand="0"/>
+      </w:tblPr>
+      <w:tblGrid>
+        <w:gridCol w:w="1500"/>
+        <w:gridCol w:w="6026"/>
+        <w:gridCol w:w="1500"/>
+      </w:tblGrid>
+      <w:tr>
+        <w:tc>
+          <w:tcPr>
+            <w:tcW w:w="1500" w:type="dxa"/>
+            <w:tcBorders>
+              <w:top w:val="single" w:sz="6" w:space="0" w:color="2E75B6"/>
+              <w:left w:val="single" w:sz="6" w:space="0" w:color="2E75B6"/>
+              <w:bottom w:val="single" w:sz="6" w:space="0" w:color="2E75B6"/>
+              <w:right w:val="single" w:sz="6" w:space="0" w:color="2E75B6"/>
+            </w:tcBorders>
+            <w:shd w:val="clear" w:color="auto" w:fill="1F4E79"/>
+            <w:tcMar>
+              <w:top w:w="80" w:type="dxa"/>
+              <w:left w:w="120" w:type="dxa"/>
+              <w:bottom w:w="80" w:type="dxa"/>
+              <w:right w:w="120" w:type="dxa"/>
+            </w:tcMar>
+            <w:vAlign w:val="center"/>
+          </w:tcPr>
+          <w:p>
+            <w:pPr>
+              <w:jc w:val="center"/>
+              <w:rPr>
+                <w:lang w:val="pt-PT"/>
+              </w:rPr>
+            </w:pPr>
+            <w:r>
+              <w:rPr>
+                <w:b/>
+                <w:bCs/>
+                <w:color w:val="FFFFFF"/>
+                <w:sz w:val="20"/>
+                <w:szCs w:val="20"/>
+                <w:lang w:val="pt-PT"/>
+              </w:rPr>
+              <w:t>Nível</w:t>
+            </w:r>
+          </w:p>
+        </w:tc>
+        <w:tc>
+          <w:tcPr>
+            <w:tcW w:w="6026" w:type="dxa"/>
+            <w:tcBorders>
+              <w:top w:val="single" w:sz="6" w:space="0" w:color="2E75B6"/>
+              <w:left w:val="single" w:sz="6" w:space="0" w:color="2E75B6"/>
+              <w:bottom w:val="single" w:sz="6" w:space="0" w:color="2E75B6"/>
+              <w:right w:val="single" w:sz="6" w:space="0" w:color="2E75B6"/>
+            </w:tcBorders>
+            <w:shd w:val="clear" w:color="auto" w:fill="1F4E79"/>
+            <w:tcMar>
+              <w:top w:w="80" w:type="dxa"/>
+              <w:left w:w="120" w:type="dxa"/>
+              <w:bottom w:w="80" w:type="dxa"/>
+              <w:right w:w="120" w:type="dxa"/>
+            </w:tcMar>
+            <w:vAlign w:val="center"/>
+          </w:tcPr>
+          <w:p>
+            <w:pPr>
+              <w:jc w:val="center"/>
+              <w:rPr>
+                <w:lang w:val="pt-PT"/>
+              </w:rPr>
+            </w:pPr>
+            <w:r>
+              <w:rPr>
+                <w:b/>
+                <w:bCs/>
+                <w:color w:val="FFFFFF"/>
+                <w:sz w:val="20"/>
+                <w:szCs w:val="20"/>
+                <w:lang w:val="pt-PT"/>
+              </w:rPr>
+              <w:t>O que acresce</w:t>
+            </w:r>
+          </w:p>
+        </w:tc>
+        <w:tc>
+          <w:tcPr>
+            <w:tcW w:w="1500" w:type="dxa"/>
+            <w:tcBorders>
+              <w:top w:val="single" w:sz="6" w:space="0" w:color="2E75B6"/>
+              <w:left w:val="single" w:sz="6" w:space="0" w:color="2E75B6"/>
+              <w:bottom w:val="single" w:sz="6" w:space="0" w:color="2E75B6"/>
+              <w:right w:val="single" w:sz="6" w:space="0" w:color="2E75B6"/>
+            </w:tcBorders>
+            <w:shd w:val="clear" w:color="auto" w:fill="1F4E79"/>
+            <w:tcMar>
+              <w:top w:w="80" w:type="dxa"/>
+              <w:left w:w="120" w:type="dxa"/>
+              <w:bottom w:w="80" w:type="dxa"/>
+              <w:right w:w="120" w:type="dxa"/>
+            </w:tcMar>
+            <w:vAlign w:val="center"/>
+          </w:tcPr>
+          <w:p>
+            <w:pPr>
+              <w:jc w:val="center"/>
+              <w:rPr>
+                <w:lang w:val="pt-PT"/>
+              </w:rPr>
+            </w:pPr>
+            <w:r>
+              <w:rPr>
+                <w:b/>
+                <w:bCs/>
+                <w:color w:val="FFFFFF"/>
+                <w:sz w:val="20"/>
+                <w:szCs w:val="20"/>
+                <w:lang w:val="pt-PT"/>
+              </w:rPr>
+              <w:t>Controlo</w:t>
+            </w:r>
+          </w:p>
+        </w:tc>
+      </w:tr>
+      <w:tr>
+        <w:tc>
+          <w:tcPr>
+            <w:tcW w:w="1500" w:type="dxa"/>
+            <w:tcBorders>
+              <w:top w:val="single" w:sz="6" w:space="0" w:color="AAAAAA"/>
+              <w:left w:val="single" w:sz="6" w:space="0" w:color="AAAAAA"/>
+              <w:bottom w:val="single" w:sz="6" w:space="0" w:color="AAAAAA"/>
+              <w:right w:val="single" w:sz="6" w:space="0" w:color="AAAAAA"/>
+            </w:tcBorders>
+            <w:shd w:val="clear" w:color="auto" w:fill="FFFFFF"/>
+            <w:tcMar>
+              <w:top w:w="80" w:type="dxa"/>
+              <w:left w:w="120" w:type="dxa"/>
+              <w:bottom w:w="80" w:type="dxa"/>
+              <w:right w:w="120" w:type="dxa"/>
+            </w:tcMar>
+            <w:vAlign w:val="center"/>
+          </w:tcPr>
+          <w:p>
+            <w:pPr>
+              <w:rPr>
+                <w:lang w:val="pt-PT"/>
+              </w:rPr>
+            </w:pPr>
+            <w:r>
+              <w:rPr>
+                <w:b/>
+                <w:sz w:val="20"/>
+                <w:szCs w:val="20"/>
+                <w:lang w:val="pt-PT"/>
+              </w:rPr>
+              <w:t>Substancial</w:t>
+            </w:r>
+          </w:p>
+        </w:tc>
+        <w:tc>
+          <w:tcPr>
+            <w:tcW w:w="6026" w:type="dxa"/>
+            <w:tcBorders>
+              <w:top w:val="single" w:sz="6" w:space="0" w:color="AAAAAA"/>
+              <w:left w:val="single" w:sz="6" w:space="0" w:color="AAAAAA"/>
+              <w:bottom w:val="single" w:sz="6" w:space="0" w:color="AAAAAA"/>
+              <w:right w:val="single" w:sz="6" w:space="0" w:color="AAAAAA"/>
+            </w:tcBorders>
+            <w:shd w:val="clear" w:color="auto" w:fill="FFFFFF"/>
+            <w:tcMar>
+              <w:top w:w="80" w:type="dxa"/>
+              <w:left w:w="120" w:type="dxa"/>
+              <w:bottom w:w="80" w:type="dxa"/>
+              <w:right w:w="120" w:type="dxa"/>
+            </w:tcMar>
+            <w:vAlign w:val="center"/>
+          </w:tcPr>
+          <w:p>
+            <w:pPr>
+              <w:jc w:val="center"/>
+              <w:rPr>
+                <w:lang w:val="pt-PT"/>
+              </w:rPr>
+            </w:pPr>
+            <w:r>
+              <w:rPr>
+                <w:sz w:val="20"/>
+                <w:szCs w:val="20"/>
+                <w:lang w:val="pt-PT"/>
+              </w:rPr>
+              <w:t>Verificar a identidade de cada pessoa antes de lhe entregar credenciais e registar essa verificação (Anexo A).</w:t>
+            </w:r>
+          </w:p>
+        </w:tc>
+        <w:tc>
+          <w:tcPr>
+            <w:tcW w:w="1500" w:type="dxa"/>
+            <w:tcBorders>
+              <w:top w:val="single" w:sz="6" w:space="0" w:color="AAAAAA"/>
+              <w:left w:val="single" w:sz="6" w:space="0" w:color="AAAAAA"/>
+              <w:bottom w:val="single" w:sz="6" w:space="0" w:color="AAAAAA"/>
+              <w:right w:val="single" w:sz="6" w:space="0" w:color="AAAAAA"/>
+            </w:tcBorders>
+            <w:shd w:val="clear" w:color="auto" w:fill="FFFFFF"/>
+            <w:tcMar>
+              <w:top w:w="80" w:type="dxa"/>
+              <w:left w:w="120" w:type="dxa"/>
+              <w:bottom w:w="80" w:type="dxa"/>
+              <w:right w:w="120" w:type="dxa"/>
+            </w:tcMar>
+            <w:vAlign w:val="center"/>
+          </w:tcPr>
+          <w:p>
+            <w:pPr>
+              <w:rPr>
+                <w:lang w:val="pt-PT"/>
+              </w:rPr>
+            </w:pPr>
+            <w:r>
+              <w:rPr>
+                <w:sz w:val="20"/>
+                <w:szCs w:val="20"/>
+                <w:lang w:val="pt-PT"/>
+              </w:rPr>
+              <w:t>PR.GA-2</w:t>
+            </w:r>
+          </w:p>
+        </w:tc>
+      </w:tr>
+      <w:tr>
+        <w:tc>
+          <w:tcPr>
+            <w:tcW w:w="1500" w:type="dxa"/>
+            <w:tcBorders>
+              <w:top w:val="single" w:sz="6" w:space="0" w:color="AAAAAA"/>
+              <w:left w:val="single" w:sz="6" w:space="0" w:color="AAAAAA"/>
+              <w:bottom w:val="single" w:sz="6" w:space="0" w:color="AAAAAA"/>
+              <w:right w:val="single" w:sz="6" w:space="0" w:color="AAAAAA"/>
+            </w:tcBorders>
+            <w:shd w:val="clear" w:color="auto" w:fill="D6E4F0"/>
+            <w:tcMar>
+              <w:top w:w="80" w:type="dxa"/>
+              <w:left w:w="120" w:type="dxa"/>
+              <w:bottom w:w="80" w:type="dxa"/>
+              <w:right w:w="120" w:type="dxa"/>
+            </w:tcMar>
+            <w:vAlign w:val="center"/>
+          </w:tcPr>
+          <w:p>
+            <w:pPr>
+              <w:rPr>
+                <w:lang w:val="pt-PT"/>
+              </w:rPr>
+            </w:pPr>
+            <w:r>
+              <w:rPr>
+                <w:b/>
+                <w:sz w:val="20"/>
+                <w:szCs w:val="20"/>
+                <w:lang w:val="pt-PT"/>
+              </w:rPr>
+              <w:t>Substancial</w:t>
+            </w:r>
+          </w:p>
+        </w:tc>
+        <w:tc>
+          <w:tcPr>
+            <w:tcW w:w="6026" w:type="dxa"/>
+            <w:tcBorders>
+              <w:top w:val="single" w:sz="6" w:space="0" w:color="AAAAAA"/>
+              <w:left w:val="single" w:sz="6" w:space="0" w:color="AAAAAA"/>
+              <w:bottom w:val="single" w:sz="6" w:space="0" w:color="AAAAAA"/>
+              <w:right w:val="single" w:sz="6" w:space="0" w:color="AAAAAA"/>
+            </w:tcBorders>
+            <w:shd w:val="clear" w:color="auto" w:fill="D6E4F0"/>
+            <w:tcMar>
+              <w:top w:w="80" w:type="dxa"/>
+              <w:left w:w="120" w:type="dxa"/>
+              <w:bottom w:w="80" w:type="dxa"/>
+              <w:right w:w="120" w:type="dxa"/>
+            </w:tcMar>
+            <w:vAlign w:val="center"/>
+          </w:tcPr>
+          <w:p>
+            <w:pPr>
+              <w:jc w:val="center"/>
+              <w:rPr>
+                <w:lang w:val="pt-PT"/>
+              </w:rPr>
+            </w:pPr>
+            <w:r>
+              <w:rPr>
+                <w:sz w:val="20"/>
+                <w:szCs w:val="20"/>
+                <w:lang w:val="pt-PT"/>
+              </w:rPr>
+              <w:t>Desativar as credenciais após 90 dias de inatividade (6.2) e monitorizar os sistemas críticos quanto ao uso atípico de credenciais, guardando registo dessa monitorização.</w:t>
+            </w:r>
+          </w:p>
+        </w:tc>
+        <w:tc>
+          <w:tcPr>
+            <w:tcW w:w="1500" w:type="dxa"/>
+            <w:tcBorders>
+              <w:top w:val="single" w:sz="6" w:space="0" w:color="AAAAAA"/>
+              <w:left w:val="single" w:sz="6" w:space="0" w:color="AAAAAA"/>
+              <w:bottom w:val="single" w:sz="6" w:space="0" w:color="AAAAAA"/>
+              <w:right w:val="single" w:sz="6" w:space="0" w:color="AAAAAA"/>
+            </w:tcBorders>
+            <w:shd w:val="clear" w:color="auto" w:fill="D6E4F0"/>
+            <w:tcMar>
+              <w:top w:w="80" w:type="dxa"/>
+              <w:left w:w="120" w:type="dxa"/>
+              <w:bottom w:w="80" w:type="dxa"/>
+              <w:right w:w="120" w:type="dxa"/>
+            </w:tcMar>
+            <w:vAlign w:val="center"/>
+          </w:tcPr>
+          <w:p>
+            <w:pPr>
+              <w:rPr>
+                <w:lang w:val="pt-PT"/>
+              </w:rPr>
+            </w:pPr>
+            <w:r>
+              <w:rPr>
+                <w:sz w:val="20"/>
+                <w:szCs w:val="20"/>
+                <w:lang w:val="pt-PT"/>
+              </w:rPr>
+              <w:t>PR.GA-1</w:t>
+            </w:r>
+          </w:p>
+        </w:tc>
+      </w:tr>
+      <w:tr>
+        <w:tc>
+          <w:tcPr>
+            <w:tcW w:w="1500" w:type="dxa"/>
+            <w:tcBorders>
+              <w:top w:val="single" w:sz="6" w:space="0" w:color="AAAAAA"/>
+              <w:left w:val="single" w:sz="6" w:space="0" w:color="AAAAAA"/>
+              <w:bottom w:val="single" w:sz="6" w:space="0" w:color="AAAAAA"/>
+              <w:right w:val="single" w:sz="6" w:space="0" w:color="AAAAAA"/>
+            </w:tcBorders>
+            <w:shd w:val="clear" w:color="auto" w:fill="FFFFFF"/>
+            <w:tcMar>
+              <w:top w:w="80" w:type="dxa"/>
+              <w:left w:w="120" w:type="dxa"/>
+              <w:bottom w:w="80" w:type="dxa"/>
+              <w:right w:w="120" w:type="dxa"/>
+            </w:tcMar>
+            <w:vAlign w:val="center"/>
+          </w:tcPr>
+          <w:p>
+            <w:pPr>
+              <w:rPr>
+                <w:lang w:val="pt-PT"/>
+              </w:rPr>
+            </w:pPr>
+            <w:r>
+              <w:rPr>
+                <w:b/>
+                <w:sz w:val="20"/>
+                <w:szCs w:val="20"/>
+                <w:lang w:val="pt-PT"/>
+              </w:rPr>
+              <w:t>Substancial</w:t>
+            </w:r>
+          </w:p>
+        </w:tc>
+        <w:tc>
+          <w:tcPr>
+            <w:tcW w:w="6026" w:type="dxa"/>
+            <w:tcBorders>
+              <w:top w:val="single" w:sz="6" w:space="0" w:color="AAAAAA"/>
+              <w:left w:val="single" w:sz="6" w:space="0" w:color="AAAAAA"/>
+              <w:bottom w:val="single" w:sz="6" w:space="0" w:color="AAAAAA"/>
+              <w:right w:val="single" w:sz="6" w:space="0" w:color="AAAAAA"/>
+            </w:tcBorders>
+            <w:shd w:val="clear" w:color="auto" w:fill="FFFFFF"/>
+            <w:tcMar>
+              <w:top w:w="80" w:type="dxa"/>
+              <w:left w:w="120" w:type="dxa"/>
+              <w:bottom w:w="80" w:type="dxa"/>
+              <w:right w:w="120" w:type="dxa"/>
+            </w:tcMar>
+            <w:vAlign w:val="center"/>
+          </w:tcPr>
+          <w:p>
+            <w:pPr>
+              <w:jc w:val="center"/>
+              <w:rPr>
+                <w:lang w:val="pt-PT"/>
+              </w:rPr>
+            </w:pPr>
+            <w:r>
+              <w:rPr>
+                <w:sz w:val="20"/>
+                <w:szCs w:val="20"/>
+                <w:lang w:val="pt-PT"/>
+              </w:rPr>
+              <w:t>Avaliar o risco das comunicações entre sistemas críticos e aplicar a autenticação adequada a utilizadores, dispositivos e outros ativos. O MFA nos sistemas críticos já é exigido pela secção 6.1.</w:t>
+            </w:r>
+          </w:p>
+        </w:tc>
+        <w:tc>
+          <w:tcPr>
+            <w:tcW w:w="1500" w:type="dxa"/>
+            <w:tcBorders>
+              <w:top w:val="single" w:sz="6" w:space="0" w:color="AAAAAA"/>
+              <w:left w:val="single" w:sz="6" w:space="0" w:color="AAAAAA"/>
+              <w:bottom w:val="single" w:sz="6" w:space="0" w:color="AAAAAA"/>
+              <w:right w:val="single" w:sz="6" w:space="0" w:color="AAAAAA"/>
+            </w:tcBorders>
+            <w:shd w:val="clear" w:color="auto" w:fill="FFFFFF"/>
+            <w:tcMar>
+              <w:top w:w="80" w:type="dxa"/>
+              <w:left w:w="120" w:type="dxa"/>
+              <w:bottom w:w="80" w:type="dxa"/>
+              <w:right w:w="120" w:type="dxa"/>
+            </w:tcMar>
+            <w:vAlign w:val="center"/>
+          </w:tcPr>
+          <w:p>
+            <w:pPr>
+              <w:rPr>
+                <w:lang w:val="pt-PT"/>
+              </w:rPr>
+            </w:pPr>
+            <w:r>
+              <w:rPr>
+                <w:sz w:val="20"/>
+                <w:szCs w:val="20"/>
+                <w:lang w:val="pt-PT"/>
+              </w:rPr>
+              <w:t>PR.GA-3</w:t>
+            </w:r>
+          </w:p>
+        </w:tc>
+      </w:tr>
+      <w:tr>
+        <w:tc>
+          <w:tcPr>
+            <w:tcW w:w="1500" w:type="dxa"/>
+            <w:tcBorders>
+              <w:top w:val="single" w:sz="6" w:space="0" w:color="AAAAAA"/>
+              <w:left w:val="single" w:sz="6" w:space="0" w:color="AAAAAA"/>
+              <w:bottom w:val="single" w:sz="6" w:space="0" w:color="AAAAAA"/>
+              <w:right w:val="single" w:sz="6" w:space="0" w:color="AAAAAA"/>
+            </w:tcBorders>
+            <w:shd w:val="clear" w:color="auto" w:fill="D6E4F0"/>
+            <w:tcMar>
+              <w:top w:w="80" w:type="dxa"/>
+              <w:left w:w="120" w:type="dxa"/>
+              <w:bottom w:w="80" w:type="dxa"/>
+              <w:right w:w="120" w:type="dxa"/>
+            </w:tcMar>
+            <w:vAlign w:val="center"/>
+          </w:tcPr>
+          <w:p>
+            <w:pPr>
+              <w:rPr>
+                <w:lang w:val="pt-PT"/>
+              </w:rPr>
+            </w:pPr>
+            <w:proofErr w:type="spellStart"/>
+            <w:proofErr w:type="spellEnd"/>
+            <w:r>
+              <w:rPr>
+                <w:b/>
+                <w:sz w:val="20"/>
+                <w:szCs w:val="20"/>
+                <w:lang w:val="pt-PT"/>
+              </w:rPr>
+              <w:t>Substancial</w:t>
+            </w:r>
+          </w:p>
+        </w:tc>
+        <w:tc>
+          <w:tcPr>
+            <w:tcW w:w="6026" w:type="dxa"/>
+            <w:tcBorders>
+              <w:top w:val="single" w:sz="6" w:space="0" w:color="AAAAAA"/>
+              <w:left w:val="single" w:sz="6" w:space="0" w:color="AAAAAA"/>
+              <w:bottom w:val="single" w:sz="6" w:space="0" w:color="AAAAAA"/>
+              <w:right w:val="single" w:sz="6" w:space="0" w:color="AAAAAA"/>
+            </w:tcBorders>
+            <w:shd w:val="clear" w:color="auto" w:fill="D6E4F0"/>
+            <w:tcMar>
+              <w:top w:w="80" w:type="dxa"/>
+              <w:left w:w="120" w:type="dxa"/>
+              <w:bottom w:w="80" w:type="dxa"/>
+              <w:right w:w="120" w:type="dxa"/>
+            </w:tcMar>
+            <w:vAlign w:val="center"/>
+          </w:tcPr>
+          <w:p>
+            <w:pPr>
+              <w:jc w:val="center"/>
+              <w:rPr>
+                <w:lang w:val="pt-PT"/>
+              </w:rPr>
+            </w:pPr>
+            <w:r>
+              <w:rPr>
+                <w:sz w:val="20"/>
+                <w:szCs w:val="20"/>
+                <w:lang w:val="pt-PT"/>
+              </w:rPr>
+              <w:t>Ter meios para gerir o ciclo de vida dos acessos aos sistemas críticos (desativação, monitorização, eliminação de contas). Separar os perfis de administração dos ativos críticos de acordo com os papéis e responsabilidades (segregação de funções) e registar a atribuição de privilégios elevados (Anexo D.1).</w:t>
+            </w:r>
+          </w:p>
+        </w:tc>
+        <w:tc>
+          <w:tcPr>
+            <w:tcW w:w="1500" w:type="dxa"/>
+            <w:tcBorders>
+              <w:top w:val="single" w:sz="6" w:space="0" w:color="AAAAAA"/>
+              <w:left w:val="single" w:sz="6" w:space="0" w:color="AAAAAA"/>
+              <w:bottom w:val="single" w:sz="6" w:space="0" w:color="AAAAAA"/>
+              <w:right w:val="single" w:sz="6" w:space="0" w:color="AAAAAA"/>
+            </w:tcBorders>
+            <w:shd w:val="clear" w:color="auto" w:fill="D6E4F0"/>
+            <w:tcMar>
+              <w:top w:w="80" w:type="dxa"/>
+              <w:left w:w="120" w:type="dxa"/>
+              <w:bottom w:w="80" w:type="dxa"/>
+              <w:right w:w="120" w:type="dxa"/>
+            </w:tcMar>
+            <w:vAlign w:val="center"/>
+          </w:tcPr>
+          <w:p>
+            <w:pPr>
+              <w:rPr>
+                <w:lang w:val="pt-PT"/>
+              </w:rPr>
+            </w:pPr>
+            <w:r>
+              <w:rPr>
+                <w:sz w:val="20"/>
+                <w:szCs w:val="20"/>
+                <w:lang w:val="pt-PT"/>
+              </w:rPr>
+              <w:t>PR.GA-5</w:t>
+            </w:r>
+          </w:p>
+        </w:tc>
+      </w:tr>
+      <w:tr>
+        <w:tc>
+          <w:tcPr>
+            <w:tcW w:w="1500" w:type="dxa"/>
+            <w:tcBorders>
+              <w:top w:val="single" w:sz="6" w:space="0" w:color="AAAAAA"/>
+              <w:left w:val="single" w:sz="6" w:space="0" w:color="AAAAAA"/>
+              <w:bottom w:val="single" w:sz="6" w:space="0" w:color="AAAAAA"/>
+              <w:right w:val="single" w:sz="6" w:space="0" w:color="AAAAAA"/>
+            </w:tcBorders>
+            <w:shd w:val="clear" w:color="auto" w:fill="FFFFFF"/>
+            <w:tcMar>
+              <w:top w:w="80" w:type="dxa"/>
+              <w:left w:w="120" w:type="dxa"/>
+              <w:bottom w:w="80" w:type="dxa"/>
+              <w:right w:w="120" w:type="dxa"/>
+            </w:tcMar>
+            <w:vAlign w:val="center"/>
+          </w:tcPr>
+          <w:p>
+            <w:pPr>
+              <w:rPr>
+                <w:lang w:val="pt-PT"/>
+              </w:rPr>
+            </w:pPr>
+            <w:proofErr w:type="spellStart"/>
+            <w:proofErr w:type="spellEnd"/>
+            <w:r>
+              <w:rPr>
+                <w:b/>
+                <w:sz w:val="20"/>
+                <w:szCs w:val="20"/>
+                <w:lang w:val="pt-PT"/>
+              </w:rPr>
+              <w:t>Substancial</w:t>
+            </w:r>
+          </w:p>
+        </w:tc>
+        <w:tc>
+          <w:tcPr>
+            <w:tcW w:w="6026" w:type="dxa"/>
+            <w:tcBorders>
+              <w:top w:val="single" w:sz="6" w:space="0" w:color="AAAAAA"/>
+              <w:left w:val="single" w:sz="6" w:space="0" w:color="AAAAAA"/>
+              <w:bottom w:val="single" w:sz="6" w:space="0" w:color="AAAAAA"/>
+              <w:right w:val="single" w:sz="6" w:space="0" w:color="AAAAAA"/>
+            </w:tcBorders>
+            <w:shd w:val="clear" w:color="auto" w:fill="FFFFFF"/>
+            <w:tcMar>
+              <w:top w:w="80" w:type="dxa"/>
+              <w:left w:w="120" w:type="dxa"/>
+              <w:bottom w:w="80" w:type="dxa"/>
+              <w:right w:w="120" w:type="dxa"/>
+            </w:tcMar>
+            <w:vAlign w:val="center"/>
+          </w:tcPr>
+          <w:p>
+            <w:pPr>
+              <w:jc w:val="center"/>
+              <w:rPr>
+                <w:lang w:val="pt-PT"/>
+              </w:rPr>
+            </w:pPr>
+            <w:r>
+              <w:rPr>
+                <w:sz w:val="20"/>
+                <w:szCs w:val="20"/>
+                <w:lang w:val="pt-PT"/>
+              </w:rPr>
+              <w:t>Definir as restrições, os requisitos de ligação e as autorizações do acesso remoto aos sistemas críticos. Monitorizar as manutenções remotas e retirar os acessos quando cada manutenção termina.</w:t>
+            </w:r>
+          </w:p>
+        </w:tc>
+        <w:tc>
+          <w:tcPr>
+            <w:tcW w:w="1500" w:type="dxa"/>
+            <w:tcBorders>
+              <w:top w:val="single" w:sz="6" w:space="0" w:color="AAAAAA"/>
+              <w:left w:val="single" w:sz="6" w:space="0" w:color="AAAAAA"/>
+              <w:bottom w:val="single" w:sz="6" w:space="0" w:color="AAAAAA"/>
+              <w:right w:val="single" w:sz="6" w:space="0" w:color="AAAAAA"/>
+            </w:tcBorders>
+            <w:shd w:val="clear" w:color="auto" w:fill="FFFFFF"/>
+            <w:tcMar>
+              <w:top w:w="80" w:type="dxa"/>
+              <w:left w:w="120" w:type="dxa"/>
+              <w:bottom w:w="80" w:type="dxa"/>
+              <w:right w:w="120" w:type="dxa"/>
+            </w:tcMar>
+            <w:vAlign w:val="center"/>
+          </w:tcPr>
+          <w:p>
+            <w:pPr>
+              <w:rPr>
+                <w:lang w:val="pt-PT"/>
+              </w:rPr>
+            </w:pPr>
+            <w:proofErr w:type="spellStart"/>
+            <w:proofErr w:type="spellEnd"/>
+            <w:r>
+              <w:rPr>
+                <w:sz w:val="20"/>
+                <w:szCs w:val="20"/>
+                <w:lang w:val="pt-PT"/>
+              </w:rPr>
+              <w:t>PR.GA-7</w:t>
+            </w:r>
+          </w:p>
+        </w:tc>
+      </w:tr>
+      <w:tr>
+        <w:tc>
+          <w:tcPr>
+            <w:tcW w:w="1500" w:type="dxa"/>
+            <w:tcBorders>
+              <w:top w:val="single" w:sz="6" w:space="0" w:color="AAAAAA"/>
+              <w:left w:val="single" w:sz="6" w:space="0" w:color="AAAAAA"/>
+              <w:bottom w:val="single" w:sz="6" w:space="0" w:color="AAAAAA"/>
+              <w:right w:val="single" w:sz="6" w:space="0" w:color="AAAAAA"/>
+            </w:tcBorders>
+            <w:shd w:val="clear" w:color="auto" w:fill="D6E4F0"/>
+            <w:tcMar>
+              <w:top w:w="80" w:type="dxa"/>
+              <w:left w:w="120" w:type="dxa"/>
+              <w:bottom w:w="80" w:type="dxa"/>
+              <w:right w:w="120" w:type="dxa"/>
+            </w:tcMar>
+            <w:vAlign w:val="center"/>
+          </w:tcPr>
+          <w:p>
+            <w:pPr>
+              <w:rPr>
+                <w:lang w:val="pt-PT"/>
+              </w:rPr>
+            </w:pPr>
+            <w:r>
+              <w:rPr>
+                <w:b/>
+                <w:sz w:val="20"/>
+                <w:szCs w:val="20"/>
+                <w:lang w:val="pt-PT"/>
+              </w:rPr>
+              <w:t>Substancial</w:t>
+            </w:r>
+          </w:p>
+        </w:tc>
+        <w:tc>
+          <w:tcPr>
+            <w:tcW w:w="6026" w:type="dxa"/>
+            <w:tcBorders>
+              <w:top w:val="single" w:sz="6" w:space="0" w:color="AAAAAA"/>
+              <w:left w:val="single" w:sz="6" w:space="0" w:color="AAAAAA"/>
+              <w:bottom w:val="single" w:sz="6" w:space="0" w:color="AAAAAA"/>
+              <w:right w:val="single" w:sz="6" w:space="0" w:color="AAAAAA"/>
+            </w:tcBorders>
+            <w:shd w:val="clear" w:color="auto" w:fill="D6E4F0"/>
+            <w:tcMar>
+              <w:top w:w="80" w:type="dxa"/>
+              <w:left w:w="120" w:type="dxa"/>
+              <w:bottom w:w="80" w:type="dxa"/>
+              <w:right w:w="120" w:type="dxa"/>
+            </w:tcMar>
+            <w:vAlign w:val="center"/>
+          </w:tcPr>
+          <w:p>
+            <w:pPr>
+              <w:jc w:val="center"/>
+              <w:rPr>
+                <w:lang w:val="pt-PT"/>
+              </w:rPr>
+            </w:pPr>
+            <w:r>
+              <w:rPr>
+                <w:sz w:val="20"/>
+                <w:szCs w:val="20"/>
+                <w:lang w:val="pt-PT"/>
+              </w:rPr>
+              <w:t>Sincronizar os relógios dos sistemas com uma fonte de tempo oficial, para que os logs sejam comparáveis.</w:t>
+            </w:r>
+          </w:p>
+        </w:tc>
+        <w:tc>
+          <w:tcPr>
+            <w:tcW w:w="1500" w:type="dxa"/>
+            <w:tcBorders>
+              <w:top w:val="single" w:sz="6" w:space="0" w:color="AAAAAA"/>
+              <w:left w:val="single" w:sz="6" w:space="0" w:color="AAAAAA"/>
+              <w:bottom w:val="single" w:sz="6" w:space="0" w:color="AAAAAA"/>
+              <w:right w:val="single" w:sz="6" w:space="0" w:color="AAAAAA"/>
+            </w:tcBorders>
+            <w:shd w:val="clear" w:color="auto" w:fill="D6E4F0"/>
+            <w:tcMar>
+              <w:top w:w="80" w:type="dxa"/>
+              <w:left w:w="120" w:type="dxa"/>
+              <w:bottom w:w="80" w:type="dxa"/>
+              <w:right w:w="120" w:type="dxa"/>
+            </w:tcMar>
+            <w:vAlign w:val="center"/>
+          </w:tcPr>
+          <w:p>
+            <w:pPr>
+              <w:rPr>
+                <w:lang w:val="pt-PT"/>
+              </w:rPr>
+            </w:pPr>
+            <w:r>
+              <w:rPr>
+                <w:sz w:val="20"/>
+                <w:szCs w:val="20"/>
+                <w:lang w:val="pt-PT"/>
+              </w:rPr>
+              <w:t>PR.SP-2</w:t>
+            </w:r>
+          </w:p>
+        </w:tc>
+      </w:tr>
+      <w:tr>
+        <w:tc>
+          <w:tcPr>
+            <w:tcW w:w="1500" w:type="dxa"/>
+            <w:tcBorders>
+              <w:top w:val="single" w:sz="6" w:space="0" w:color="AAAAAA"/>
+              <w:left w:val="single" w:sz="6" w:space="0" w:color="AAAAAA"/>
+              <w:bottom w:val="single" w:sz="6" w:space="0" w:color="AAAAAA"/>
+              <w:right w:val="single" w:sz="6" w:space="0" w:color="AAAAAA"/>
+            </w:tcBorders>
+            <w:shd w:val="clear" w:color="auto" w:fill="FFFFFF"/>
+            <w:tcMar>
+              <w:top w:w="80" w:type="dxa"/>
+              <w:left w:w="120" w:type="dxa"/>
+              <w:bottom w:w="80" w:type="dxa"/>
+              <w:right w:w="120" w:type="dxa"/>
+            </w:tcMar>
+            <w:vAlign w:val="center"/>
+          </w:tcPr>
+          <w:p>
+            <w:pPr>
+              <w:rPr>
+                <w:lang w:val="pt-PT"/>
+              </w:rPr>
+            </w:pPr>
+            <w:r>
+              <w:rPr>
+                <w:b/>
+                <w:sz w:val="20"/>
+                <w:szCs w:val="20"/>
+                <w:lang w:val="pt-PT"/>
+              </w:rPr>
+              <w:t>Substancial</w:t>
+            </w:r>
+          </w:p>
+        </w:tc>
+        <w:tc>
+          <w:tcPr>
+            <w:tcW w:w="6026" w:type="dxa"/>
+            <w:tcBorders>
+              <w:top w:val="single" w:sz="6" w:space="0" w:color="AAAAAA"/>
+              <w:left w:val="single" w:sz="6" w:space="0" w:color="AAAAAA"/>
+              <w:bottom w:val="single" w:sz="6" w:space="0" w:color="AAAAAA"/>
+              <w:right w:val="single" w:sz="6" w:space="0" w:color="AAAAAA"/>
+            </w:tcBorders>
+            <w:shd w:val="clear" w:color="auto" w:fill="FFFFFF"/>
+            <w:tcMar>
+              <w:top w:w="80" w:type="dxa"/>
+              <w:left w:w="120" w:type="dxa"/>
+              <w:bottom w:w="80" w:type="dxa"/>
+              <w:right w:w="120" w:type="dxa"/>
+            </w:tcMar>
+            <w:vAlign w:val="center"/>
+          </w:tcPr>
+          <w:p>
+            <w:pPr>
+              <w:jc w:val="center"/>
+              <w:rPr>
+                <w:lang w:val="pt-PT"/>
+              </w:rPr>
+            </w:pPr>
+            <w:r>
+              <w:rPr>
+                <w:sz w:val="20"/>
+                <w:szCs w:val="20"/>
+                <w:lang w:val="pt-PT"/>
+              </w:rPr>
+              <w:t>Registar as medidas de cibersegurança aplicadas ao pessoal desde a entrada até à saída (Anexos A e B, guardados no processo de cada colaborador).</w:t>
+            </w:r>
+          </w:p>
+        </w:tc>
+        <w:tc>
+          <w:tcPr>
+            <w:tcW w:w="1500" w:type="dxa"/>
+            <w:tcBorders>
+              <w:top w:val="single" w:sz="6" w:space="0" w:color="AAAAAA"/>
+              <w:left w:val="single" w:sz="6" w:space="0" w:color="AAAAAA"/>
+              <w:bottom w:val="single" w:sz="6" w:space="0" w:color="AAAAAA"/>
+              <w:right w:val="single" w:sz="6" w:space="0" w:color="AAAAAA"/>
+            </w:tcBorders>
+            <w:shd w:val="clear" w:color="auto" w:fill="FFFFFF"/>
+            <w:tcMar>
+              <w:top w:w="80" w:type="dxa"/>
+              <w:left w:w="120" w:type="dxa"/>
+              <w:bottom w:w="80" w:type="dxa"/>
+              <w:right w:w="120" w:type="dxa"/>
+            </w:tcMar>
+            <w:vAlign w:val="center"/>
+          </w:tcPr>
+          <w:p>
+            <w:pPr>
+              <w:rPr>
+                <w:lang w:val="pt-PT"/>
+              </w:rPr>
+            </w:pPr>
+            <w:r>
+              <w:rPr>
+                <w:sz w:val="20"/>
+                <w:szCs w:val="20"/>
+                <w:lang w:val="pt-PT"/>
+              </w:rPr>
+              <w:t>GR.FR-4</w:t>
+            </w:r>
+          </w:p>
+        </w:tc>
+      </w:tr>
+      <w:tr>
+        <w:tc>
+          <w:tcPr>
+            <w:tcW w:w="1500" w:type="dxa"/>
+            <w:tcBorders>
+              <w:top w:val="single" w:sz="6" w:space="0" w:color="AAAAAA"/>
+              <w:left w:val="single" w:sz="6" w:space="0" w:color="AAAAAA"/>
+              <w:bottom w:val="single" w:sz="6" w:space="0" w:color="AAAAAA"/>
+              <w:right w:val="single" w:sz="6" w:space="0" w:color="AAAAAA"/>
+            </w:tcBorders>
+            <w:shd w:val="clear" w:color="auto" w:fill="D6E4F0"/>
+            <w:tcMar>
+              <w:top w:w="80" w:type="dxa"/>
+              <w:left w:w="120" w:type="dxa"/>
+              <w:bottom w:w="80" w:type="dxa"/>
+              <w:right w:w="120" w:type="dxa"/>
+            </w:tcMar>
+            <w:vAlign w:val="center"/>
+          </w:tcPr>
+          <w:p>
+            <w:pPr>
+              <w:rPr>
+                <w:lang w:val="pt-PT"/>
+              </w:rPr>
+            </w:pPr>
+            <w:r>
+              <w:rPr>
+                <w:b/>
+                <w:sz w:val="20"/>
+                <w:szCs w:val="20"/>
+                <w:lang w:val="pt-PT"/>
+              </w:rPr>
+              <w:t>Elevado</w:t>
+            </w:r>
+          </w:p>
+        </w:tc>
+        <w:tc>
+          <w:tcPr>
+            <w:tcW w:w="6026" w:type="dxa"/>
+            <w:tcBorders>
+              <w:top w:val="single" w:sz="6" w:space="0" w:color="AAAAAA"/>
+              <w:left w:val="single" w:sz="6" w:space="0" w:color="AAAAAA"/>
+              <w:bottom w:val="single" w:sz="6" w:space="0" w:color="AAAAAA"/>
+              <w:right w:val="single" w:sz="6" w:space="0" w:color="AAAAAA"/>
+            </w:tcBorders>
+            <w:shd w:val="clear" w:color="auto" w:fill="D6E4F0"/>
+            <w:tcMar>
+              <w:top w:w="80" w:type="dxa"/>
+              <w:left w:w="120" w:type="dxa"/>
+              <w:bottom w:w="80" w:type="dxa"/>
+              <w:right w:w="120" w:type="dxa"/>
+            </w:tcMar>
+            <w:vAlign w:val="center"/>
+          </w:tcPr>
+          <w:p>
+            <w:pPr>
+              <w:jc w:val="center"/>
+              <w:rPr>
+                <w:lang w:val="pt-PT"/>
+              </w:rPr>
+            </w:pPr>
+            <w:r>
+              <w:rPr>
+                <w:sz w:val="20"/>
+                <w:szCs w:val="20"/>
+                <w:lang w:val="pt-PT"/>
+              </w:rPr>
+              <w:t>Gerir identidades e credenciais com mecanismos automatizados (por exemplo, um diretório central que cria e desativa contas). Usar autenticação segura (MFA, certificados, tokens ou chaves criptográficas) nas transações entre sistemas críticos.</w:t>
+            </w:r>
+          </w:p>
+        </w:tc>
+        <w:tc>
+          <w:tcPr>
+            <w:tcW w:w="1500" w:type="dxa"/>
+            <w:tcBorders>
+              <w:top w:val="single" w:sz="6" w:space="0" w:color="AAAAAA"/>
+              <w:left w:val="single" w:sz="6" w:space="0" w:color="AAAAAA"/>
+              <w:bottom w:val="single" w:sz="6" w:space="0" w:color="AAAAAA"/>
+              <w:right w:val="single" w:sz="6" w:space="0" w:color="AAAAAA"/>
+            </w:tcBorders>
+            <w:shd w:val="clear" w:color="auto" w:fill="D6E4F0"/>
+            <w:tcMar>
+              <w:top w:w="80" w:type="dxa"/>
+              <w:left w:w="120" w:type="dxa"/>
+              <w:bottom w:w="80" w:type="dxa"/>
+              <w:right w:w="120" w:type="dxa"/>
+            </w:tcMar>
+            <w:vAlign w:val="center"/>
+          </w:tcPr>
+          <w:p>
+            <w:pPr>
+              <w:rPr>
+                <w:lang w:val="pt-PT"/>
+              </w:rPr>
+            </w:pPr>
+            <w:r>
+              <w:rPr>
+                <w:sz w:val="20"/>
+                <w:szCs w:val="20"/>
+                <w:lang w:val="pt-PT"/>
+              </w:rPr>
+              <w:t>PR.GA-1</w:t>
+            </w:r>
+          </w:p>
+        </w:tc>
+      </w:tr>
+      <w:tr>
+        <w:tc>
+          <w:tcPr>
+            <w:tcW w:w="1500" w:type="dxa"/>
+            <w:tcBorders>
+              <w:top w:val="single" w:sz="6" w:space="0" w:color="AAAAAA"/>
+              <w:left w:val="single" w:sz="6" w:space="0" w:color="AAAAAA"/>
+              <w:bottom w:val="single" w:sz="6" w:space="0" w:color="AAAAAA"/>
+              <w:right w:val="single" w:sz="6" w:space="0" w:color="AAAAAA"/>
+            </w:tcBorders>
+            <w:shd w:val="clear" w:color="auto" w:fill="FFFFFF"/>
+            <w:tcMar>
+              <w:top w:w="80" w:type="dxa"/>
+              <w:left w:w="120" w:type="dxa"/>
+              <w:bottom w:w="80" w:type="dxa"/>
+              <w:right w:w="120" w:type="dxa"/>
+            </w:tcMar>
+            <w:vAlign w:val="center"/>
+          </w:tcPr>
+          <w:p>
+            <w:pPr>
+              <w:rPr>
+                <w:lang w:val="pt-PT"/>
+              </w:rPr>
+            </w:pPr>
+            <w:r>
+              <w:rPr>
+                <w:b/>
+                <w:sz w:val="20"/>
+                <w:szCs w:val="20"/>
+                <w:lang w:val="pt-PT"/>
+              </w:rPr>
+              <w:t>Elevado</w:t>
+            </w:r>
+          </w:p>
+        </w:tc>
+        <w:tc>
+          <w:tcPr>
+            <w:tcW w:w="6026" w:type="dxa"/>
+            <w:tcBorders>
+              <w:top w:val="single" w:sz="6" w:space="0" w:color="AAAAAA"/>
+              <w:left w:val="single" w:sz="6" w:space="0" w:color="AAAAAA"/>
+              <w:bottom w:val="single" w:sz="6" w:space="0" w:color="AAAAAA"/>
+              <w:right w:val="single" w:sz="6" w:space="0" w:color="AAAAAA"/>
+            </w:tcBorders>
+            <w:shd w:val="clear" w:color="auto" w:fill="FFFFFF"/>
+            <w:tcMar>
+              <w:top w:w="80" w:type="dxa"/>
+              <w:left w:w="120" w:type="dxa"/>
+              <w:bottom w:w="80" w:type="dxa"/>
+              <w:right w:w="120" w:type="dxa"/>
+            </w:tcMar>
+            <w:vAlign w:val="center"/>
+          </w:tcPr>
+          <w:p>
+            <w:pPr>
+              <w:jc w:val="center"/>
+              <w:rPr>
+                <w:lang w:val="pt-PT"/>
+              </w:rPr>
+            </w:pPr>
+            <w:r>
+              <w:rPr>
+                <w:sz w:val="20"/>
+                <w:szCs w:val="20"/>
+                <w:lang w:val="pt-PT"/>
+              </w:rPr>
+              <w:t>Credenciais únicas para cada utilizador, dispositivo e processo que interaja com sistemas críticos; exceções documentadas e aprovadas (Anexo D.4).</w:t>
+            </w:r>
+          </w:p>
+        </w:tc>
+        <w:tc>
+          <w:tcPr>
+            <w:tcW w:w="1500" w:type="dxa"/>
+            <w:tcBorders>
+              <w:top w:val="single" w:sz="6" w:space="0" w:color="AAAAAA"/>
+              <w:left w:val="single" w:sz="6" w:space="0" w:color="AAAAAA"/>
+              <w:bottom w:val="single" w:sz="6" w:space="0" w:color="AAAAAA"/>
+              <w:right w:val="single" w:sz="6" w:space="0" w:color="AAAAAA"/>
+            </w:tcBorders>
+            <w:shd w:val="clear" w:color="auto" w:fill="FFFFFF"/>
+            <w:tcMar>
+              <w:top w:w="80" w:type="dxa"/>
+              <w:left w:w="120" w:type="dxa"/>
+              <w:bottom w:w="80" w:type="dxa"/>
+              <w:right w:w="120" w:type="dxa"/>
+            </w:tcMar>
+            <w:vAlign w:val="center"/>
+          </w:tcPr>
+          <w:p>
+            <w:pPr>
+              <w:rPr>
+                <w:lang w:val="pt-PT"/>
+              </w:rPr>
+            </w:pPr>
+            <w:r>
+              <w:rPr>
+                <w:sz w:val="20"/>
+                <w:szCs w:val="20"/>
+                <w:lang w:val="pt-PT"/>
+              </w:rPr>
+              <w:t>PR.GA-2</w:t>
+            </w:r>
+          </w:p>
+        </w:tc>
+      </w:tr>
+      <w:tr>
+        <w:tc>
+          <w:tcPr>
+            <w:tcW w:w="1500" w:type="dxa"/>
+            <w:tcBorders>
+              <w:top w:val="single" w:sz="6" w:space="0" w:color="AAAAAA"/>
+              <w:left w:val="single" w:sz="6" w:space="0" w:color="AAAAAA"/>
+              <w:bottom w:val="single" w:sz="6" w:space="0" w:color="AAAAAA"/>
+              <w:right w:val="single" w:sz="6" w:space="0" w:color="AAAAAA"/>
+            </w:tcBorders>
+            <w:shd w:val="clear" w:color="auto" w:fill="D6E4F0"/>
+            <w:tcMar>
+              <w:top w:w="80" w:type="dxa"/>
+              <w:left w:w="120" w:type="dxa"/>
+              <w:bottom w:w="80" w:type="dxa"/>
+              <w:right w:w="120" w:type="dxa"/>
+            </w:tcMar>
+            <w:vAlign w:val="center"/>
+          </w:tcPr>
+          <w:p>
+            <w:pPr>
+              <w:rPr>
+                <w:lang w:val="pt-PT"/>
+              </w:rPr>
+            </w:pPr>
+            <w:proofErr w:type="spellStart"/>
+            <w:proofErr w:type="spellEnd"/>
+            <w:r>
+              <w:rPr>
+                <w:b/>
+                <w:sz w:val="20"/>
+                <w:szCs w:val="20"/>
+                <w:lang w:val="pt-PT"/>
+              </w:rPr>
+              <w:t>Elevado</w:t>
+            </w:r>
+          </w:p>
+        </w:tc>
+        <w:tc>
+          <w:tcPr>
+            <w:tcW w:w="6026" w:type="dxa"/>
+            <w:tcBorders>
+              <w:top w:val="single" w:sz="6" w:space="0" w:color="AAAAAA"/>
+              <w:left w:val="single" w:sz="6" w:space="0" w:color="AAAAAA"/>
+              <w:bottom w:val="single" w:sz="6" w:space="0" w:color="AAAAAA"/>
+              <w:right w:val="single" w:sz="6" w:space="0" w:color="AAAAAA"/>
+            </w:tcBorders>
+            <w:shd w:val="clear" w:color="auto" w:fill="D6E4F0"/>
+            <w:tcMar>
+              <w:top w:w="80" w:type="dxa"/>
+              <w:left w:w="120" w:type="dxa"/>
+              <w:bottom w:w="80" w:type="dxa"/>
+              <w:right w:w="120" w:type="dxa"/>
+            </w:tcMar>
+            <w:vAlign w:val="center"/>
+          </w:tcPr>
+          <w:p>
+            <w:pPr>
+              <w:jc w:val="center"/>
+              <w:rPr>
+                <w:lang w:val="pt-PT"/>
+              </w:rPr>
+            </w:pPr>
+            <w:r>
+              <w:rPr>
+                <w:sz w:val="20"/>
+                <w:szCs w:val="20"/>
+                <w:lang w:val="pt-PT"/>
+              </w:rPr>
+              <w:t>MFA em todos os dispositivos e ativos que o permitam. Acordos escritos com terceiros (incluindo serviços na nuvem) para a comunicação entre sistemas.</w:t>
+            </w:r>
+          </w:p>
+        </w:tc>
+        <w:tc>
+          <w:tcPr>
+            <w:tcW w:w="1500" w:type="dxa"/>
+            <w:tcBorders>
+              <w:top w:val="single" w:sz="6" w:space="0" w:color="AAAAAA"/>
+              <w:left w:val="single" w:sz="6" w:space="0" w:color="AAAAAA"/>
+              <w:bottom w:val="single" w:sz="6" w:space="0" w:color="AAAAAA"/>
+              <w:right w:val="single" w:sz="6" w:space="0" w:color="AAAAAA"/>
+            </w:tcBorders>
+            <w:shd w:val="clear" w:color="auto" w:fill="D6E4F0"/>
+            <w:tcMar>
+              <w:top w:w="80" w:type="dxa"/>
+              <w:left w:w="120" w:type="dxa"/>
+              <w:bottom w:w="80" w:type="dxa"/>
+              <w:right w:w="120" w:type="dxa"/>
+            </w:tcMar>
+            <w:vAlign w:val="center"/>
+          </w:tcPr>
+          <w:p>
+            <w:pPr>
+              <w:rPr>
+                <w:lang w:val="pt-PT"/>
+              </w:rPr>
+            </w:pPr>
+            <w:r>
+              <w:rPr>
+                <w:sz w:val="20"/>
+                <w:szCs w:val="20"/>
+                <w:lang w:val="pt-PT"/>
+              </w:rPr>
+              <w:t>PR.GA-3</w:t>
+            </w:r>
+          </w:p>
+        </w:tc>
+      </w:tr>
+      <w:tr>
+        <w:tc>
+          <w:tcPr>
+            <w:tcW w:w="1500" w:type="dxa"/>
+            <w:tcBorders>
+              <w:top w:val="single" w:sz="6" w:space="0" w:color="AAAAAA"/>
+              <w:left w:val="single" w:sz="6" w:space="0" w:color="AAAAAA"/>
+              <w:bottom w:val="single" w:sz="6" w:space="0" w:color="AAAAAA"/>
+              <w:right w:val="single" w:sz="6" w:space="0" w:color="AAAAAA"/>
+            </w:tcBorders>
+            <w:shd w:val="clear" w:color="auto" w:fill="FFFFFF"/>
+            <w:tcMar>
+              <w:top w:w="80" w:type="dxa"/>
+              <w:left w:w="120" w:type="dxa"/>
+              <w:bottom w:w="80" w:type="dxa"/>
+              <w:right w:w="120" w:type="dxa"/>
+            </w:tcMar>
+            <w:vAlign w:val="center"/>
+          </w:tcPr>
+          <w:p>
+            <w:pPr>
+              <w:rPr>
+                <w:lang w:val="pt-PT"/>
+              </w:rPr>
+            </w:pPr>
+            <w:proofErr w:type="spellStart"/>
+            <w:proofErr w:type="spellEnd"/>
+            <w:r>
+              <w:rPr>
+                <w:b/>
+                <w:sz w:val="20"/>
+                <w:szCs w:val="20"/>
+                <w:lang w:val="pt-PT"/>
+              </w:rPr>
+              <w:t>Elevado</w:t>
+            </w:r>
+          </w:p>
+        </w:tc>
+        <w:tc>
+          <w:tcPr>
+            <w:tcW w:w="6026" w:type="dxa"/>
+            <w:tcBorders>
+              <w:top w:val="single" w:sz="6" w:space="0" w:color="AAAAAA"/>
+              <w:left w:val="single" w:sz="6" w:space="0" w:color="AAAAAA"/>
+              <w:bottom w:val="single" w:sz="6" w:space="0" w:color="AAAAAA"/>
+              <w:right w:val="single" w:sz="6" w:space="0" w:color="AAAAAA"/>
+            </w:tcBorders>
+            <w:shd w:val="clear" w:color="auto" w:fill="FFFFFF"/>
+            <w:tcMar>
+              <w:top w:w="80" w:type="dxa"/>
+              <w:left w:w="120" w:type="dxa"/>
+              <w:bottom w:w="80" w:type="dxa"/>
+              <w:right w:w="120" w:type="dxa"/>
+            </w:tcMar>
+            <w:vAlign w:val="center"/>
+          </w:tcPr>
+          <w:p>
+            <w:pPr>
+              <w:jc w:val="center"/>
+              <w:rPr>
+                <w:lang w:val="pt-PT"/>
+              </w:rPr>
+            </w:pPr>
+            <w:r>
+              <w:rPr>
+                <w:sz w:val="20"/>
+                <w:szCs w:val="20"/>
+                <w:lang w:val="pt-PT"/>
+              </w:rPr>
+              <w:t>Proteger, transmitir e verificar as afirmações de identidade (por exemplo, no início de sessão único, SSO).</w:t>
+            </w:r>
+          </w:p>
+        </w:tc>
+        <w:tc>
+          <w:tcPr>
+            <w:tcW w:w="1500" w:type="dxa"/>
+            <w:tcBorders>
+              <w:top w:val="single" w:sz="6" w:space="0" w:color="AAAAAA"/>
+              <w:left w:val="single" w:sz="6" w:space="0" w:color="AAAAAA"/>
+              <w:bottom w:val="single" w:sz="6" w:space="0" w:color="AAAAAA"/>
+              <w:right w:val="single" w:sz="6" w:space="0" w:color="AAAAAA"/>
+            </w:tcBorders>
+            <w:shd w:val="clear" w:color="auto" w:fill="FFFFFF"/>
+            <w:tcMar>
+              <w:top w:w="80" w:type="dxa"/>
+              <w:left w:w="120" w:type="dxa"/>
+              <w:bottom w:w="80" w:type="dxa"/>
+              <w:right w:w="120" w:type="dxa"/>
+            </w:tcMar>
+            <w:vAlign w:val="center"/>
+          </w:tcPr>
+          <w:p>
+            <w:pPr>
+              <w:rPr>
+                <w:lang w:val="pt-PT"/>
+              </w:rPr>
+            </w:pPr>
+            <w:proofErr w:type="spellStart"/>
+            <w:proofErr w:type="spellEnd"/>
+            <w:r>
+              <w:rPr>
+                <w:sz w:val="20"/>
+                <w:szCs w:val="20"/>
+                <w:lang w:val="pt-PT"/>
+              </w:rPr>
+              <w:t>PR.GA-4</w:t>
+            </w:r>
+          </w:p>
+        </w:tc>
+      </w:tr>
+      <w:tr>
+        <w:tc>
+          <w:tcPr>
+            <w:tcW w:w="1500" w:type="dxa"/>
+            <w:tcBorders>
+              <w:top w:val="single" w:sz="6" w:space="0" w:color="AAAAAA"/>
+              <w:left w:val="single" w:sz="6" w:space="0" w:color="AAAAAA"/>
+              <w:bottom w:val="single" w:sz="6" w:space="0" w:color="AAAAAA"/>
+              <w:right w:val="single" w:sz="6" w:space="0" w:color="AAAAAA"/>
+            </w:tcBorders>
+            <w:shd w:val="clear" w:color="auto" w:fill="D6E4F0"/>
+            <w:tcMar>
+              <w:top w:w="80" w:type="dxa"/>
+              <w:left w:w="120" w:type="dxa"/>
+              <w:bottom w:w="80" w:type="dxa"/>
+              <w:right w:w="120" w:type="dxa"/>
+            </w:tcMar>
+            <w:vAlign w:val="center"/>
+          </w:tcPr>
+          <w:p>
+            <w:pPr>
+              <w:rPr>
+                <w:lang w:val="pt-PT"/>
+              </w:rPr>
+            </w:pPr>
+            <w:r>
+              <w:rPr>
+                <w:b/>
+                <w:sz w:val="20"/>
+                <w:szCs w:val="20"/>
+                <w:lang w:val="pt-PT"/>
+              </w:rPr>
+              <w:t>Elevado</w:t>
+            </w:r>
+          </w:p>
+        </w:tc>
+        <w:tc>
+          <w:tcPr>
+            <w:tcW w:w="6026" w:type="dxa"/>
+            <w:tcBorders>
+              <w:top w:val="single" w:sz="6" w:space="0" w:color="AAAAAA"/>
+              <w:left w:val="single" w:sz="6" w:space="0" w:color="AAAAAA"/>
+              <w:bottom w:val="single" w:sz="6" w:space="0" w:color="AAAAAA"/>
+              <w:right w:val="single" w:sz="6" w:space="0" w:color="AAAAAA"/>
+            </w:tcBorders>
+            <w:shd w:val="clear" w:color="auto" w:fill="D6E4F0"/>
+            <w:tcMar>
+              <w:top w:w="80" w:type="dxa"/>
+              <w:left w:w="120" w:type="dxa"/>
+              <w:bottom w:w="80" w:type="dxa"/>
+              <w:right w:w="120" w:type="dxa"/>
+            </w:tcMar>
+            <w:vAlign w:val="center"/>
+          </w:tcPr>
+          <w:p>
+            <w:pPr>
+              <w:jc w:val="center"/>
+              <w:rPr>
+                <w:lang w:val="pt-PT"/>
+              </w:rPr>
+            </w:pPr>
+            <w:r>
+              <w:rPr>
+                <w:sz w:val="20"/>
+                <w:szCs w:val="20"/>
+                <w:lang w:val="pt-PT"/>
+              </w:rPr>
+              <w:t>Monitorizar o contexto da autenticação (dispositivos, locais e horários não habituais) e a atividade dos utilizadores com privilégios elevados.</w:t>
+            </w:r>
+          </w:p>
+        </w:tc>
+        <w:tc>
+          <w:tcPr>
+            <w:tcW w:w="1500" w:type="dxa"/>
+            <w:tcBorders>
+              <w:top w:val="single" w:sz="6" w:space="0" w:color="AAAAAA"/>
+              <w:left w:val="single" w:sz="6" w:space="0" w:color="AAAAAA"/>
+              <w:bottom w:val="single" w:sz="6" w:space="0" w:color="AAAAAA"/>
+              <w:right w:val="single" w:sz="6" w:space="0" w:color="AAAAAA"/>
+            </w:tcBorders>
+            <w:shd w:val="clear" w:color="auto" w:fill="D6E4F0"/>
+            <w:tcMar>
+              <w:top w:w="80" w:type="dxa"/>
+              <w:left w:w="120" w:type="dxa"/>
+              <w:bottom w:w="80" w:type="dxa"/>
+              <w:right w:w="120" w:type="dxa"/>
+            </w:tcMar>
+            <w:vAlign w:val="center"/>
+          </w:tcPr>
+          <w:p>
+            <w:pPr>
+              <w:rPr>
+                <w:lang w:val="pt-PT"/>
+              </w:rPr>
+            </w:pPr>
+            <w:r>
+              <w:rPr>
+                <w:sz w:val="20"/>
+                <w:szCs w:val="20"/>
+                <w:lang w:val="pt-PT"/>
+              </w:rPr>
+              <w:t>PR.GA-5</w:t>
+            </w:r>
+          </w:p>
+        </w:tc>
+      </w:tr>
+      <w:tr>
+        <w:tc>
+          <w:tcPr>
+            <w:tcW w:w="1500" w:type="dxa"/>
+            <w:tcBorders>
+              <w:top w:val="single" w:sz="6" w:space="0" w:color="AAAAAA"/>
+              <w:left w:val="single" w:sz="6" w:space="0" w:color="AAAAAA"/>
+              <w:bottom w:val="single" w:sz="6" w:space="0" w:color="AAAAAA"/>
+              <w:right w:val="single" w:sz="6" w:space="0" w:color="AAAAAA"/>
+            </w:tcBorders>
+            <w:shd w:val="clear" w:color="auto" w:fill="FFFFFF"/>
+            <w:tcMar>
+              <w:top w:w="80" w:type="dxa"/>
+              <w:left w:w="120" w:type="dxa"/>
+              <w:bottom w:w="80" w:type="dxa"/>
+              <w:right w:w="120" w:type="dxa"/>
+            </w:tcMar>
+            <w:vAlign w:val="center"/>
+          </w:tcPr>
+          <w:p>
+            <w:pPr>
+              <w:rPr>
+                <w:lang w:val="pt-PT"/>
+              </w:rPr>
+            </w:pPr>
+            <w:r>
+              <w:rPr>
+                <w:b/>
+                <w:sz w:val="20"/>
+                <w:szCs w:val="20"/>
+                <w:lang w:val="pt-PT"/>
+              </w:rPr>
+              <w:t>Elevado</w:t>
+            </w:r>
+          </w:p>
+        </w:tc>
+        <w:tc>
+          <w:tcPr>
+            <w:tcW w:w="6026" w:type="dxa"/>
+            <w:tcBorders>
+              <w:top w:val="single" w:sz="6" w:space="0" w:color="AAAAAA"/>
+              <w:left w:val="single" w:sz="6" w:space="0" w:color="AAAAAA"/>
+              <w:bottom w:val="single" w:sz="6" w:space="0" w:color="AAAAAA"/>
+              <w:right w:val="single" w:sz="6" w:space="0" w:color="AAAAAA"/>
+            </w:tcBorders>
+            <w:shd w:val="clear" w:color="auto" w:fill="FFFFFF"/>
+            <w:tcMar>
+              <w:top w:w="80" w:type="dxa"/>
+              <w:left w:w="120" w:type="dxa"/>
+              <w:bottom w:w="80" w:type="dxa"/>
+              <w:right w:w="120" w:type="dxa"/>
+            </w:tcMar>
+            <w:vAlign w:val="center"/>
+          </w:tcPr>
+          <w:p>
+            <w:pPr>
+              <w:jc w:val="center"/>
+              <w:rPr>
+                <w:lang w:val="pt-PT"/>
+              </w:rPr>
+            </w:pPr>
+            <w:r>
+              <w:rPr>
+                <w:sz w:val="20"/>
+                <w:szCs w:val="20"/>
+                <w:lang w:val="pt-PT"/>
+              </w:rPr>
+              <w:t>Monitorizar o acesso remoto aos sistemas críticos e usar canais seguros com cifra forte, também nas manutenções remotas; recolher e analisar os registos desses acessos.</w:t>
+            </w:r>
+          </w:p>
+        </w:tc>
+        <w:tc>
+          <w:tcPr>
+            <w:tcW w:w="1500" w:type="dxa"/>
+            <w:tcBorders>
+              <w:top w:val="single" w:sz="6" w:space="0" w:color="AAAAAA"/>
+              <w:left w:val="single" w:sz="6" w:space="0" w:color="AAAAAA"/>
+              <w:bottom w:val="single" w:sz="6" w:space="0" w:color="AAAAAA"/>
+              <w:right w:val="single" w:sz="6" w:space="0" w:color="AAAAAA"/>
+            </w:tcBorders>
+            <w:shd w:val="clear" w:color="auto" w:fill="FFFFFF"/>
+            <w:tcMar>
+              <w:top w:w="80" w:type="dxa"/>
+              <w:left w:w="120" w:type="dxa"/>
+              <w:bottom w:w="80" w:type="dxa"/>
+              <w:right w:w="120" w:type="dxa"/>
+            </w:tcMar>
+            <w:vAlign w:val="center"/>
+          </w:tcPr>
+          <w:p>
+            <w:pPr>
+              <w:rPr>
+                <w:lang w:val="pt-PT"/>
+              </w:rPr>
+            </w:pPr>
+            <w:r>
+              <w:rPr>
+                <w:sz w:val="20"/>
+                <w:szCs w:val="20"/>
+                <w:lang w:val="pt-PT"/>
+              </w:rPr>
+              <w:t>PR.GA-7</w:t>
+            </w:r>
+          </w:p>
+        </w:tc>
+      </w:tr>
+      <w:tr>
+        <w:tc>
+          <w:tcPr>
+            <w:tcW w:w="1500" w:type="dxa"/>
+            <w:tcBorders>
+              <w:top w:val="single" w:sz="6" w:space="0" w:color="AAAAAA"/>
+              <w:left w:val="single" w:sz="6" w:space="0" w:color="AAAAAA"/>
+              <w:bottom w:val="single" w:sz="6" w:space="0" w:color="AAAAAA"/>
+              <w:right w:val="single" w:sz="6" w:space="0" w:color="AAAAAA"/>
+            </w:tcBorders>
+            <w:shd w:val="clear" w:color="auto" w:fill="D6E4F0"/>
+            <w:tcMar>
+              <w:top w:w="80" w:type="dxa"/>
+              <w:left w:w="120" w:type="dxa"/>
+              <w:bottom w:w="80" w:type="dxa"/>
+              <w:right w:w="120" w:type="dxa"/>
+            </w:tcMar>
+            <w:vAlign w:val="center"/>
+          </w:tcPr>
+          <w:p>
+            <w:pPr>
+              <w:rPr>
+                <w:lang w:val="pt-PT"/>
+              </w:rPr>
+            </w:pPr>
+            <w:r>
+              <w:rPr>
+                <w:b/>
+                <w:sz w:val="20"/>
+                <w:szCs w:val="20"/>
+                <w:lang w:val="pt-PT"/>
+              </w:rPr>
+              <w:t>Elevado</w:t>
+            </w:r>
+          </w:p>
+        </w:tc>
+        <w:tc>
+          <w:tcPr>
+            <w:tcW w:w="6026" w:type="dxa"/>
+            <w:tcBorders>
+              <w:top w:val="single" w:sz="6" w:space="0" w:color="AAAAAA"/>
+              <w:left w:val="single" w:sz="6" w:space="0" w:color="AAAAAA"/>
+              <w:bottom w:val="single" w:sz="6" w:space="0" w:color="AAAAAA"/>
+              <w:right w:val="single" w:sz="6" w:space="0" w:color="AAAAAA"/>
+            </w:tcBorders>
+            <w:shd w:val="clear" w:color="auto" w:fill="D6E4F0"/>
+            <w:tcMar>
+              <w:top w:w="80" w:type="dxa"/>
+              <w:left w:w="120" w:type="dxa"/>
+              <w:bottom w:w="80" w:type="dxa"/>
+              <w:right w:w="120" w:type="dxa"/>
+            </w:tcMar>
+            <w:vAlign w:val="center"/>
+          </w:tcPr>
+          <w:p>
+            <w:pPr>
+              <w:jc w:val="center"/>
+              <w:rPr>
+                <w:lang w:val="pt-PT"/>
+              </w:rPr>
+            </w:pPr>
+            <w:r>
+              <w:rPr>
+                <w:sz w:val="20"/>
+                <w:szCs w:val="20"/>
+                <w:lang w:val="pt-PT"/>
+              </w:rPr>
+              <w:t>Gerar alertas quando o processamento de logs falha, rever periodicamente a capacidade de retenção e guardar os logs dos sistemas críticos num sistema autónomo.</w:t>
+            </w:r>
+          </w:p>
+        </w:tc>
+        <w:tc>
+          <w:tcPr>
+            <w:tcW w:w="1500" w:type="dxa"/>
+            <w:tcBorders>
+              <w:top w:val="single" w:sz="6" w:space="0" w:color="AAAAAA"/>
+              <w:left w:val="single" w:sz="6" w:space="0" w:color="AAAAAA"/>
+              <w:bottom w:val="single" w:sz="6" w:space="0" w:color="AAAAAA"/>
+              <w:right w:val="single" w:sz="6" w:space="0" w:color="AAAAAA"/>
+            </w:tcBorders>
+            <w:shd w:val="clear" w:color="auto" w:fill="D6E4F0"/>
+            <w:tcMar>
+              <w:top w:w="80" w:type="dxa"/>
+              <w:left w:w="120" w:type="dxa"/>
+              <w:bottom w:w="80" w:type="dxa"/>
+              <w:right w:w="120" w:type="dxa"/>
+            </w:tcMar>
+            <w:vAlign w:val="center"/>
+          </w:tcPr>
+          <w:p>
+            <w:pPr>
+              <w:rPr>
+                <w:lang w:val="pt-PT"/>
+              </w:rPr>
+            </w:pPr>
+            <w:r>
+              <w:rPr>
+                <w:sz w:val="20"/>
+                <w:szCs w:val="20"/>
+                <w:lang w:val="pt-PT"/>
+              </w:rPr>
+              <w:t>PR.SP-2</w:t>
+            </w:r>
+          </w:p>
+        </w:tc>
+      </w:tr>
+    </w:tbl>
+    <w:p>
+      <w:pPr>
+        <w:spacing w:before="120"/>
+        <w:rPr>
+          <w:lang w:val="pt-PT"/>
+        </w:rPr>
+      </w:pPr>
+    </w:p>
+    <w:p>
+      <w:pPr>
+        <w:pBdr>
+          <w:bottom w:val="single" w:sz="6" w:space="1" w:color="2E75B6"/>
+        </w:pBdr>
+        <w:spacing w:before="80" w:after="80"/>
+        <w:rPr>
+          <w:lang w:val="pt-PT"/>
+        </w:rPr>
+      </w:pPr>
+    </w:p>
+    <w:p>
+      <w:pPr>
+        <w:pStyle w:val="Heading1"/>
+        <w:rPr>
+          <w:lang w:val="pt-PT"/>
+        </w:rPr>
+      </w:pPr>
+      <w:r>
+        <w:rPr>
+          <w:lang w:val="pt-PT"/>
+        </w:rPr>
+        <w:t>13. Controlos do QNRCS Abrangidos</w:t>
+      </w:r>
+    </w:p>
+    <w:p>
+      <w:pPr>
+        <w:spacing w:before="80" w:after="80"/>
+        <w:rPr>
+          <w:lang w:val="pt-PT"/>
+        </w:rPr>
+      </w:pPr>
+      <w:r>
+        <w:rPr>
+          <w:lang w:val="pt-PT"/>
+        </w:rPr>
+        <w:t>Controlos do QNRCS (Regulamento n.º 756/2026, Anexo III) a que esta política dá evidência, e onde:</w:t>
+      </w:r>
+    </w:p>
+    <w:tbl>
+      <w:tblPr>
+        <w:tblW w:w="9026" w:type="dxa"/>
+        <w:tblBorders>
+          <w:top w:val="single" w:sz="4" w:space="0" w:color="auto"/>
+          <w:left w:val="single" w:sz="4" w:space="0" w:color="auto"/>
+          <w:bottom w:val="single" w:sz="4" w:space="0" w:color="auto"/>
+          <w:right w:val="single" w:sz="4" w:space="0" w:color="auto"/>
+          <w:insideH w:val="single" w:sz="4" w:space="0" w:color="auto"/>
+          <w:insideV w:val="single" w:sz="4" w:space="0" w:color="auto"/>
+        </w:tblBorders>
+        <w:tblCellMar>
+          <w:left w:w="10" w:type="dxa"/>
+          <w:right w:w="10" w:type="dxa"/>
+        </w:tblCellMar>
+        <w:tblLook w:val="0000" w:firstRow="0" w:lastRow="0" w:firstColumn="0" w:lastColumn="0" w:noHBand="0" w:noVBand="0"/>
+      </w:tblPr>
+      <w:tblGrid>
+        <w:gridCol w:w="1300"/>
+        <w:gridCol w:w="1700"/>
+        <w:gridCol w:w="6026"/>
+      </w:tblGrid>
+      <w:tr>
+        <w:tc>
+          <w:tcPr>
+            <w:tcW w:w="1300" w:type="dxa"/>
+            <w:tcBorders>
+              <w:top w:val="single" w:sz="6" w:space="0" w:color="2E75B6"/>
+              <w:left w:val="single" w:sz="6" w:space="0" w:color="2E75B6"/>
+              <w:bottom w:val="single" w:sz="6" w:space="0" w:color="2E75B6"/>
+              <w:right w:val="single" w:sz="6" w:space="0" w:color="2E75B6"/>
+            </w:tcBorders>
+            <w:shd w:val="clear" w:color="auto" w:fill="1F4E79"/>
+            <w:tcMar>
+              <w:top w:w="80" w:type="dxa"/>
+              <w:left w:w="120" w:type="dxa"/>
+              <w:bottom w:w="80" w:type="dxa"/>
+              <w:right w:w="120" w:type="dxa"/>
+            </w:tcMar>
+            <w:vAlign w:val="center"/>
+          </w:tcPr>
+          <w:p>
+            <w:pPr>
+              <w:jc w:val="center"/>
+              <w:rPr>
+                <w:lang w:val="pt-PT"/>
+              </w:rPr>
+            </w:pPr>
+            <w:r>
+              <w:rPr>
+                <w:b/>
+                <w:bCs/>
+                <w:color w:val="FFFFFF"/>
+                <w:sz w:val="20"/>
+                <w:szCs w:val="20"/>
+                <w:lang w:val="pt-PT"/>
+              </w:rPr>
+              <w:t>Código</w:t>
+            </w:r>
+          </w:p>
+        </w:tc>
+        <w:tc>
+          <w:tcPr>
+            <w:tcW w:w="1700" w:type="dxa"/>
+            <w:tcBorders>
+              <w:top w:val="single" w:sz="6" w:space="0" w:color="2E75B6"/>
+              <w:left w:val="single" w:sz="6" w:space="0" w:color="2E75B6"/>
+              <w:bottom w:val="single" w:sz="6" w:space="0" w:color="2E75B6"/>
+              <w:right w:val="single" w:sz="6" w:space="0" w:color="2E75B6"/>
+            </w:tcBorders>
+            <w:shd w:val="clear" w:color="auto" w:fill="1F4E79"/>
+            <w:tcMar>
+              <w:top w:w="80" w:type="dxa"/>
+              <w:left w:w="120" w:type="dxa"/>
+              <w:bottom w:w="80" w:type="dxa"/>
+              <w:right w:w="120" w:type="dxa"/>
+            </w:tcMar>
+            <w:vAlign w:val="center"/>
+          </w:tcPr>
+          <w:p>
+            <w:pPr>
+              <w:jc w:val="center"/>
+              <w:rPr>
+                <w:lang w:val="pt-PT"/>
+              </w:rPr>
+            </w:pPr>
+            <w:r>
+              <w:rPr>
+                <w:b/>
+                <w:bCs/>
+                <w:color w:val="FFFFFF"/>
+                <w:sz w:val="20"/>
+                <w:szCs w:val="20"/>
+                <w:lang w:val="pt-PT"/>
+              </w:rPr>
+              <w:t>Nível</w:t>
+            </w:r>
+          </w:p>
+        </w:tc>
+        <w:tc>
+          <w:tcPr>
+            <w:tcW w:w="6026" w:type="dxa"/>
+            <w:tcBorders>
+              <w:top w:val="single" w:sz="6" w:space="0" w:color="2E75B6"/>
+              <w:left w:val="single" w:sz="6" w:space="0" w:color="2E75B6"/>
+              <w:bottom w:val="single" w:sz="6" w:space="0" w:color="2E75B6"/>
+              <w:right w:val="single" w:sz="6" w:space="0" w:color="2E75B6"/>
+            </w:tcBorders>
+            <w:shd w:val="clear" w:color="auto" w:fill="1F4E79"/>
+            <w:tcMar>
+              <w:top w:w="80" w:type="dxa"/>
+              <w:left w:w="120" w:type="dxa"/>
+              <w:bottom w:w="80" w:type="dxa"/>
+              <w:right w:w="120" w:type="dxa"/>
+            </w:tcMar>
+            <w:vAlign w:val="center"/>
+          </w:tcPr>
+          <w:p>
+            <w:pPr>
+              <w:jc w:val="center"/>
+              <w:rPr>
+                <w:lang w:val="pt-PT"/>
+              </w:rPr>
+            </w:pPr>
+            <w:r>
+              <w:rPr>
+                <w:b/>
+                <w:bCs/>
+                <w:color w:val="FFFFFF"/>
+                <w:sz w:val="20"/>
+                <w:szCs w:val="20"/>
+                <w:lang w:val="pt-PT"/>
+              </w:rPr>
+              <w:t>Onde neste documento</w:t>
+            </w:r>
+          </w:p>
+        </w:tc>
+      </w:tr>
+      <w:tr>
+        <w:tc>
+          <w:tcPr>
+            <w:tcW w:w="1300" w:type="dxa"/>
+            <w:tcBorders>
+              <w:top w:val="single" w:sz="6" w:space="0" w:color="AAAAAA"/>
+              <w:left w:val="single" w:sz="6" w:space="0" w:color="AAAAAA"/>
+              <w:bottom w:val="single" w:sz="6" w:space="0" w:color="AAAAAA"/>
+              <w:right w:val="single" w:sz="6" w:space="0" w:color="AAAAAA"/>
+            </w:tcBorders>
+            <w:shd w:val="clear" w:color="auto" w:fill="FFFFFF"/>
+            <w:tcMar>
+              <w:top w:w="80" w:type="dxa"/>
+              <w:left w:w="120" w:type="dxa"/>
+              <w:bottom w:w="80" w:type="dxa"/>
+              <w:right w:w="120" w:type="dxa"/>
+            </w:tcMar>
+            <w:vAlign w:val="center"/>
+          </w:tcPr>
+          <w:p>
+            <w:pPr>
+              <w:rPr>
+                <w:lang w:val="pt-PT"/>
+              </w:rPr>
+            </w:pPr>
+            <w:r>
+              <w:rPr>
+                <w:b/>
+                <w:sz w:val="20"/>
+                <w:szCs w:val="20"/>
+                <w:lang w:val="pt-PT"/>
+              </w:rPr>
+              <w:t>PR.GA-1</w:t>
+            </w:r>
+          </w:p>
+        </w:tc>
+        <w:tc>
+          <w:tcPr>
+            <w:tcW w:w="1700" w:type="dxa"/>
+            <w:tcBorders>
+              <w:top w:val="single" w:sz="6" w:space="0" w:color="AAAAAA"/>
+              <w:left w:val="single" w:sz="6" w:space="0" w:color="AAAAAA"/>
+              <w:bottom w:val="single" w:sz="6" w:space="0" w:color="AAAAAA"/>
+              <w:right w:val="single" w:sz="6" w:space="0" w:color="AAAAAA"/>
+            </w:tcBorders>
+            <w:shd w:val="clear" w:color="auto" w:fill="FFFFFF"/>
+            <w:tcMar>
+              <w:top w:w="80" w:type="dxa"/>
+              <w:left w:w="120" w:type="dxa"/>
+              <w:bottom w:w="80" w:type="dxa"/>
+              <w:right w:w="120" w:type="dxa"/>
+            </w:tcMar>
+            <w:vAlign w:val="center"/>
+          </w:tcPr>
+          <w:p>
+            <w:pPr>
+              <w:jc w:val="center"/>
+              <w:rPr>
+                <w:lang w:val="pt-PT"/>
+              </w:rPr>
+            </w:pPr>
+            <w:r>
+              <w:rPr>
+                <w:sz w:val="20"/>
+                <w:szCs w:val="20"/>
+                <w:lang w:val="pt-PT"/>
+              </w:rPr>
+              <w:t>Básico</w:t>
+            </w:r>
+          </w:p>
+        </w:tc>
+        <w:tc>
+          <w:tcPr>
+            <w:tcW w:w="6026" w:type="dxa"/>
+            <w:tcBorders>
+              <w:top w:val="single" w:sz="6" w:space="0" w:color="AAAAAA"/>
+              <w:left w:val="single" w:sz="6" w:space="0" w:color="AAAAAA"/>
+              <w:bottom w:val="single" w:sz="6" w:space="0" w:color="AAAAAA"/>
+              <w:right w:val="single" w:sz="6" w:space="0" w:color="AAAAAA"/>
+            </w:tcBorders>
+            <w:shd w:val="clear" w:color="auto" w:fill="FFFFFF"/>
+            <w:tcMar>
+              <w:top w:w="80" w:type="dxa"/>
+              <w:left w:w="120" w:type="dxa"/>
+              <w:bottom w:w="80" w:type="dxa"/>
+              <w:right w:w="120" w:type="dxa"/>
+            </w:tcMar>
+            <w:vAlign w:val="center"/>
+          </w:tcPr>
+          <w:p>
+            <w:pPr>
+              <w:rPr>
+                <w:lang w:val="pt-PT"/>
+              </w:rPr>
+            </w:pPr>
+            <w:r>
+              <w:rPr>
+                <w:sz w:val="20"/>
+                <w:szCs w:val="20"/>
+                <w:lang w:val="pt-PT"/>
+              </w:rPr>
+              <w:t>O documento é a Política de Gestão de Identidades, Autenticação e Controlo de Acessos pedida pelo critério (secções 4 a 8). O critério pede também a Política de Palavra-passe, que é um documento à parte. A evidência técnica da gestão de identidades fica nos sistemas. Substancial e Elevado: secção 12.</w:t>
+            </w:r>
+          </w:p>
+        </w:tc>
+      </w:tr>
+      <w:tr>
+        <w:tc>
+          <w:tcPr>
+            <w:tcW w:w="1300" w:type="dxa"/>
+            <w:tcBorders>
+              <w:top w:val="single" w:sz="6" w:space="0" w:color="AAAAAA"/>
+              <w:left w:val="single" w:sz="6" w:space="0" w:color="AAAAAA"/>
+              <w:bottom w:val="single" w:sz="6" w:space="0" w:color="AAAAAA"/>
+              <w:right w:val="single" w:sz="6" w:space="0" w:color="AAAAAA"/>
+            </w:tcBorders>
+            <w:shd w:val="clear" w:color="auto" w:fill="D6E4F0"/>
+            <w:tcMar>
+              <w:top w:w="80" w:type="dxa"/>
+              <w:left w:w="120" w:type="dxa"/>
+              <w:bottom w:w="80" w:type="dxa"/>
+              <w:right w:w="120" w:type="dxa"/>
+            </w:tcMar>
+            <w:vAlign w:val="center"/>
+          </w:tcPr>
+          <w:p>
+            <w:pPr>
+              <w:rPr>
+                <w:lang w:val="pt-PT"/>
+              </w:rPr>
+            </w:pPr>
+            <w:r>
+              <w:rPr>
+                <w:b/>
+                <w:sz w:val="20"/>
+                <w:szCs w:val="20"/>
+                <w:lang w:val="pt-PT"/>
+              </w:rPr>
+              <w:t>PR.GA-2</w:t>
+            </w:r>
+          </w:p>
+        </w:tc>
+        <w:tc>
+          <w:tcPr>
+            <w:tcW w:w="1700" w:type="dxa"/>
+            <w:tcBorders>
+              <w:top w:val="single" w:sz="6" w:space="0" w:color="AAAAAA"/>
+              <w:left w:val="single" w:sz="6" w:space="0" w:color="AAAAAA"/>
+              <w:bottom w:val="single" w:sz="6" w:space="0" w:color="AAAAAA"/>
+              <w:right w:val="single" w:sz="6" w:space="0" w:color="AAAAAA"/>
+            </w:tcBorders>
+            <w:shd w:val="clear" w:color="auto" w:fill="D6E4F0"/>
+            <w:tcMar>
+              <w:top w:w="80" w:type="dxa"/>
+              <w:left w:w="120" w:type="dxa"/>
+              <w:bottom w:w="80" w:type="dxa"/>
+              <w:right w:w="120" w:type="dxa"/>
+            </w:tcMar>
+            <w:vAlign w:val="center"/>
+          </w:tcPr>
+          <w:p>
+            <w:pPr>
+              <w:jc w:val="center"/>
+              <w:rPr>
+                <w:lang w:val="pt-PT"/>
+              </w:rPr>
+            </w:pPr>
+            <w:r>
+              <w:rPr>
+                <w:sz w:val="20"/>
+                <w:szCs w:val="20"/>
+                <w:lang w:val="pt-PT"/>
+              </w:rPr>
+              <w:t>Substancial</w:t>
+            </w:r>
+          </w:p>
+        </w:tc>
+        <w:tc>
+          <w:tcPr>
+            <w:tcW w:w="6026" w:type="dxa"/>
+            <w:tcBorders>
+              <w:top w:val="single" w:sz="6" w:space="0" w:color="AAAAAA"/>
+              <w:left w:val="single" w:sz="6" w:space="0" w:color="AAAAAA"/>
+              <w:bottom w:val="single" w:sz="6" w:space="0" w:color="AAAAAA"/>
+              <w:right w:val="single" w:sz="6" w:space="0" w:color="AAAAAA"/>
+            </w:tcBorders>
+            <w:shd w:val="clear" w:color="auto" w:fill="D6E4F0"/>
+            <w:tcMar>
+              <w:top w:w="80" w:type="dxa"/>
+              <w:left w:w="120" w:type="dxa"/>
+              <w:bottom w:w="80" w:type="dxa"/>
+              <w:right w:w="120" w:type="dxa"/>
+            </w:tcMar>
+            <w:vAlign w:val="center"/>
+          </w:tcPr>
+          <w:p>
+            <w:pPr>
+              <w:rPr>
+                <w:lang w:val="pt-PT"/>
+              </w:rPr>
+            </w:pPr>
+            <w:r>
+              <w:rPr>
+                <w:sz w:val="20"/>
+                <w:szCs w:val="20"/>
+                <w:lang w:val="pt-PT"/>
+              </w:rPr>
+              <w:t>Verificação da identidade antes de entregar credenciais (secção 5, fase 3; Anexo A). Elevado: registo de exceções (Anexo D.4).</w:t>
+            </w:r>
+          </w:p>
+        </w:tc>
+      </w:tr>
+      <w:tr>
+        <w:tc>
+          <w:tcPr>
+            <w:tcW w:w="1300" w:type="dxa"/>
+            <w:tcBorders>
+              <w:top w:val="single" w:sz="6" w:space="0" w:color="AAAAAA"/>
+              <w:left w:val="single" w:sz="6" w:space="0" w:color="AAAAAA"/>
+              <w:bottom w:val="single" w:sz="6" w:space="0" w:color="AAAAAA"/>
+              <w:right w:val="single" w:sz="6" w:space="0" w:color="AAAAAA"/>
+            </w:tcBorders>
+            <w:shd w:val="clear" w:color="auto" w:fill="FFFFFF"/>
+            <w:tcMar>
+              <w:top w:w="80" w:type="dxa"/>
+              <w:left w:w="120" w:type="dxa"/>
+              <w:bottom w:w="80" w:type="dxa"/>
+              <w:right w:w="120" w:type="dxa"/>
+            </w:tcMar>
+            <w:vAlign w:val="center"/>
+          </w:tcPr>
+          <w:p>
+            <w:pPr>
+              <w:rPr>
+                <w:lang w:val="pt-PT"/>
+              </w:rPr>
+            </w:pPr>
+            <w:r>
+              <w:rPr>
+                <w:b/>
+                <w:sz w:val="20"/>
+                <w:szCs w:val="20"/>
+                <w:lang w:val="pt-PT"/>
+              </w:rPr>
+              <w:t>PR.GA-3</w:t>
+            </w:r>
+          </w:p>
+        </w:tc>
+        <w:tc>
+          <w:tcPr>
+            <w:tcW w:w="1700" w:type="dxa"/>
+            <w:tcBorders>
+              <w:top w:val="single" w:sz="6" w:space="0" w:color="AAAAAA"/>
+              <w:left w:val="single" w:sz="6" w:space="0" w:color="AAAAAA"/>
+              <w:bottom w:val="single" w:sz="6" w:space="0" w:color="AAAAAA"/>
+              <w:right w:val="single" w:sz="6" w:space="0" w:color="AAAAAA"/>
+            </w:tcBorders>
+            <w:shd w:val="clear" w:color="auto" w:fill="FFFFFF"/>
+            <w:tcMar>
+              <w:top w:w="80" w:type="dxa"/>
+              <w:left w:w="120" w:type="dxa"/>
+              <w:bottom w:w="80" w:type="dxa"/>
+              <w:right w:w="120" w:type="dxa"/>
+            </w:tcMar>
+            <w:vAlign w:val="center"/>
+          </w:tcPr>
+          <w:p>
+            <w:pPr>
+              <w:jc w:val="center"/>
+              <w:rPr>
+                <w:lang w:val="pt-PT"/>
+              </w:rPr>
+            </w:pPr>
+            <w:r>
+              <w:rPr>
+                <w:sz w:val="20"/>
+                <w:szCs w:val="20"/>
+                <w:lang w:val="pt-PT"/>
+              </w:rPr>
+              <w:t>Básico</w:t>
+            </w:r>
+          </w:p>
+        </w:tc>
+        <w:tc>
+          <w:tcPr>
+            <w:tcW w:w="6026" w:type="dxa"/>
+            <w:tcBorders>
+              <w:top w:val="single" w:sz="6" w:space="0" w:color="AAAAAA"/>
+              <w:left w:val="single" w:sz="6" w:space="0" w:color="AAAAAA"/>
+              <w:bottom w:val="single" w:sz="6" w:space="0" w:color="AAAAAA"/>
+              <w:right w:val="single" w:sz="6" w:space="0" w:color="AAAAAA"/>
+            </w:tcBorders>
+            <w:shd w:val="clear" w:color="auto" w:fill="FFFFFF"/>
+            <w:tcMar>
+              <w:top w:w="80" w:type="dxa"/>
+              <w:left w:w="120" w:type="dxa"/>
+              <w:bottom w:w="80" w:type="dxa"/>
+              <w:right w:w="120" w:type="dxa"/>
+            </w:tcMar>
+            <w:vAlign w:val="center"/>
+          </w:tcPr>
+          <w:p>
+            <w:pPr>
+              <w:rPr>
+                <w:lang w:val="pt-PT"/>
+              </w:rPr>
+            </w:pPr>
+            <w:r>
+              <w:rPr>
+                <w:sz w:val="20"/>
+                <w:szCs w:val="20"/>
+                <w:lang w:val="pt-PT"/>
+              </w:rPr>
+              <w:t>MFA em todas as contas que o suportem (secções 6 e 6.1), o que cobre também o MFA pedido nos níveis Substancial e Elevado. Falta, no nível Substancial, a avaliação do risco das comunicações entre sistemas críticos (fazer na análise de risco).</w:t>
+            </w:r>
+          </w:p>
+        </w:tc>
+      </w:tr>
+      <w:tr>
+        <w:tc>
+          <w:tcPr>
+            <w:tcW w:w="1300" w:type="dxa"/>
+            <w:tcBorders>
+              <w:top w:val="single" w:sz="6" w:space="0" w:color="AAAAAA"/>
+              <w:left w:val="single" w:sz="6" w:space="0" w:color="AAAAAA"/>
+              <w:bottom w:val="single" w:sz="6" w:space="0" w:color="AAAAAA"/>
+              <w:right w:val="single" w:sz="6" w:space="0" w:color="AAAAAA"/>
+            </w:tcBorders>
+            <w:shd w:val="clear" w:color="auto" w:fill="D6E4F0"/>
+            <w:tcMar>
+              <w:top w:w="80" w:type="dxa"/>
+              <w:left w:w="120" w:type="dxa"/>
+              <w:bottom w:w="80" w:type="dxa"/>
+              <w:right w:w="120" w:type="dxa"/>
+            </w:tcMar>
+            <w:vAlign w:val="center"/>
+          </w:tcPr>
+          <w:p>
+            <w:pPr>
+              <w:rPr>
+                <w:lang w:val="pt-PT"/>
+              </w:rPr>
+            </w:pPr>
+            <w:proofErr w:type="spellStart"/>
+            <w:proofErr w:type="spellEnd"/>
+            <w:r>
+              <w:rPr>
+                <w:b/>
+                <w:sz w:val="20"/>
+                <w:szCs w:val="20"/>
+                <w:lang w:val="pt-PT"/>
+              </w:rPr>
+              <w:t>PR.GA-5</w:t>
+            </w:r>
+          </w:p>
+        </w:tc>
+        <w:tc>
+          <w:tcPr>
+            <w:tcW w:w="1700" w:type="dxa"/>
+            <w:tcBorders>
+              <w:top w:val="single" w:sz="6" w:space="0" w:color="AAAAAA"/>
+              <w:left w:val="single" w:sz="6" w:space="0" w:color="AAAAAA"/>
+              <w:bottom w:val="single" w:sz="6" w:space="0" w:color="AAAAAA"/>
+              <w:right w:val="single" w:sz="6" w:space="0" w:color="AAAAAA"/>
+            </w:tcBorders>
+            <w:shd w:val="clear" w:color="auto" w:fill="D6E4F0"/>
+            <w:tcMar>
+              <w:top w:w="80" w:type="dxa"/>
+              <w:left w:w="120" w:type="dxa"/>
+              <w:bottom w:w="80" w:type="dxa"/>
+              <w:right w:w="120" w:type="dxa"/>
+            </w:tcMar>
+            <w:vAlign w:val="center"/>
+          </w:tcPr>
+          <w:p>
+            <w:pPr>
+              <w:jc w:val="center"/>
+              <w:rPr>
+                <w:lang w:val="pt-PT"/>
+              </w:rPr>
+            </w:pPr>
+            <w:r>
+              <w:rPr>
+                <w:sz w:val="20"/>
+                <w:szCs w:val="20"/>
+                <w:lang w:val="pt-PT"/>
+              </w:rPr>
+              <w:t>Básico</w:t>
+            </w:r>
+          </w:p>
+        </w:tc>
+        <w:tc>
+          <w:tcPr>
+            <w:tcW w:w="6026" w:type="dxa"/>
+            <w:tcBorders>
+              <w:top w:val="single" w:sz="6" w:space="0" w:color="AAAAAA"/>
+              <w:left w:val="single" w:sz="6" w:space="0" w:color="AAAAAA"/>
+              <w:bottom w:val="single" w:sz="6" w:space="0" w:color="AAAAAA"/>
+              <w:right w:val="single" w:sz="6" w:space="0" w:color="AAAAAA"/>
+            </w:tcBorders>
+            <w:shd w:val="clear" w:color="auto" w:fill="D6E4F0"/>
+            <w:tcMar>
+              <w:top w:w="80" w:type="dxa"/>
+              <w:left w:w="120" w:type="dxa"/>
+              <w:bottom w:w="80" w:type="dxa"/>
+              <w:right w:w="120" w:type="dxa"/>
+            </w:tcMar>
+            <w:vAlign w:val="center"/>
+          </w:tcPr>
+          <w:p>
+            <w:pPr>
+              <w:rPr>
+                <w:lang w:val="pt-PT"/>
+              </w:rPr>
+            </w:pPr>
+            <w:r>
+              <w:rPr>
+                <w:sz w:val="20"/>
+                <w:szCs w:val="20"/>
+                <w:lang w:val="pt-PT"/>
+              </w:rPr>
+              <w:t>Menor privilégio e necessidade de conhecer (secção 3); sem privilégios de administração por defeito (7.1); contas de administração aprovadas e registadas (7.2; Anexo D.1); revisão semestral registada (7.4; Anexo D.3).</w:t>
+            </w:r>
+          </w:p>
+        </w:tc>
+      </w:tr>
+      <w:tr>
+        <w:tc>
+          <w:tcPr>
+            <w:tcW w:w="1300" w:type="dxa"/>
+            <w:tcBorders>
+              <w:top w:val="single" w:sz="6" w:space="0" w:color="AAAAAA"/>
+              <w:left w:val="single" w:sz="6" w:space="0" w:color="AAAAAA"/>
+              <w:bottom w:val="single" w:sz="6" w:space="0" w:color="AAAAAA"/>
+              <w:right w:val="single" w:sz="6" w:space="0" w:color="AAAAAA"/>
+            </w:tcBorders>
+            <w:shd w:val="clear" w:color="auto" w:fill="FFFFFF"/>
+            <w:tcMar>
+              <w:top w:w="80" w:type="dxa"/>
+              <w:left w:w="120" w:type="dxa"/>
+              <w:bottom w:w="80" w:type="dxa"/>
+              <w:right w:w="120" w:type="dxa"/>
+            </w:tcMar>
+            <w:vAlign w:val="center"/>
+          </w:tcPr>
+          <w:p>
+            <w:pPr>
+              <w:rPr>
+                <w:lang w:val="pt-PT"/>
+              </w:rPr>
+            </w:pPr>
+            <w:proofErr w:type="spellStart"/>
+            <w:proofErr w:type="spellEnd"/>
+            <w:r>
+              <w:rPr>
+                <w:b/>
+                <w:sz w:val="20"/>
+                <w:szCs w:val="20"/>
+                <w:lang w:val="pt-PT"/>
+              </w:rPr>
+              <w:t>PR.GA-7</w:t>
+            </w:r>
+          </w:p>
+        </w:tc>
+        <w:tc>
+          <w:tcPr>
+            <w:tcW w:w="1700" w:type="dxa"/>
+            <w:tcBorders>
+              <w:top w:val="single" w:sz="6" w:space="0" w:color="AAAAAA"/>
+              <w:left w:val="single" w:sz="6" w:space="0" w:color="AAAAAA"/>
+              <w:bottom w:val="single" w:sz="6" w:space="0" w:color="AAAAAA"/>
+              <w:right w:val="single" w:sz="6" w:space="0" w:color="AAAAAA"/>
+            </w:tcBorders>
+            <w:shd w:val="clear" w:color="auto" w:fill="FFFFFF"/>
+            <w:tcMar>
+              <w:top w:w="80" w:type="dxa"/>
+              <w:left w:w="120" w:type="dxa"/>
+              <w:bottom w:w="80" w:type="dxa"/>
+              <w:right w:w="120" w:type="dxa"/>
+            </w:tcMar>
+            <w:vAlign w:val="center"/>
+          </w:tcPr>
+          <w:p>
+            <w:pPr>
+              <w:jc w:val="center"/>
+              <w:rPr>
+                <w:lang w:val="pt-PT"/>
+              </w:rPr>
+            </w:pPr>
+            <w:r>
+              <w:rPr>
+                <w:sz w:val="20"/>
+                <w:szCs w:val="20"/>
+                <w:lang w:val="pt-PT"/>
+              </w:rPr>
+              <w:t>Básico</w:t>
+            </w:r>
+          </w:p>
+        </w:tc>
+        <w:tc>
+          <w:tcPr>
+            <w:tcW w:w="6026" w:type="dxa"/>
+            <w:tcBorders>
+              <w:top w:val="single" w:sz="6" w:space="0" w:color="AAAAAA"/>
+              <w:left w:val="single" w:sz="6" w:space="0" w:color="AAAAAA"/>
+              <w:bottom w:val="single" w:sz="6" w:space="0" w:color="AAAAAA"/>
+              <w:right w:val="single" w:sz="6" w:space="0" w:color="AAAAAA"/>
+            </w:tcBorders>
+            <w:shd w:val="clear" w:color="auto" w:fill="FFFFFF"/>
+            <w:tcMar>
+              <w:top w:w="80" w:type="dxa"/>
+              <w:left w:w="120" w:type="dxa"/>
+              <w:bottom w:w="80" w:type="dxa"/>
+              <w:right w:w="120" w:type="dxa"/>
+            </w:tcMar>
+            <w:vAlign w:val="center"/>
+          </w:tcPr>
+          <w:p>
+            <w:pPr>
+              <w:rPr>
+                <w:lang w:val="pt-PT"/>
+              </w:rPr>
+            </w:pPr>
+            <w:proofErr w:type="spellStart"/>
+            <w:proofErr w:type="spellEnd"/>
+            <w:r>
+              <w:rPr>
+                <w:sz w:val="20"/>
+                <w:szCs w:val="20"/>
+                <w:lang w:val="pt-PT"/>
+              </w:rPr>
+              <w:t>Regras de acesso remoto (secções 6 e 7.3) e lista de utilizadores e dispositivos autorizados (Anexo D.2).</w:t>
+            </w:r>
+          </w:p>
+        </w:tc>
+      </w:tr>
+      <w:tr>
+        <w:tc>
+          <w:tcPr>
+            <w:tcW w:w="1300" w:type="dxa"/>
+            <w:tcBorders>
+              <w:top w:val="single" w:sz="6" w:space="0" w:color="AAAAAA"/>
+              <w:left w:val="single" w:sz="6" w:space="0" w:color="AAAAAA"/>
+              <w:bottom w:val="single" w:sz="6" w:space="0" w:color="AAAAAA"/>
+              <w:right w:val="single" w:sz="6" w:space="0" w:color="AAAAAA"/>
+            </w:tcBorders>
+            <w:shd w:val="clear" w:color="auto" w:fill="D6E4F0"/>
+            <w:tcMar>
+              <w:top w:w="80" w:type="dxa"/>
+              <w:left w:w="120" w:type="dxa"/>
+              <w:bottom w:w="80" w:type="dxa"/>
+              <w:right w:w="120" w:type="dxa"/>
+            </w:tcMar>
+            <w:vAlign w:val="center"/>
+          </w:tcPr>
+          <w:p>
+            <w:pPr>
+              <w:rPr>
+                <w:lang w:val="pt-PT"/>
+              </w:rPr>
+            </w:pPr>
+            <w:r>
+              <w:rPr>
+                <w:b/>
+                <w:sz w:val="20"/>
+                <w:szCs w:val="20"/>
+                <w:lang w:val="pt-PT"/>
+              </w:rPr>
+              <w:t>PR.SP-2</w:t>
+            </w:r>
+          </w:p>
+        </w:tc>
+        <w:tc>
+          <w:tcPr>
+            <w:tcW w:w="1700" w:type="dxa"/>
+            <w:tcBorders>
+              <w:top w:val="single" w:sz="6" w:space="0" w:color="AAAAAA"/>
+              <w:left w:val="single" w:sz="6" w:space="0" w:color="AAAAAA"/>
+              <w:bottom w:val="single" w:sz="6" w:space="0" w:color="AAAAAA"/>
+              <w:right w:val="single" w:sz="6" w:space="0" w:color="AAAAAA"/>
+            </w:tcBorders>
+            <w:shd w:val="clear" w:color="auto" w:fill="D6E4F0"/>
+            <w:tcMar>
+              <w:top w:w="80" w:type="dxa"/>
+              <w:left w:w="120" w:type="dxa"/>
+              <w:bottom w:w="80" w:type="dxa"/>
+              <w:right w:w="120" w:type="dxa"/>
+            </w:tcMar>
+            <w:vAlign w:val="center"/>
+          </w:tcPr>
+          <w:p>
+            <w:pPr>
+              <w:jc w:val="center"/>
+              <w:rPr>
+                <w:lang w:val="pt-PT"/>
+              </w:rPr>
+            </w:pPr>
+            <w:r>
+              <w:rPr>
+                <w:sz w:val="20"/>
+                <w:szCs w:val="20"/>
+                <w:lang w:val="pt-PT"/>
+              </w:rPr>
+              <w:t>Básico</w:t>
+            </w:r>
+          </w:p>
+        </w:tc>
+        <w:tc>
+          <w:tcPr>
+            <w:tcW w:w="6026" w:type="dxa"/>
+            <w:tcBorders>
+              <w:top w:val="single" w:sz="6" w:space="0" w:color="AAAAAA"/>
+              <w:left w:val="single" w:sz="6" w:space="0" w:color="AAAAAA"/>
+              <w:bottom w:val="single" w:sz="6" w:space="0" w:color="AAAAAA"/>
+              <w:right w:val="single" w:sz="6" w:space="0" w:color="AAAAAA"/>
+            </w:tcBorders>
+            <w:shd w:val="clear" w:color="auto" w:fill="D6E4F0"/>
+            <w:tcMar>
+              <w:top w:w="80" w:type="dxa"/>
+              <w:left w:w="120" w:type="dxa"/>
+              <w:bottom w:w="80" w:type="dxa"/>
+              <w:right w:w="120" w:type="dxa"/>
+            </w:tcMar>
+            <w:vAlign w:val="center"/>
+          </w:tcPr>
+          <w:p>
+            <w:pPr>
+              <w:rPr>
+                <w:lang w:val="pt-PT"/>
+              </w:rPr>
+            </w:pPr>
+            <w:r>
+              <w:rPr>
+                <w:sz w:val="20"/>
+                <w:szCs w:val="20"/>
+                <w:lang w:val="pt-PT"/>
+              </w:rPr>
+              <w:t>Recolha, proteção, revisão mensal e conservação dos logs de autenticação e de acesso (secção 8). A evidência técnica fica nos sistemas.</w:t>
+            </w:r>
+          </w:p>
+        </w:tc>
+      </w:tr>
+      <w:tr>
+        <w:tc>
+          <w:tcPr>
+            <w:tcW w:w="1300" w:type="dxa"/>
+            <w:tcBorders>
+              <w:top w:val="single" w:sz="6" w:space="0" w:color="AAAAAA"/>
+              <w:left w:val="single" w:sz="6" w:space="0" w:color="AAAAAA"/>
+              <w:bottom w:val="single" w:sz="6" w:space="0" w:color="AAAAAA"/>
+              <w:right w:val="single" w:sz="6" w:space="0" w:color="AAAAAA"/>
+            </w:tcBorders>
+            <w:shd w:val="clear" w:color="auto" w:fill="FFFFFF"/>
+            <w:tcMar>
+              <w:top w:w="80" w:type="dxa"/>
+              <w:left w:w="120" w:type="dxa"/>
+              <w:bottom w:w="80" w:type="dxa"/>
+              <w:right w:w="120" w:type="dxa"/>
+            </w:tcMar>
+            <w:vAlign w:val="center"/>
+          </w:tcPr>
+          <w:p>
+            <w:pPr>
+              <w:rPr>
+                <w:lang w:val="pt-PT"/>
+              </w:rPr>
+            </w:pPr>
+            <w:r>
+              <w:rPr>
+                <w:b/>
+                <w:sz w:val="20"/>
+                <w:szCs w:val="20"/>
+                <w:lang w:val="pt-PT"/>
+              </w:rPr>
+              <w:t>GR.FR-4</w:t>
+            </w:r>
+          </w:p>
+        </w:tc>
+        <w:tc>
+          <w:tcPr>
+            <w:tcW w:w="1700" w:type="dxa"/>
+            <w:tcBorders>
+              <w:top w:val="single" w:sz="6" w:space="0" w:color="AAAAAA"/>
+              <w:left w:val="single" w:sz="6" w:space="0" w:color="AAAAAA"/>
+              <w:bottom w:val="single" w:sz="6" w:space="0" w:color="AAAAAA"/>
+              <w:right w:val="single" w:sz="6" w:space="0" w:color="AAAAAA"/>
+            </w:tcBorders>
+            <w:shd w:val="clear" w:color="auto" w:fill="FFFFFF"/>
+            <w:tcMar>
+              <w:top w:w="80" w:type="dxa"/>
+              <w:left w:w="120" w:type="dxa"/>
+              <w:bottom w:w="80" w:type="dxa"/>
+              <w:right w:w="120" w:type="dxa"/>
+            </w:tcMar>
+            <w:vAlign w:val="center"/>
+          </w:tcPr>
+          <w:p>
+            <w:pPr>
+              <w:jc w:val="center"/>
+              <w:rPr>
+                <w:lang w:val="pt-PT"/>
+              </w:rPr>
+            </w:pPr>
+            <w:r>
+              <w:rPr>
+                <w:sz w:val="20"/>
+                <w:szCs w:val="20"/>
+                <w:lang w:val="pt-PT"/>
+              </w:rPr>
+              <w:t>Substancial (em parte)</w:t>
+            </w:r>
+          </w:p>
+        </w:tc>
+        <w:tc>
+          <w:tcPr>
+            <w:tcW w:w="6026" w:type="dxa"/>
+            <w:tcBorders>
+              <w:top w:val="single" w:sz="6" w:space="0" w:color="AAAAAA"/>
+              <w:left w:val="single" w:sz="6" w:space="0" w:color="AAAAAA"/>
+              <w:bottom w:val="single" w:sz="6" w:space="0" w:color="AAAAAA"/>
+              <w:right w:val="single" w:sz="6" w:space="0" w:color="AAAAAA"/>
+            </w:tcBorders>
+            <w:shd w:val="clear" w:color="auto" w:fill="FFFFFF"/>
+            <w:tcMar>
+              <w:top w:w="80" w:type="dxa"/>
+              <w:left w:w="120" w:type="dxa"/>
+              <w:bottom w:w="80" w:type="dxa"/>
+              <w:right w:w="120" w:type="dxa"/>
+            </w:tcMar>
+            <w:vAlign w:val="center"/>
+          </w:tcPr>
+          <w:p>
+            <w:pPr>
+              <w:rPr>
+                <w:lang w:val="pt-PT"/>
+              </w:rPr>
+            </w:pPr>
+            <w:r>
+              <w:rPr>
+                <w:sz w:val="20"/>
+                <w:szCs w:val="20"/>
+                <w:lang w:val="pt-PT"/>
+              </w:rPr>
+              <w:t>Medidas de acessos na entrada, na mudança de função e na saída (secção 5; Anexos A e B). As restantes medidas de recursos humanos ficam noutros documentos (a Política de Uso Aceitável cobre o nível Básico).</w:t>
             </w:r>
           </w:p>
         </w:tc>
@@ -10925,7 +13803,7 @@
         <w:rPr>
           <w:lang w:val="pt-PT"/>
         </w:rPr>
-        <w:t>12. Aprovação</w:t>
+        <w:t>14. Aprovação</w:t>
       </w:r>
     </w:p>
     <w:p>
@@ -11069,7 +13947,7 @@
                 <w:szCs w:val="20"/>
                 <w:lang w:val="pt-PT"/>
               </w:rPr>
-              <w:t>Aprovado pela Administração</w:t>
+              <w:t>Aprovado pelo Órgão de gestão</w:t>
             </w:r>
           </w:p>
         </w:tc>
@@ -11105,7 +13983,7 @@
                 <w:szCs w:val="20"/>
                 <w:lang w:val="pt-PT"/>
               </w:rPr>
-              <w:t>[Nome] [Função] [Data]</w:t>
+              <w:t>[Nome] [Função] [Data] [Assinatura]</w:t>
             </w:r>
           </w:p>
         </w:tc>
@@ -11139,7 +14017,7 @@
                 <w:szCs w:val="20"/>
                 <w:lang w:val="pt-PT"/>
               </w:rPr>
-              <w:t>[Nome] [Função] [Data]</w:t>
+              <w:t>[Nome] [Função] [Data] [Assinatura]</w:t>
             </w:r>
           </w:p>
         </w:tc>
@@ -11173,7 +14051,7 @@
                 <w:szCs w:val="20"/>
                 <w:lang w:val="pt-PT"/>
               </w:rPr>
-              <w:t>[Nome] [Cargo] [Data]</w:t>
+              <w:t>[Nome] [Cargo] [Data] [Assinatura]</w:t>
             </w:r>
           </w:p>
         </w:tc>
@@ -11215,14 +14093,14 @@
         <w:rPr>
           <w:lang w:val="pt-PT"/>
         </w:rPr>
-        <w:t xml:space="preserve">Este formulário é utilizado para solicitar a criação de uma nova conta de utilizador ou a modificação de uma conta existente. Só pode ser submetido pelo Responsável de RH ou pelo superior hierárquico </w:t>
+        <w:t xml:space="preserve">Este formulário é utilizado para solicitar a criação de uma nova conta de utilizador ou a modificação de uma conta existente (incluindo a mudança de função). Só pode ser submetido pelos Recursos Humanos ou pelo superior hierárquico </w:t>
       </w:r>
       <w:proofErr w:type="spellStart"/>
       <w:r>
         <w:rPr>
           <w:lang w:val="pt-PT"/>
         </w:rPr>
-        <w:t>directo</w:t>
+        <w:t>direto</w:t>
       </w:r>
       <w:proofErr w:type="spellEnd"/>
       <w:r>
@@ -11384,7 +14262,7 @@
                 <w:szCs w:val="20"/>
                 <w:lang w:val="pt-PT"/>
               </w:rPr>
-              <w:t>[ ]  Nova conta          [ ]  Modificação de conta existente</w:t>
+              <w:t xml:space="preserve">[ ]  Nova conta          [ ]  Mudança de função / modificação (indicar também os acessos a retirar)</w:t>
             </w:r>
           </w:p>
         </w:tc>
@@ -11842,7 +14720,7 @@
                 <w:szCs w:val="20"/>
                 <w:lang w:val="pt-PT"/>
               </w:rPr>
-              <w:t>[ ]  Sistema ERP / contabilidade      [ ]  E-mail corporativo      [ ]  VPN / acesso remoto</w:t>
+              <w:t xml:space="preserve">[ ]  Sistema ERP / contabilidade      [ ]  E-mail corporativo      [ ]  VPN / acesso remoto</w:t>
             </w:r>
           </w:p>
           <w:p>
@@ -11858,7 +14736,7 @@
                 <w:szCs w:val="20"/>
                 <w:lang w:val="pt-PT"/>
               </w:rPr>
-              <w:t>[ ]  Partilha de ficheiros / servidor  [ ]  CRM / base de dados de clientes   [ ]  Sistema de RH</w:t>
+              <w:t xml:space="preserve">[ ]  Partilha de ficheiros / servidor  [ ]  CRM / base de dados de clientes   [ ]  Sistema de RH</w:t>
             </w:r>
           </w:p>
           <w:p>
@@ -11908,7 +14786,23 @@
                 <w:szCs w:val="20"/>
                 <w:lang w:val="pt-PT"/>
               </w:rPr>
-              <w:t>[ ]  Outros: _______________________________________________________</w:t>
+              <w:t xml:space="preserve">[ ]  Outros: _______________________________________________________</w:t>
+            </w:r>
+          </w:p>
+          <w:p>
+            <w:pPr>
+              <w:spacing w:before="20" w:after="20"/>
+              <w:rPr>
+                <w:lang w:val="pt-PT"/>
+              </w:rPr>
+            </w:pPr>
+            <w:r>
+              <w:rPr>
+                <w:sz w:val="20"/>
+                <w:szCs w:val="20"/>
+                <w:lang w:val="pt-PT"/>
+              </w:rPr>
+              <w:t xml:space="preserve">[ ]  Privilégios de administração (aprovação do Responsável de Cibersegurança; registar no Anexo D.1)</w:t>
             </w:r>
           </w:p>
         </w:tc>
@@ -12186,6 +15080,130 @@
                 <w:lang w:val="pt-PT"/>
               </w:rPr>
               <w:t>Assinatura do solicitante:</w:t>
+            </w:r>
+          </w:p>
+        </w:tc>
+        <w:tc>
+          <w:tcPr>
+            <w:tcW w:w="6226" w:type="dxa"/>
+            <w:tcBorders>
+              <w:top w:val="single" w:sz="6" w:space="0" w:color="AAAAAA"/>
+              <w:left w:val="single" w:sz="6" w:space="0" w:color="AAAAAA"/>
+              <w:bottom w:val="single" w:sz="6" w:space="0" w:color="AAAAAA"/>
+              <w:right w:val="single" w:sz="6" w:space="0" w:color="AAAAAA"/>
+            </w:tcBorders>
+            <w:tcMar>
+              <w:top w:w="160" w:type="dxa"/>
+              <w:left w:w="120" w:type="dxa"/>
+              <w:bottom w:w="160" w:type="dxa"/>
+              <w:right w:w="120" w:type="dxa"/>
+            </w:tcMar>
+          </w:tcPr>
+          <w:p>
+            <w:pPr>
+              <w:rPr>
+                <w:lang w:val="pt-PT"/>
+              </w:rPr>
+            </w:pPr>
+          </w:p>
+        </w:tc>
+      </w:tr>
+      <w:tr>
+        <w:tc>
+          <w:tcPr>
+            <w:tcW w:w="2800" w:type="dxa"/>
+            <w:tcBorders>
+              <w:top w:val="single" w:sz="6" w:space="0" w:color="AAAAAA"/>
+              <w:left w:val="single" w:sz="6" w:space="0" w:color="AAAAAA"/>
+              <w:bottom w:val="single" w:sz="6" w:space="0" w:color="AAAAAA"/>
+              <w:right w:val="single" w:sz="6" w:space="0" w:color="AAAAAA"/>
+            </w:tcBorders>
+            <w:shd w:val="clear" w:color="auto" w:fill="D6E4F0"/>
+            <w:tcMar>
+              <w:top w:w="160" w:type="dxa"/>
+              <w:left w:w="120" w:type="dxa"/>
+              <w:bottom w:w="160" w:type="dxa"/>
+              <w:right w:w="120" w:type="dxa"/>
+            </w:tcMar>
+          </w:tcPr>
+          <w:p>
+            <w:pPr>
+              <w:rPr>
+                <w:lang w:val="pt-PT"/>
+              </w:rPr>
+            </w:pPr>
+            <w:r>
+              <w:rPr>
+                <w:b/>
+                <w:bCs/>
+                <w:color w:val="1F4E79"/>
+                <w:sz w:val="20"/>
+                <w:szCs w:val="20"/>
+                <w:lang w:val="pt-PT"/>
+              </w:rPr>
+              <w:t>Identidade verificada por (nome, data, como):</w:t>
+            </w:r>
+          </w:p>
+        </w:tc>
+        <w:tc>
+          <w:tcPr>
+            <w:tcW w:w="6226" w:type="dxa"/>
+            <w:tcBorders>
+              <w:top w:val="single" w:sz="6" w:space="0" w:color="AAAAAA"/>
+              <w:left w:val="single" w:sz="6" w:space="0" w:color="AAAAAA"/>
+              <w:bottom w:val="single" w:sz="6" w:space="0" w:color="AAAAAA"/>
+              <w:right w:val="single" w:sz="6" w:space="0" w:color="AAAAAA"/>
+            </w:tcBorders>
+            <w:tcMar>
+              <w:top w:w="160" w:type="dxa"/>
+              <w:left w:w="120" w:type="dxa"/>
+              <w:bottom w:w="160" w:type="dxa"/>
+              <w:right w:w="120" w:type="dxa"/>
+            </w:tcMar>
+          </w:tcPr>
+          <w:p>
+            <w:pPr>
+              <w:rPr>
+                <w:lang w:val="pt-PT"/>
+              </w:rPr>
+            </w:pPr>
+          </w:p>
+        </w:tc>
+      </w:tr>
+      <w:tr>
+        <w:tc>
+          <w:tcPr>
+            <w:tcW w:w="2800" w:type="dxa"/>
+            <w:tcBorders>
+              <w:top w:val="single" w:sz="6" w:space="0" w:color="AAAAAA"/>
+              <w:left w:val="single" w:sz="6" w:space="0" w:color="AAAAAA"/>
+              <w:bottom w:val="single" w:sz="6" w:space="0" w:color="AAAAAA"/>
+              <w:right w:val="single" w:sz="6" w:space="0" w:color="AAAAAA"/>
+            </w:tcBorders>
+            <w:shd w:val="clear" w:color="auto" w:fill="D6E4F0"/>
+            <w:tcMar>
+              <w:top w:w="160" w:type="dxa"/>
+              <w:left w:w="120" w:type="dxa"/>
+              <w:bottom w:w="160" w:type="dxa"/>
+              <w:right w:w="120" w:type="dxa"/>
+            </w:tcMar>
+          </w:tcPr>
+          <w:p>
+            <w:pPr>
+              <w:rPr>
+                <w:lang w:val="pt-PT"/>
+              </w:rPr>
+            </w:pPr>
+            <w:r>
+              <w:rPr>
+                <w:b/>
+                <w:bCs/>
+                <w:color w:val="1F4E79"/>
+                <w:sz w:val="20"/>
+                <w:szCs w:val="20"/>
+                <w:lang w:val="pt-PT"/>
+              </w:rPr>
+              <w:t>Política de Uso Aceitável entregue e tomada de conhecimento registada em:</w:t>
             </w:r>
           </w:p>
         </w:tc>
@@ -12285,7 +15303,7 @@
                 <w:szCs w:val="20"/>
                 <w:lang w:val="pt-PT"/>
               </w:rPr>
-              <w:t>Enviar este formulário por e-mail ao Responsável de TI em [e-mail TI]. O processo deve ser concluído no prazo máximo de [2 dias úteis] após aprovação. Guardar uma cópia assinada no processo do colaborador.</w:t>
+              <w:t>Enviar este formulário por e-mail ao Responsável de TI em [e-mail TI]. O processo deve ser concluído no prazo máximo de [2 dias úteis] após aprovação. Guardar uma cópia assinada no processo do colaborador; é o registo da entrada ou da mudança de função.</w:t>
             </w:r>
           </w:p>
         </w:tc>
@@ -12327,14 +15345,14 @@
         <w:rPr>
           <w:lang w:val="pt-PT"/>
         </w:rPr>
-        <w:t xml:space="preserve">Este formulário é utilizado quando um colaborador cessa funções ou quando um prestador termina o contrato. Só pode ser submetido pelo Responsável de RH ou pelo superior hierárquico </w:t>
+        <w:t xml:space="preserve">Este formulário é utilizado quando um colaborador cessa funções ou quando um prestador termina o contrato. Só pode ser submetido pelos Recursos Humanos ou pelo superior hierárquico </w:t>
       </w:r>
       <w:proofErr w:type="spellStart"/>
       <w:r>
         <w:rPr>
           <w:lang w:val="pt-PT"/>
         </w:rPr>
-        <w:t>directo</w:t>
+        <w:t>direto</w:t>
       </w:r>
       <w:proofErr w:type="spellEnd"/>
       <w:r>
@@ -12772,7 +15790,7 @@
                 <w:szCs w:val="20"/>
                 <w:lang w:val="pt-PT"/>
               </w:rPr>
-              <w:t>[ ]  Conta de domínio / Windows       [ ]  E-mail corporativo      [ ]  VPN / acesso remoto</w:t>
+              <w:t xml:space="preserve">[ ]  Conta de domínio / Windows       [ ]  E-mail corporativo      [ ]  VPN / acesso remoto</w:t>
             </w:r>
           </w:p>
           <w:p>
@@ -12788,7 +15806,7 @@
                 <w:szCs w:val="20"/>
                 <w:lang w:val="pt-PT"/>
               </w:rPr>
-              <w:t>[ ]  Sistema ERP / contabilidade      [ ]  CRM / base de dados     [ ]  Partilha de ficheiros</w:t>
+              <w:t xml:space="preserve">[ ]  Sistema ERP / contabilidade      [ ]  CRM / base de dados     [ ]  Partilha de ficheiros</w:t>
             </w:r>
           </w:p>
           <w:p>
@@ -12838,7 +15856,7 @@
                 <w:szCs w:val="20"/>
                 <w:lang w:val="pt-PT"/>
               </w:rPr>
-              <w:t>[ ]  Crachá / acesso físico            [ ]  Certificados digitais  [ ]  Outros: _________</w:t>
+              <w:t xml:space="preserve">[ ]  Crachá / acesso físico            [ ]  Certificados digitais  [ ]  Outros: _________</w:t>
             </w:r>
           </w:p>
         </w:tc>
@@ -12878,7 +15896,7 @@
                 <w:szCs w:val="20"/>
                 <w:lang w:val="pt-PT"/>
               </w:rPr>
-              <w:t>Acções</w:t>
+              <w:t>Ações</w:t>
             </w:r>
             <w:proofErr w:type="spellEnd"/>
             <w:r>
@@ -12926,7 +15944,7 @@
                 <w:szCs w:val="20"/>
                 <w:lang w:val="pt-PT"/>
               </w:rPr>
-              <w:t>[ ]  Backup dos dados do utilizador realizado</w:t>
+              <w:t xml:space="preserve">[ ]  Backup dos dados do utilizador realizado</w:t>
             </w:r>
           </w:p>
           <w:p>
@@ -12942,7 +15960,7 @@
                 <w:szCs w:val="20"/>
                 <w:lang w:val="pt-PT"/>
               </w:rPr>
-              <w:t>[ ]  Reencaminhar e-mails para: ____________________________________</w:t>
+              <w:t xml:space="preserve">[ ]  Reencaminhar e-mails para: ____________________________________</w:t>
             </w:r>
           </w:p>
           <w:p>
@@ -12958,7 +15976,7 @@
                 <w:szCs w:val="20"/>
                 <w:lang w:val="pt-PT"/>
               </w:rPr>
-              <w:t>[ ]  Equipamentos entregues ao Responsável de TI (lista em notas)</w:t>
+              <w:t xml:space="preserve">[ ]  Equipamentos entregues ao Responsável de TI, incluindo chaves de segurança e outros meios de MFA (lista em notas)</w:t>
             </w:r>
           </w:p>
           <w:p>
@@ -12974,7 +15992,7 @@
                 <w:szCs w:val="20"/>
                 <w:lang w:val="pt-PT"/>
               </w:rPr>
-              <w:t>[ ]  Todos os acessos revogados pelo Responsável de TI</w:t>
+              <w:t xml:space="preserve">[ ]  Todos os acessos revogados pelo Responsável de TI</w:t>
             </w:r>
           </w:p>
           <w:p>
@@ -12990,7 +16008,23 @@
                 <w:szCs w:val="20"/>
                 <w:lang w:val="pt-PT"/>
               </w:rPr>
-              <w:t>[ ]  Palavras-passe de contas partilhadas alteradas</w:t>
+              <w:t xml:space="preserve">[ ]  Palavras-passe de contas partilhadas, de serviço e de emergência que o colaborador conhecia alteradas</w:t>
+            </w:r>
+          </w:p>
+          <w:p>
+            <w:pPr>
+              <w:spacing w:before="20" w:after="20"/>
+              <w:rPr>
+                <w:lang w:val="pt-PT"/>
+              </w:rPr>
+            </w:pPr>
+            <w:r>
+              <w:rPr>
+                <w:sz w:val="20"/>
+                <w:szCs w:val="20"/>
+                <w:lang w:val="pt-PT"/>
+              </w:rPr>
+              <w:t xml:space="preserve">[ ]  Registos de contas de administração e de acessos remotos atualizados (Anexo D)</w:t>
             </w:r>
           </w:p>
         </w:tc>
@@ -13386,7 +16420,7 @@
                 <w:szCs w:val="20"/>
                 <w:lang w:val="pt-PT"/>
               </w:rPr>
-              <w:t>activa</w:t>
+              <w:t>ativa</w:t>
             </w:r>
             <w:proofErr w:type="spellEnd"/>
             <w:r>
@@ -13566,7 +16600,7 @@
                 <w:szCs w:val="20"/>
                 <w:lang w:val="pt-PT"/>
               </w:rPr>
-              <w:t>DL 125/2025</w:t>
+              <w:t>Regime Jurídico da Cibersegurança (RJC)</w:t>
             </w:r>
           </w:p>
         </w:tc>
@@ -13600,7 +16634,7 @@
                 <w:szCs w:val="20"/>
                 <w:lang w:val="pt-PT"/>
               </w:rPr>
-              <w:t xml:space="preserve">Regime Jurídico da </w:t>
+              <w:t>Aprovado pelo Decreto-Lei n.º 125/2025, de 4 de dezembro; transpõe a Diretiva (UE) 2022/2555 (NIS2). Arts. 25.º, 27.º, n.º 1, al. h) e i), e 31.º.</w:t>
             </w:r>
             <w:proofErr w:type="spellStart"/>
             <w:r>
@@ -13609,7 +16643,6 @@
                 <w:szCs w:val="20"/>
                 <w:lang w:val="pt-PT"/>
               </w:rPr>
-              <w:t>Cibersegurança</w:t>
             </w:r>
             <w:proofErr w:type="spellEnd"/>
             <w:r>
@@ -13618,7 +16651,6 @@
                 <w:szCs w:val="20"/>
                 <w:lang w:val="pt-PT"/>
               </w:rPr>
-              <w:t xml:space="preserve"> (Portugal) - Transposição da </w:t>
             </w:r>
             <w:proofErr w:type="spellStart"/>
             <w:r>
@@ -13627,7 +16659,6 @@
                 <w:szCs w:val="20"/>
                 <w:lang w:val="pt-PT"/>
               </w:rPr>
-              <w:t>Directiva</w:t>
             </w:r>
             <w:proofErr w:type="spellEnd"/>
             <w:r>
@@ -13636,7 +16667,6 @@
                 <w:szCs w:val="20"/>
                 <w:lang w:val="pt-PT"/>
               </w:rPr>
-              <w:t xml:space="preserve"> NIS2.</w:t>
             </w:r>
           </w:p>
         </w:tc>
@@ -13666,7 +16696,6 @@
                 <w:lang w:val="pt-PT"/>
               </w:rPr>
             </w:pPr>
-            <w:proofErr w:type="spellStart"/>
             <w:r>
               <w:rPr>
                 <w:b/>
@@ -13675,9 +16704,103 @@
                 <w:szCs w:val="20"/>
                 <w:lang w:val="pt-PT"/>
               </w:rPr>
-              <w:t>Directiva</w:t>
+              <w:t xml:space="preserve">Regulamento n.º 756/2026</w:t>
+            </w:r>
+          </w:p>
+        </w:tc>
+        <w:tc>
+          <w:tcPr>
+            <w:tcW w:w="6426" w:type="dxa"/>
+            <w:tcBorders>
+              <w:top w:val="single" w:sz="6" w:space="0" w:color="AAAAAA"/>
+              <w:left w:val="single" w:sz="6" w:space="0" w:color="AAAAAA"/>
+              <w:bottom w:val="single" w:sz="6" w:space="0" w:color="AAAAAA"/>
+              <w:right w:val="single" w:sz="6" w:space="0" w:color="AAAAAA"/>
+            </w:tcBorders>
+            <w:shd w:val="clear" w:color="auto" w:fill="D6E4F0"/>
+            <w:tcMar>
+              <w:top w:w="80" w:type="dxa"/>
+              <w:left w:w="120" w:type="dxa"/>
+              <w:bottom w:w="80" w:type="dxa"/>
+              <w:right w:w="120" w:type="dxa"/>
+            </w:tcMar>
+            <w:vAlign w:val="center"/>
+          </w:tcPr>
+          <w:p>
+            <w:pPr>
+              <w:rPr>
+                <w:lang w:val="pt-PT"/>
+              </w:rPr>
+            </w:pPr>
+            <w:r>
+              <w:rPr>
+                <w:sz w:val="20"/>
+                <w:szCs w:val="20"/>
+                <w:lang w:val="pt-PT"/>
+              </w:rPr>
+              <w:t>Regulamento do CNCS, de 22 de junho: QNRCS (Anexo I) e medidas de cibersegurança mínimas por nível de conformidade (Anexo III). Controlos aplicáveis: ver secção 13.</w:t>
+            </w:r>
+            <w:proofErr w:type="spellStart"/>
+            <w:r>
+              <w:rPr>
+                <w:sz w:val="20"/>
+                <w:szCs w:val="20"/>
+                <w:lang w:val="pt-PT"/>
+              </w:rPr>
             </w:r>
             <w:proofErr w:type="spellEnd"/>
+            <w:r>
+              <w:rPr>
+                <w:sz w:val="20"/>
+                <w:szCs w:val="20"/>
+                <w:lang w:val="pt-PT"/>
+              </w:rPr>
+            </w:r>
+            <w:proofErr w:type="spellStart"/>
+            <w:r>
+              <w:rPr>
+                <w:sz w:val="20"/>
+                <w:szCs w:val="20"/>
+                <w:lang w:val="pt-PT"/>
+              </w:rPr>
+            </w:r>
+            <w:proofErr w:type="spellEnd"/>
+            <w:r>
+              <w:rPr>
+                <w:sz w:val="20"/>
+                <w:szCs w:val="20"/>
+                <w:lang w:val="pt-PT"/>
+              </w:rPr>
+            </w:r>
+          </w:p>
+        </w:tc>
+      </w:tr>
+      <w:tr>
+        <w:tc>
+          <w:tcPr>
+            <w:tcW w:w="2600" w:type="dxa"/>
+            <w:tcBorders>
+              <w:top w:val="single" w:sz="6" w:space="0" w:color="AAAAAA"/>
+              <w:left w:val="single" w:sz="6" w:space="0" w:color="AAAAAA"/>
+              <w:bottom w:val="single" w:sz="6" w:space="0" w:color="AAAAAA"/>
+              <w:right w:val="single" w:sz="6" w:space="0" w:color="AAAAAA"/>
+            </w:tcBorders>
+            <w:shd w:val="clear" w:color="auto" w:fill="FFFFFF"/>
+            <w:tcMar>
+              <w:top w:w="80" w:type="dxa"/>
+              <w:left w:w="120" w:type="dxa"/>
+              <w:bottom w:w="80" w:type="dxa"/>
+              <w:right w:w="120" w:type="dxa"/>
+            </w:tcMar>
+            <w:vAlign w:val="center"/>
+          </w:tcPr>
+          <w:p>
+            <w:pPr>
+              <w:rPr>
+                <w:lang w:val="pt-PT"/>
+              </w:rPr>
+            </w:pPr>
+            <w:proofErr w:type="spellStart"/>
             <w:r>
               <w:rPr>
                 <w:b/>
@@ -13686,6 +16809,17 @@
                 <w:szCs w:val="20"/>
                 <w:lang w:val="pt-PT"/>
               </w:rPr>
+              <w:t>Diretiva</w:t>
+            </w:r>
+            <w:proofErr w:type="spellEnd"/>
+            <w:r>
+              <w:rPr>
+                <w:b/>
+                <w:bCs/>
+                <w:sz w:val="20"/>
+                <w:szCs w:val="20"/>
+                <w:lang w:val="pt-PT"/>
+              </w:rPr>
               <w:t xml:space="preserve"> (UE) 2022/2555</w:t>
             </w:r>
           </w:p>
@@ -13699,22 +16833,22 @@
               <w:bottom w:val="single" w:sz="6" w:space="0" w:color="AAAAAA"/>
               <w:right w:val="single" w:sz="6" w:space="0" w:color="AAAAAA"/>
             </w:tcBorders>
-            <w:shd w:val="clear" w:color="auto" w:fill="D6E4F0"/>
-            <w:tcMar>
-              <w:top w:w="80" w:type="dxa"/>
-              <w:left w:w="120" w:type="dxa"/>
-              <w:bottom w:w="80" w:type="dxa"/>
-              <w:right w:w="120" w:type="dxa"/>
-            </w:tcMar>
-            <w:vAlign w:val="center"/>
-          </w:tcPr>
-          <w:p>
-            <w:r>
-              <w:rPr>
-                <w:sz w:val="20"/>
-                <w:szCs w:val="20"/>
-              </w:rPr>
-              <w:t xml:space="preserve">Network and Information Security Directive 2 (NIS2), Art. 21.º, n.º 2, al. </w:t>
+            <w:shd w:val="clear" w:color="auto" w:fill="FFFFFF"/>
+            <w:tcMar>
+              <w:top w:w="80" w:type="dxa"/>
+              <w:left w:w="120" w:type="dxa"/>
+              <w:bottom w:w="80" w:type="dxa"/>
+              <w:right w:w="120" w:type="dxa"/>
+            </w:tcMar>
+            <w:vAlign w:val="center"/>
+          </w:tcPr>
+          <w:p>
+            <w:r>
+              <w:rPr>
+                <w:sz w:val="20"/>
+                <w:szCs w:val="20"/>
+              </w:rPr>
+              <w:t>Network and Information Security Directive 2 (NIS2), art. 21.º, n.º 2, al. i) e j).</w:t>
             </w:r>
             <w:proofErr w:type="spellStart"/>
             <w:r>
@@ -13722,7 +16856,6 @@
                 <w:sz w:val="20"/>
                 <w:szCs w:val="20"/>
               </w:rPr>
-              <w:t>i</w:t>
             </w:r>
             <w:proofErr w:type="spellEnd"/>
             <w:r>
@@ -13730,7 +16863,6 @@
                 <w:sz w:val="20"/>
                 <w:szCs w:val="20"/>
               </w:rPr>
-              <w:t>).</w:t>
             </w:r>
           </w:p>
         </w:tc>
@@ -13745,7 +16877,7 @@
               <w:bottom w:val="single" w:sz="6" w:space="0" w:color="AAAAAA"/>
               <w:right w:val="single" w:sz="6" w:space="0" w:color="AAAAAA"/>
             </w:tcBorders>
-            <w:shd w:val="clear" w:color="auto" w:fill="FFFFFF"/>
+            <w:shd w:val="clear" w:color="auto" w:fill="D6E4F0"/>
             <w:tcMar>
               <w:top w:w="80" w:type="dxa"/>
               <w:left w:w="120" w:type="dxa"/>
@@ -13781,28 +16913,28 @@
               <w:bottom w:val="single" w:sz="6" w:space="0" w:color="AAAAAA"/>
               <w:right w:val="single" w:sz="6" w:space="0" w:color="AAAAAA"/>
             </w:tcBorders>
-            <w:shd w:val="clear" w:color="auto" w:fill="FFFFFF"/>
-            <w:tcMar>
-              <w:top w:w="80" w:type="dxa"/>
-              <w:left w:w="120" w:type="dxa"/>
-              <w:bottom w:w="80" w:type="dxa"/>
-              <w:right w:w="120" w:type="dxa"/>
-            </w:tcMar>
-            <w:vAlign w:val="center"/>
-          </w:tcPr>
-          <w:p>
-            <w:pPr>
-              <w:rPr>
-                <w:lang w:val="pt-PT"/>
-              </w:rPr>
-            </w:pPr>
-            <w:r>
-              <w:rPr>
-                <w:sz w:val="20"/>
-                <w:szCs w:val="20"/>
-                <w:lang w:val="pt-PT"/>
-              </w:rPr>
-              <w:t>Controlos de segurança da informação: A.5.15 a A.5.18 (Controlo de acessos).</w:t>
+            <w:shd w:val="clear" w:color="auto" w:fill="D6E4F0"/>
+            <w:tcMar>
+              <w:top w:w="80" w:type="dxa"/>
+              <w:left w:w="120" w:type="dxa"/>
+              <w:bottom w:w="80" w:type="dxa"/>
+              <w:right w:w="120" w:type="dxa"/>
+            </w:tcMar>
+            <w:vAlign w:val="center"/>
+          </w:tcPr>
+          <w:p>
+            <w:pPr>
+              <w:rPr>
+                <w:lang w:val="pt-PT"/>
+              </w:rPr>
+            </w:pPr>
+            <w:r>
+              <w:rPr>
+                <w:sz w:val="20"/>
+                <w:szCs w:val="20"/>
+                <w:lang w:val="pt-PT"/>
+              </w:rPr>
+              <w:t>Controlos de segurança da informação: 5.15 a 5.18 (Controlo de acessos).</w:t>
             </w:r>
           </w:p>
         </w:tc>
@@ -13817,7 +16949,7 @@
               <w:bottom w:val="single" w:sz="6" w:space="0" w:color="AAAAAA"/>
               <w:right w:val="single" w:sz="6" w:space="0" w:color="AAAAAA"/>
             </w:tcBorders>
-            <w:shd w:val="clear" w:color="auto" w:fill="D6E4F0"/>
+            <w:shd w:val="clear" w:color="auto" w:fill="FFFFFF"/>
             <w:tcMar>
               <w:top w:w="80" w:type="dxa"/>
               <w:left w:w="120" w:type="dxa"/>
@@ -13853,7 +16985,7 @@
               <w:bottom w:val="single" w:sz="6" w:space="0" w:color="AAAAAA"/>
               <w:right w:val="single" w:sz="6" w:space="0" w:color="AAAAAA"/>
             </w:tcBorders>
-            <w:shd w:val="clear" w:color="auto" w:fill="D6E4F0"/>
+            <w:shd w:val="clear" w:color="auto" w:fill="FFFFFF"/>
             <w:tcMar>
               <w:top w:w="80" w:type="dxa"/>
               <w:left w:w="120" w:type="dxa"/>
@@ -13884,7 +17016,7 @@
                 <w:szCs w:val="20"/>
                 <w:lang w:val="pt-PT"/>
               </w:rPr>
-              <w:t xml:space="preserve">. 5.º, al. f) e </w:t>
+              <w:t xml:space="preserve">. 5.º, n.º 1, al. f) e </w:t>
             </w:r>
             <w:proofErr w:type="spellStart"/>
             <w:r>
@@ -13917,7 +17049,7 @@
               <w:bottom w:val="single" w:sz="6" w:space="0" w:color="AAAAAA"/>
               <w:right w:val="single" w:sz="6" w:space="0" w:color="AAAAAA"/>
             </w:tcBorders>
-            <w:shd w:val="clear" w:color="auto" w:fill="FFFFFF"/>
+            <w:shd w:val="clear" w:color="auto" w:fill="D6E4F0"/>
             <w:tcMar>
               <w:top w:w="80" w:type="dxa"/>
               <w:left w:w="120" w:type="dxa"/>
@@ -13940,7 +17072,7 @@
                 <w:szCs w:val="20"/>
                 <w:lang w:val="pt-PT"/>
               </w:rPr>
-              <w:t xml:space="preserve">CIS </w:t>
+              <w:t>CIS Controls v8.1</w:t>
             </w:r>
             <w:proofErr w:type="spellStart"/>
             <w:r>
@@ -13951,7 +17083,6 @@
                 <w:szCs w:val="20"/>
                 <w:lang w:val="pt-PT"/>
               </w:rPr>
-              <w:t>Controls</w:t>
             </w:r>
             <w:proofErr w:type="spellEnd"/>
             <w:r>
@@ -13962,7 +17093,6 @@
                 <w:szCs w:val="20"/>
                 <w:lang w:val="pt-PT"/>
               </w:rPr>
-              <w:t xml:space="preserve"> v8</w:t>
             </w:r>
           </w:p>
         </w:tc>
@@ -13975,6 +17105,42 @@
               <w:bottom w:val="single" w:sz="6" w:space="0" w:color="AAAAAA"/>
               <w:right w:val="single" w:sz="6" w:space="0" w:color="AAAAAA"/>
             </w:tcBorders>
+            <w:shd w:val="clear" w:color="auto" w:fill="D6E4F0"/>
+            <w:tcMar>
+              <w:top w:w="80" w:type="dxa"/>
+              <w:left w:w="120" w:type="dxa"/>
+              <w:bottom w:w="80" w:type="dxa"/>
+              <w:right w:w="120" w:type="dxa"/>
+            </w:tcMar>
+            <w:vAlign w:val="center"/>
+          </w:tcPr>
+          <w:p>
+            <w:pPr>
+              <w:rPr>
+                <w:lang w:val="pt-PT"/>
+              </w:rPr>
+            </w:pPr>
+            <w:r>
+              <w:rPr>
+                <w:sz w:val="20"/>
+                <w:szCs w:val="20"/>
+                <w:lang w:val="pt-PT"/>
+              </w:rPr>
+              <w:t>Controlo 5 (Gestão de contas) e Controlo 6 (Gestão de acessos).</w:t>
+            </w:r>
+          </w:p>
+        </w:tc>
+      </w:tr>
+      <w:tr>
+        <w:tc>
+          <w:tcPr>
+            <w:tcW w:w="2600" w:type="dxa"/>
+            <w:tcBorders>
+              <w:top w:val="single" w:sz="6" w:space="0" w:color="AAAAAA"/>
+              <w:left w:val="single" w:sz="6" w:space="0" w:color="AAAAAA"/>
+              <w:bottom w:val="single" w:sz="6" w:space="0" w:color="AAAAAA"/>
+              <w:right w:val="single" w:sz="6" w:space="0" w:color="AAAAAA"/>
+            </w:tcBorders>
             <w:shd w:val="clear" w:color="auto" w:fill="FFFFFF"/>
             <w:tcMar>
               <w:top w:w="80" w:type="dxa"/>
@@ -13990,18 +17156,2363 @@
                 <w:lang w:val="pt-PT"/>
               </w:rPr>
             </w:pPr>
-            <w:r>
-              <w:rPr>
-                <w:sz w:val="20"/>
-                <w:szCs w:val="20"/>
-                <w:lang w:val="pt-PT"/>
-              </w:rPr>
-              <w:t>Controlo 5 (Gestão de contas) e Controlo 6 (Gestão de acessos).</w:t>
+            <w:proofErr w:type="spellStart"/>
+            <w:proofErr w:type="spellEnd"/>
+            <w:r>
+              <w:rPr>
+                <w:b/>
+                <w:bCs/>
+                <w:sz w:val="20"/>
+                <w:szCs w:val="20"/>
+                <w:lang w:val="pt-PT"/>
+              </w:rPr>
+              <w:t>NIST SP 800-63B-4 (2025)</w:t>
+            </w:r>
+          </w:p>
+        </w:tc>
+        <w:tc>
+          <w:tcPr>
+            <w:tcW w:w="6426" w:type="dxa"/>
+            <w:tcBorders>
+              <w:top w:val="single" w:sz="6" w:space="0" w:color="AAAAAA"/>
+              <w:left w:val="single" w:sz="6" w:space="0" w:color="AAAAAA"/>
+              <w:bottom w:val="single" w:sz="6" w:space="0" w:color="AAAAAA"/>
+              <w:right w:val="single" w:sz="6" w:space="0" w:color="AAAAAA"/>
+            </w:tcBorders>
+            <w:shd w:val="clear" w:color="auto" w:fill="FFFFFF"/>
+            <w:tcMar>
+              <w:top w:w="80" w:type="dxa"/>
+              <w:left w:w="120" w:type="dxa"/>
+              <w:bottom w:w="80" w:type="dxa"/>
+              <w:right w:w="120" w:type="dxa"/>
+            </w:tcMar>
+            <w:vAlign w:val="center"/>
+          </w:tcPr>
+          <w:p>
+            <w:pPr>
+              <w:rPr>
+                <w:lang w:val="pt-PT"/>
+              </w:rPr>
+            </w:pPr>
+            <w:r>
+              <w:rPr>
+                <w:sz w:val="20"/>
+                <w:szCs w:val="20"/>
+                <w:lang w:val="pt-PT"/>
+              </w:rPr>
+              <w:t>Digital Identity Guidelines: Authentication and Authenticator Management. Secção 3.1.1.2 (palavras-passe).</w:t>
             </w:r>
           </w:p>
         </w:tc>
       </w:tr>
     </w:tbl>
+    <w:p>
+      <w:pPr>
+        <w:spacing w:before="120" w:after="80"/>
+        <w:rPr>
+          <w:lang w:val="pt-PT"/>
+        </w:rPr>
+      </w:pPr>
+    </w:p>
+    <w:p>
+      <w:pPr>
+        <w:pBdr>
+          <w:bottom w:val="single" w:sz="6" w:space="1" w:color="2E75B6"/>
+        </w:pBdr>
+        <w:spacing w:before="80" w:after="80"/>
+        <w:rPr>
+          <w:lang w:val="pt-PT"/>
+        </w:rPr>
+      </w:pPr>
+    </w:p>
+    <w:p>
+      <w:pPr>
+        <w:pStyle w:val="Heading1"/>
+        <w:rPr>
+          <w:lang w:val="pt-PT"/>
+        </w:rPr>
+      </w:pPr>
+      <w:r>
+        <w:rPr>
+          <w:lang w:val="pt-PT"/>
+        </w:rPr>
+        <w:t>Anexo D - Registos de Acessos</w:t>
+      </w:r>
+    </w:p>
+    <w:p>
+      <w:pPr>
+        <w:spacing w:before="80" w:after="80"/>
+        <w:rPr>
+          <w:lang w:val="pt-PT"/>
+        </w:rPr>
+      </w:pPr>
+      <w:r>
+        <w:rPr>
+          <w:lang w:val="pt-PT"/>
+        </w:rPr>
+        <w:t>Estes registos são a evidência documental que o QNRCS pede para os acessos. Podem ser mantidos nestas tabelas, numa folha de cálculo ou na plataforma NIS2PME, desde que tenham estes campos. São atualizados sempre que há uma alteração e confirmados na revisão semestral de acessos.</w:t>
+      </w:r>
+    </w:p>
+    <w:p>
+      <w:pPr>
+        <w:pStyle w:val="Heading2"/>
+        <w:rPr>
+          <w:lang w:val="pt-PT"/>
+        </w:rPr>
+      </w:pPr>
+      <w:r>
+        <w:rPr>
+          <w:lang w:val="pt-PT"/>
+        </w:rPr>
+        <w:t>D.1 Contas com privilégios de administração (QNRCS PR.GA-5)</w:t>
+      </w:r>
+    </w:p>
+    <w:tbl>
+      <w:tblPr>
+        <w:tblW w:w="9026" w:type="dxa"/>
+        <w:tblBorders>
+          <w:top w:val="single" w:sz="4" w:space="0" w:color="auto"/>
+          <w:left w:val="single" w:sz="4" w:space="0" w:color="auto"/>
+          <w:bottom w:val="single" w:sz="4" w:space="0" w:color="auto"/>
+          <w:right w:val="single" w:sz="4" w:space="0" w:color="auto"/>
+          <w:insideH w:val="single" w:sz="4" w:space="0" w:color="auto"/>
+          <w:insideV w:val="single" w:sz="4" w:space="0" w:color="auto"/>
+        </w:tblBorders>
+        <w:tblCellMar>
+          <w:left w:w="10" w:type="dxa"/>
+          <w:right w:w="10" w:type="dxa"/>
+        </w:tblCellMar>
+        <w:tblLook w:val="0000" w:firstRow="0" w:lastRow="0" w:firstColumn="0" w:lastColumn="0" w:noHBand="0" w:noVBand="0"/>
+      </w:tblPr>
+      <w:tblGrid>
+        <w:gridCol w:w="2200"/>
+        <w:gridCol w:w="2600"/>
+        <w:gridCol w:w="2226"/>
+        <w:gridCol w:w="2000"/>
+      </w:tblGrid>
+      <w:tr>
+        <w:tc>
+          <w:tcPr>
+            <w:tcW w:w="2200" w:type="dxa"/>
+            <w:tcBorders>
+              <w:top w:val="single" w:sz="6" w:space="0" w:color="2E75B6"/>
+              <w:left w:val="single" w:sz="6" w:space="0" w:color="2E75B6"/>
+              <w:bottom w:val="single" w:sz="6" w:space="0" w:color="2E75B6"/>
+              <w:right w:val="single" w:sz="6" w:space="0" w:color="2E75B6"/>
+            </w:tcBorders>
+            <w:shd w:val="clear" w:color="auto" w:fill="1F4E79"/>
+            <w:tcMar>
+              <w:top w:w="80" w:type="dxa"/>
+              <w:left w:w="120" w:type="dxa"/>
+              <w:bottom w:w="80" w:type="dxa"/>
+              <w:right w:w="120" w:type="dxa"/>
+            </w:tcMar>
+            <w:vAlign w:val="center"/>
+          </w:tcPr>
+          <w:p>
+            <w:pPr>
+              <w:jc w:val="center"/>
+              <w:rPr>
+                <w:lang w:val="pt-PT"/>
+              </w:rPr>
+            </w:pPr>
+            <w:r>
+              <w:rPr>
+                <w:b/>
+                <w:bCs/>
+                <w:color w:val="FFFFFF"/>
+                <w:sz w:val="20"/>
+                <w:szCs w:val="20"/>
+                <w:lang w:val="pt-PT"/>
+              </w:rPr>
+              <w:t>Conta (titular)</w:t>
+            </w:r>
+          </w:p>
+        </w:tc>
+        <w:tc>
+          <w:tcPr>
+            <w:tcW w:w="2600" w:type="dxa"/>
+            <w:tcBorders>
+              <w:top w:val="single" w:sz="6" w:space="0" w:color="2E75B6"/>
+              <w:left w:val="single" w:sz="6" w:space="0" w:color="2E75B6"/>
+              <w:bottom w:val="single" w:sz="6" w:space="0" w:color="2E75B6"/>
+              <w:right w:val="single" w:sz="6" w:space="0" w:color="2E75B6"/>
+            </w:tcBorders>
+            <w:shd w:val="clear" w:color="auto" w:fill="1F4E79"/>
+            <w:tcMar>
+              <w:top w:w="80" w:type="dxa"/>
+              <w:left w:w="120" w:type="dxa"/>
+              <w:bottom w:w="80" w:type="dxa"/>
+              <w:right w:w="120" w:type="dxa"/>
+            </w:tcMar>
+            <w:vAlign w:val="center"/>
+          </w:tcPr>
+          <w:p>
+            <w:pPr>
+              <w:jc w:val="center"/>
+              <w:rPr>
+                <w:lang w:val="pt-PT"/>
+              </w:rPr>
+            </w:pPr>
+            <w:r>
+              <w:rPr>
+                <w:b/>
+                <w:bCs/>
+                <w:color w:val="FFFFFF"/>
+                <w:sz w:val="20"/>
+                <w:szCs w:val="20"/>
+                <w:lang w:val="pt-PT"/>
+              </w:rPr>
+              <w:t>Sistemas e privilégios</w:t>
+            </w:r>
+          </w:p>
+        </w:tc>
+        <w:tc>
+          <w:tcPr>
+            <w:tcW w:w="2226" w:type="dxa"/>
+            <w:tcBorders>
+              <w:top w:val="single" w:sz="6" w:space="0" w:color="2E75B6"/>
+              <w:left w:val="single" w:sz="6" w:space="0" w:color="2E75B6"/>
+              <w:bottom w:val="single" w:sz="6" w:space="0" w:color="2E75B6"/>
+              <w:right w:val="single" w:sz="6" w:space="0" w:color="2E75B6"/>
+            </w:tcBorders>
+            <w:shd w:val="clear" w:color="auto" w:fill="1F4E79"/>
+            <w:tcMar>
+              <w:top w:w="80" w:type="dxa"/>
+              <w:left w:w="120" w:type="dxa"/>
+              <w:bottom w:w="80" w:type="dxa"/>
+              <w:right w:w="120" w:type="dxa"/>
+            </w:tcMar>
+            <w:vAlign w:val="center"/>
+          </w:tcPr>
+          <w:p>
+            <w:pPr>
+              <w:jc w:val="center"/>
+              <w:rPr>
+                <w:lang w:val="pt-PT"/>
+              </w:rPr>
+            </w:pPr>
+            <w:r>
+              <w:rPr>
+                <w:b/>
+                <w:bCs/>
+                <w:color w:val="FFFFFF"/>
+                <w:sz w:val="20"/>
+                <w:szCs w:val="20"/>
+                <w:lang w:val="pt-PT"/>
+              </w:rPr>
+              <w:t>Aprovado por (nome, data)</w:t>
+            </w:r>
+          </w:p>
+        </w:tc>
+        <w:tc>
+          <w:tcPr>
+            <w:tcW w:w="2000" w:type="dxa"/>
+            <w:tcBorders>
+              <w:top w:val="single" w:sz="6" w:space="0" w:color="2E75B6"/>
+              <w:left w:val="single" w:sz="6" w:space="0" w:color="2E75B6"/>
+              <w:bottom w:val="single" w:sz="6" w:space="0" w:color="2E75B6"/>
+              <w:right w:val="single" w:sz="6" w:space="0" w:color="2E75B6"/>
+            </w:tcBorders>
+            <w:shd w:val="clear" w:color="auto" w:fill="1F4E79"/>
+            <w:tcMar>
+              <w:top w:w="80" w:type="dxa"/>
+              <w:left w:w="120" w:type="dxa"/>
+              <w:bottom w:w="80" w:type="dxa"/>
+              <w:right w:w="120" w:type="dxa"/>
+            </w:tcMar>
+            <w:vAlign w:val="center"/>
+          </w:tcPr>
+          <w:p>
+            <w:pPr>
+              <w:jc w:val="center"/>
+              <w:rPr>
+                <w:lang w:val="pt-PT"/>
+              </w:rPr>
+            </w:pPr>
+            <w:r>
+              <w:rPr>
+                <w:b/>
+                <w:bCs/>
+                <w:color w:val="FFFFFF"/>
+                <w:sz w:val="20"/>
+                <w:szCs w:val="20"/>
+                <w:lang w:val="pt-PT"/>
+              </w:rPr>
+              <w:t>Última revisão</w:t>
+            </w:r>
+          </w:p>
+        </w:tc>
+      </w:tr>
+      <w:tr>
+        <w:tc>
+          <w:tcPr>
+            <w:tcW w:w="2200" w:type="dxa"/>
+            <w:tcBorders>
+              <w:top w:val="single" w:sz="6" w:space="0" w:color="AAAAAA"/>
+              <w:left w:val="single" w:sz="6" w:space="0" w:color="AAAAAA"/>
+              <w:bottom w:val="single" w:sz="6" w:space="0" w:color="AAAAAA"/>
+              <w:right w:val="single" w:sz="6" w:space="0" w:color="AAAAAA"/>
+            </w:tcBorders>
+            <w:shd w:val="clear" w:color="auto" w:fill="FFFFFF"/>
+            <w:tcMar>
+              <w:top w:w="80" w:type="dxa"/>
+              <w:left w:w="120" w:type="dxa"/>
+              <w:bottom w:w="80" w:type="dxa"/>
+              <w:right w:w="120" w:type="dxa"/>
+            </w:tcMar>
+            <w:vAlign w:val="center"/>
+          </w:tcPr>
+          <w:p>
+            <w:pPr>
+              <w:rPr>
+                <w:lang w:val="pt-PT"/>
+              </w:rPr>
+            </w:pPr>
+            <w:r>
+              <w:rPr>
+                <w:sz w:val="20"/>
+                <w:szCs w:val="20"/>
+                <w:lang w:val="pt-PT"/>
+              </w:rPr>
+              <w:t>[adm.nome] ([nome])</w:t>
+            </w:r>
+          </w:p>
+        </w:tc>
+        <w:tc>
+          <w:tcPr>
+            <w:tcW w:w="2600" w:type="dxa"/>
+            <w:tcBorders>
+              <w:top w:val="single" w:sz="6" w:space="0" w:color="AAAAAA"/>
+              <w:left w:val="single" w:sz="6" w:space="0" w:color="AAAAAA"/>
+              <w:bottom w:val="single" w:sz="6" w:space="0" w:color="AAAAAA"/>
+              <w:right w:val="single" w:sz="6" w:space="0" w:color="AAAAAA"/>
+            </w:tcBorders>
+            <w:shd w:val="clear" w:color="auto" w:fill="FFFFFF"/>
+            <w:tcMar>
+              <w:top w:w="80" w:type="dxa"/>
+              <w:left w:w="120" w:type="dxa"/>
+              <w:bottom w:w="80" w:type="dxa"/>
+              <w:right w:w="120" w:type="dxa"/>
+            </w:tcMar>
+            <w:vAlign w:val="center"/>
+          </w:tcPr>
+          <w:p>
+            <w:pPr>
+              <w:rPr>
+                <w:lang w:val="pt-PT"/>
+              </w:rPr>
+            </w:pPr>
+            <w:r>
+              <w:rPr>
+                <w:sz w:val="20"/>
+                <w:szCs w:val="20"/>
+                <w:lang w:val="pt-PT"/>
+              </w:rPr>
+              <w:t>[sistemas / privilégios]</w:t>
+            </w:r>
+          </w:p>
+        </w:tc>
+        <w:tc>
+          <w:tcPr>
+            <w:tcW w:w="2226" w:type="dxa"/>
+            <w:tcBorders>
+              <w:top w:val="single" w:sz="6" w:space="0" w:color="AAAAAA"/>
+              <w:left w:val="single" w:sz="6" w:space="0" w:color="AAAAAA"/>
+              <w:bottom w:val="single" w:sz="6" w:space="0" w:color="AAAAAA"/>
+              <w:right w:val="single" w:sz="6" w:space="0" w:color="AAAAAA"/>
+            </w:tcBorders>
+            <w:shd w:val="clear" w:color="auto" w:fill="FFFFFF"/>
+            <w:tcMar>
+              <w:top w:w="80" w:type="dxa"/>
+              <w:left w:w="120" w:type="dxa"/>
+              <w:bottom w:w="80" w:type="dxa"/>
+              <w:right w:w="120" w:type="dxa"/>
+            </w:tcMar>
+            <w:vAlign w:val="center"/>
+          </w:tcPr>
+          <w:p>
+            <w:pPr>
+              <w:rPr>
+                <w:lang w:val="pt-PT"/>
+              </w:rPr>
+            </w:pPr>
+            <w:proofErr w:type="spellStart"/>
+            <w:proofErr w:type="spellEnd"/>
+            <w:r>
+              <w:rPr>
+                <w:sz w:val="20"/>
+                <w:szCs w:val="20"/>
+                <w:lang w:val="pt-PT"/>
+              </w:rPr>
+              <w:t>[nome, dd/mm/aaaa]</w:t>
+            </w:r>
+          </w:p>
+        </w:tc>
+        <w:tc>
+          <w:tcPr>
+            <w:tcW w:w="2000" w:type="dxa"/>
+            <w:tcBorders>
+              <w:top w:val="single" w:sz="6" w:space="0" w:color="AAAAAA"/>
+              <w:left w:val="single" w:sz="6" w:space="0" w:color="AAAAAA"/>
+              <w:bottom w:val="single" w:sz="6" w:space="0" w:color="AAAAAA"/>
+              <w:right w:val="single" w:sz="6" w:space="0" w:color="AAAAAA"/>
+            </w:tcBorders>
+            <w:shd w:val="clear" w:color="auto" w:fill="FFFFFF"/>
+            <w:tcMar>
+              <w:top w:w="80" w:type="dxa"/>
+              <w:left w:w="120" w:type="dxa"/>
+              <w:bottom w:w="80" w:type="dxa"/>
+              <w:right w:w="120" w:type="dxa"/>
+            </w:tcMar>
+            <w:vAlign w:val="center"/>
+          </w:tcPr>
+          <w:p>
+            <w:pPr>
+              <w:jc w:val="center"/>
+              <w:rPr>
+                <w:lang w:val="pt-PT"/>
+              </w:rPr>
+            </w:pPr>
+            <w:r>
+              <w:rPr>
+                <w:sz w:val="20"/>
+                <w:szCs w:val="20"/>
+                <w:lang w:val="pt-PT"/>
+              </w:rPr>
+              <w:t>[dd/mm/aaaa]</w:t>
+            </w:r>
+          </w:p>
+        </w:tc>
+      </w:tr>
+      <w:tr>
+        <w:tc>
+          <w:tcPr>
+            <w:tcW w:w="2200" w:type="dxa"/>
+            <w:tcBorders>
+              <w:top w:val="single" w:sz="6" w:space="0" w:color="AAAAAA"/>
+              <w:left w:val="single" w:sz="6" w:space="0" w:color="AAAAAA"/>
+              <w:bottom w:val="single" w:sz="6" w:space="0" w:color="AAAAAA"/>
+              <w:right w:val="single" w:sz="6" w:space="0" w:color="AAAAAA"/>
+            </w:tcBorders>
+            <w:shd w:val="clear" w:color="auto" w:fill="D6E4F0"/>
+            <w:tcMar>
+              <w:top w:w="80" w:type="dxa"/>
+              <w:left w:w="120" w:type="dxa"/>
+              <w:bottom w:w="80" w:type="dxa"/>
+              <w:right w:w="120" w:type="dxa"/>
+            </w:tcMar>
+            <w:vAlign w:val="center"/>
+          </w:tcPr>
+          <w:p>
+            <w:pPr>
+              <w:rPr>
+                <w:lang w:val="pt-PT"/>
+              </w:rPr>
+            </w:pPr>
+          </w:p>
+        </w:tc>
+        <w:tc>
+          <w:tcPr>
+            <w:tcW w:w="2600" w:type="dxa"/>
+            <w:tcBorders>
+              <w:top w:val="single" w:sz="6" w:space="0" w:color="AAAAAA"/>
+              <w:left w:val="single" w:sz="6" w:space="0" w:color="AAAAAA"/>
+              <w:bottom w:val="single" w:sz="6" w:space="0" w:color="AAAAAA"/>
+              <w:right w:val="single" w:sz="6" w:space="0" w:color="AAAAAA"/>
+            </w:tcBorders>
+            <w:shd w:val="clear" w:color="auto" w:fill="D6E4F0"/>
+            <w:tcMar>
+              <w:top w:w="80" w:type="dxa"/>
+              <w:left w:w="120" w:type="dxa"/>
+              <w:bottom w:w="80" w:type="dxa"/>
+              <w:right w:w="120" w:type="dxa"/>
+            </w:tcMar>
+            <w:vAlign w:val="center"/>
+          </w:tcPr>
+          <w:p>
+            <w:pPr>
+              <w:rPr>
+                <w:lang w:val="pt-PT"/>
+              </w:rPr>
+            </w:pPr>
+            <w:proofErr w:type="spellStart"/>
+            <w:proofErr w:type="spellEnd"/>
+            <w:proofErr w:type="spellStart"/>
+            <w:proofErr w:type="spellEnd"/>
+            <w:proofErr w:type="spellStart"/>
+            <w:proofErr w:type="spellEnd"/>
+          </w:p>
+        </w:tc>
+        <w:tc>
+          <w:tcPr>
+            <w:tcW w:w="2226" w:type="dxa"/>
+            <w:tcBorders>
+              <w:top w:val="single" w:sz="6" w:space="0" w:color="AAAAAA"/>
+              <w:left w:val="single" w:sz="6" w:space="0" w:color="AAAAAA"/>
+              <w:bottom w:val="single" w:sz="6" w:space="0" w:color="AAAAAA"/>
+              <w:right w:val="single" w:sz="6" w:space="0" w:color="AAAAAA"/>
+            </w:tcBorders>
+            <w:shd w:val="clear" w:color="auto" w:fill="D6E4F0"/>
+            <w:tcMar>
+              <w:top w:w="80" w:type="dxa"/>
+              <w:left w:w="120" w:type="dxa"/>
+              <w:bottom w:w="80" w:type="dxa"/>
+              <w:right w:w="120" w:type="dxa"/>
+            </w:tcMar>
+            <w:vAlign w:val="center"/>
+          </w:tcPr>
+          <w:p>
+            <w:pPr>
+              <w:rPr>
+                <w:lang w:val="pt-PT"/>
+              </w:rPr>
+            </w:pPr>
+          </w:p>
+        </w:tc>
+        <w:tc>
+          <w:tcPr>
+            <w:tcW w:w="2000" w:type="dxa"/>
+            <w:tcBorders>
+              <w:top w:val="single" w:sz="6" w:space="0" w:color="AAAAAA"/>
+              <w:left w:val="single" w:sz="6" w:space="0" w:color="AAAAAA"/>
+              <w:bottom w:val="single" w:sz="6" w:space="0" w:color="AAAAAA"/>
+              <w:right w:val="single" w:sz="6" w:space="0" w:color="AAAAAA"/>
+            </w:tcBorders>
+            <w:shd w:val="clear" w:color="auto" w:fill="D6E4F0"/>
+            <w:tcMar>
+              <w:top w:w="80" w:type="dxa"/>
+              <w:left w:w="120" w:type="dxa"/>
+              <w:bottom w:w="80" w:type="dxa"/>
+              <w:right w:w="120" w:type="dxa"/>
+            </w:tcMar>
+            <w:vAlign w:val="center"/>
+          </w:tcPr>
+          <w:p>
+            <w:pPr>
+              <w:jc w:val="center"/>
+              <w:rPr>
+                <w:lang w:val="pt-PT"/>
+              </w:rPr>
+            </w:pPr>
+          </w:p>
+        </w:tc>
+      </w:tr>
+      <w:tr>
+        <w:tc>
+          <w:tcPr>
+            <w:tcW w:w="2200" w:type="dxa"/>
+            <w:tcBorders>
+              <w:top w:val="single" w:sz="6" w:space="0" w:color="AAAAAA"/>
+              <w:left w:val="single" w:sz="6" w:space="0" w:color="AAAAAA"/>
+              <w:bottom w:val="single" w:sz="6" w:space="0" w:color="AAAAAA"/>
+              <w:right w:val="single" w:sz="6" w:space="0" w:color="AAAAAA"/>
+            </w:tcBorders>
+            <w:shd w:val="clear" w:color="auto" w:fill="FFFFFF"/>
+            <w:tcMar>
+              <w:top w:w="80" w:type="dxa"/>
+              <w:left w:w="120" w:type="dxa"/>
+              <w:bottom w:w="80" w:type="dxa"/>
+              <w:right w:w="120" w:type="dxa"/>
+            </w:tcMar>
+            <w:vAlign w:val="center"/>
+          </w:tcPr>
+          <w:p>
+            <w:pPr>
+              <w:rPr>
+                <w:lang w:val="pt-PT"/>
+              </w:rPr>
+            </w:pPr>
+          </w:p>
+        </w:tc>
+        <w:tc>
+          <w:tcPr>
+            <w:tcW w:w="2600" w:type="dxa"/>
+            <w:tcBorders>
+              <w:top w:val="single" w:sz="6" w:space="0" w:color="AAAAAA"/>
+              <w:left w:val="single" w:sz="6" w:space="0" w:color="AAAAAA"/>
+              <w:bottom w:val="single" w:sz="6" w:space="0" w:color="AAAAAA"/>
+              <w:right w:val="single" w:sz="6" w:space="0" w:color="AAAAAA"/>
+            </w:tcBorders>
+            <w:shd w:val="clear" w:color="auto" w:fill="FFFFFF"/>
+            <w:tcMar>
+              <w:top w:w="80" w:type="dxa"/>
+              <w:left w:w="120" w:type="dxa"/>
+              <w:bottom w:w="80" w:type="dxa"/>
+              <w:right w:w="120" w:type="dxa"/>
+            </w:tcMar>
+            <w:vAlign w:val="center"/>
+          </w:tcPr>
+          <w:p>
+            <w:pPr>
+              <w:rPr>
+                <w:lang w:val="pt-PT"/>
+              </w:rPr>
+            </w:pPr>
+          </w:p>
+        </w:tc>
+        <w:tc>
+          <w:tcPr>
+            <w:tcW w:w="2226" w:type="dxa"/>
+            <w:tcBorders>
+              <w:top w:val="single" w:sz="6" w:space="0" w:color="AAAAAA"/>
+              <w:left w:val="single" w:sz="6" w:space="0" w:color="AAAAAA"/>
+              <w:bottom w:val="single" w:sz="6" w:space="0" w:color="AAAAAA"/>
+              <w:right w:val="single" w:sz="6" w:space="0" w:color="AAAAAA"/>
+            </w:tcBorders>
+            <w:shd w:val="clear" w:color="auto" w:fill="FFFFFF"/>
+            <w:tcMar>
+              <w:top w:w="80" w:type="dxa"/>
+              <w:left w:w="120" w:type="dxa"/>
+              <w:bottom w:w="80" w:type="dxa"/>
+              <w:right w:w="120" w:type="dxa"/>
+            </w:tcMar>
+            <w:vAlign w:val="center"/>
+          </w:tcPr>
+          <w:p>
+            <w:pPr>
+              <w:rPr>
+                <w:lang w:val="pt-PT"/>
+              </w:rPr>
+            </w:pPr>
+            <w:proofErr w:type="spellStart"/>
+            <w:proofErr w:type="spellEnd"/>
+            <w:proofErr w:type="spellStart"/>
+            <w:proofErr w:type="spellEnd"/>
+          </w:p>
+        </w:tc>
+        <w:tc>
+          <w:tcPr>
+            <w:tcW w:w="2000" w:type="dxa"/>
+            <w:tcBorders>
+              <w:top w:val="single" w:sz="6" w:space="0" w:color="AAAAAA"/>
+              <w:left w:val="single" w:sz="6" w:space="0" w:color="AAAAAA"/>
+              <w:bottom w:val="single" w:sz="6" w:space="0" w:color="AAAAAA"/>
+              <w:right w:val="single" w:sz="6" w:space="0" w:color="AAAAAA"/>
+            </w:tcBorders>
+            <w:shd w:val="clear" w:color="auto" w:fill="FFFFFF"/>
+            <w:tcMar>
+              <w:top w:w="80" w:type="dxa"/>
+              <w:left w:w="120" w:type="dxa"/>
+              <w:bottom w:w="80" w:type="dxa"/>
+              <w:right w:w="120" w:type="dxa"/>
+            </w:tcMar>
+            <w:vAlign w:val="center"/>
+          </w:tcPr>
+          <w:p>
+            <w:pPr>
+              <w:jc w:val="center"/>
+              <w:rPr>
+                <w:lang w:val="pt-PT"/>
+              </w:rPr>
+            </w:pPr>
+          </w:p>
+        </w:tc>
+      </w:tr>
+    </w:tbl>
+    <w:p>
+      <w:pPr>
+        <w:spacing w:before="80" w:after="120"/>
+        <w:rPr>
+          <w:lang w:val="pt-PT"/>
+        </w:rPr>
+      </w:pPr>
+    </w:p>
+    <w:p>
+      <w:pPr>
+        <w:pStyle w:val="Heading2"/>
+        <w:rPr>
+          <w:lang w:val="pt-PT"/>
+        </w:rPr>
+      </w:pPr>
+      <w:r>
+        <w:rPr>
+          <w:lang w:val="pt-PT"/>
+        </w:rPr>
+        <w:t>D.2 Utilizadores e dispositivos com acesso remoto (QNRCS PR.GA-7)</w:t>
+      </w:r>
+    </w:p>
+    <w:tbl>
+      <w:tblPr>
+        <w:tblW w:w="9026" w:type="dxa"/>
+        <w:tblBorders>
+          <w:top w:val="single" w:sz="4" w:space="0" w:color="auto"/>
+          <w:left w:val="single" w:sz="4" w:space="0" w:color="auto"/>
+          <w:bottom w:val="single" w:sz="4" w:space="0" w:color="auto"/>
+          <w:right w:val="single" w:sz="4" w:space="0" w:color="auto"/>
+          <w:insideH w:val="single" w:sz="4" w:space="0" w:color="auto"/>
+          <w:insideV w:val="single" w:sz="4" w:space="0" w:color="auto"/>
+        </w:tblBorders>
+        <w:tblCellMar>
+          <w:left w:w="10" w:type="dxa"/>
+          <w:right w:w="10" w:type="dxa"/>
+        </w:tblCellMar>
+        <w:tblLook w:val="0000" w:firstRow="0" w:lastRow="0" w:firstColumn="0" w:lastColumn="0" w:noHBand="0" w:noVBand="0"/>
+      </w:tblPr>
+      <w:tblGrid>
+        <w:gridCol w:w="2200"/>
+        <w:gridCol w:w="2600"/>
+        <w:gridCol w:w="2226"/>
+        <w:gridCol w:w="2000"/>
+      </w:tblGrid>
+      <w:tr>
+        <w:tc>
+          <w:tcPr>
+            <w:tcW w:w="2200" w:type="dxa"/>
+            <w:tcBorders>
+              <w:top w:val="single" w:sz="6" w:space="0" w:color="2E75B6"/>
+              <w:left w:val="single" w:sz="6" w:space="0" w:color="2E75B6"/>
+              <w:bottom w:val="single" w:sz="6" w:space="0" w:color="2E75B6"/>
+              <w:right w:val="single" w:sz="6" w:space="0" w:color="2E75B6"/>
+            </w:tcBorders>
+            <w:shd w:val="clear" w:color="auto" w:fill="1F4E79"/>
+            <w:tcMar>
+              <w:top w:w="80" w:type="dxa"/>
+              <w:left w:w="120" w:type="dxa"/>
+              <w:bottom w:w="80" w:type="dxa"/>
+              <w:right w:w="120" w:type="dxa"/>
+            </w:tcMar>
+            <w:vAlign w:val="center"/>
+          </w:tcPr>
+          <w:p>
+            <w:pPr>
+              <w:jc w:val="center"/>
+              <w:rPr>
+                <w:lang w:val="pt-PT"/>
+              </w:rPr>
+            </w:pPr>
+            <w:r>
+              <w:rPr>
+                <w:b/>
+                <w:bCs/>
+                <w:color w:val="FFFFFF"/>
+                <w:sz w:val="20"/>
+                <w:szCs w:val="20"/>
+                <w:lang w:val="pt-PT"/>
+              </w:rPr>
+              <w:t>Utilizador</w:t>
+            </w:r>
+          </w:p>
+        </w:tc>
+        <w:tc>
+          <w:tcPr>
+            <w:tcW w:w="2600" w:type="dxa"/>
+            <w:tcBorders>
+              <w:top w:val="single" w:sz="6" w:space="0" w:color="2E75B6"/>
+              <w:left w:val="single" w:sz="6" w:space="0" w:color="2E75B6"/>
+              <w:bottom w:val="single" w:sz="6" w:space="0" w:color="2E75B6"/>
+              <w:right w:val="single" w:sz="6" w:space="0" w:color="2E75B6"/>
+            </w:tcBorders>
+            <w:shd w:val="clear" w:color="auto" w:fill="1F4E79"/>
+            <w:tcMar>
+              <w:top w:w="80" w:type="dxa"/>
+              <w:left w:w="120" w:type="dxa"/>
+              <w:bottom w:w="80" w:type="dxa"/>
+              <w:right w:w="120" w:type="dxa"/>
+            </w:tcMar>
+            <w:vAlign w:val="center"/>
+          </w:tcPr>
+          <w:p>
+            <w:pPr>
+              <w:jc w:val="center"/>
+              <w:rPr>
+                <w:lang w:val="pt-PT"/>
+              </w:rPr>
+            </w:pPr>
+            <w:r>
+              <w:rPr>
+                <w:b/>
+                <w:bCs/>
+                <w:color w:val="FFFFFF"/>
+                <w:sz w:val="20"/>
+                <w:szCs w:val="20"/>
+                <w:lang w:val="pt-PT"/>
+              </w:rPr>
+              <w:t>Dispositivo autorizado</w:t>
+            </w:r>
+          </w:p>
+        </w:tc>
+        <w:tc>
+          <w:tcPr>
+            <w:tcW w:w="2226" w:type="dxa"/>
+            <w:tcBorders>
+              <w:top w:val="single" w:sz="6" w:space="0" w:color="2E75B6"/>
+              <w:left w:val="single" w:sz="6" w:space="0" w:color="2E75B6"/>
+              <w:bottom w:val="single" w:sz="6" w:space="0" w:color="2E75B6"/>
+              <w:right w:val="single" w:sz="6" w:space="0" w:color="2E75B6"/>
+            </w:tcBorders>
+            <w:shd w:val="clear" w:color="auto" w:fill="1F4E79"/>
+            <w:tcMar>
+              <w:top w:w="80" w:type="dxa"/>
+              <w:left w:w="120" w:type="dxa"/>
+              <w:bottom w:w="80" w:type="dxa"/>
+              <w:right w:w="120" w:type="dxa"/>
+            </w:tcMar>
+            <w:vAlign w:val="center"/>
+          </w:tcPr>
+          <w:p>
+            <w:pPr>
+              <w:jc w:val="center"/>
+              <w:rPr>
+                <w:lang w:val="pt-PT"/>
+              </w:rPr>
+            </w:pPr>
+            <w:r>
+              <w:rPr>
+                <w:b/>
+                <w:bCs/>
+                <w:color w:val="FFFFFF"/>
+                <w:sz w:val="20"/>
+                <w:szCs w:val="20"/>
+                <w:lang w:val="pt-PT"/>
+              </w:rPr>
+              <w:t>Sistemas e meio de acesso (ex.: VPN com MFA)</w:t>
+            </w:r>
+          </w:p>
+        </w:tc>
+        <w:tc>
+          <w:tcPr>
+            <w:tcW w:w="2000" w:type="dxa"/>
+            <w:tcBorders>
+              <w:top w:val="single" w:sz="6" w:space="0" w:color="2E75B6"/>
+              <w:left w:val="single" w:sz="6" w:space="0" w:color="2E75B6"/>
+              <w:bottom w:val="single" w:sz="6" w:space="0" w:color="2E75B6"/>
+              <w:right w:val="single" w:sz="6" w:space="0" w:color="2E75B6"/>
+            </w:tcBorders>
+            <w:shd w:val="clear" w:color="auto" w:fill="1F4E79"/>
+            <w:tcMar>
+              <w:top w:w="80" w:type="dxa"/>
+              <w:left w:w="120" w:type="dxa"/>
+              <w:bottom w:w="80" w:type="dxa"/>
+              <w:right w:w="120" w:type="dxa"/>
+            </w:tcMar>
+            <w:vAlign w:val="center"/>
+          </w:tcPr>
+          <w:p>
+            <w:pPr>
+              <w:jc w:val="center"/>
+              <w:rPr>
+                <w:lang w:val="pt-PT"/>
+              </w:rPr>
+            </w:pPr>
+            <w:r>
+              <w:rPr>
+                <w:b/>
+                <w:bCs/>
+                <w:color w:val="FFFFFF"/>
+                <w:sz w:val="20"/>
+                <w:szCs w:val="20"/>
+                <w:lang w:val="pt-PT"/>
+              </w:rPr>
+              <w:t>Aprovado por / válido até</w:t>
+            </w:r>
+          </w:p>
+        </w:tc>
+      </w:tr>
+      <w:tr>
+        <w:tc>
+          <w:tcPr>
+            <w:tcW w:w="2200" w:type="dxa"/>
+            <w:tcBorders>
+              <w:top w:val="single" w:sz="6" w:space="0" w:color="AAAAAA"/>
+              <w:left w:val="single" w:sz="6" w:space="0" w:color="AAAAAA"/>
+              <w:bottom w:val="single" w:sz="6" w:space="0" w:color="AAAAAA"/>
+              <w:right w:val="single" w:sz="6" w:space="0" w:color="AAAAAA"/>
+            </w:tcBorders>
+            <w:shd w:val="clear" w:color="auto" w:fill="FFFFFF"/>
+            <w:tcMar>
+              <w:top w:w="80" w:type="dxa"/>
+              <w:left w:w="120" w:type="dxa"/>
+              <w:bottom w:w="80" w:type="dxa"/>
+              <w:right w:w="120" w:type="dxa"/>
+            </w:tcMar>
+            <w:vAlign w:val="center"/>
+          </w:tcPr>
+          <w:p>
+            <w:pPr>
+              <w:rPr>
+                <w:lang w:val="pt-PT"/>
+              </w:rPr>
+            </w:pPr>
+            <w:r>
+              <w:rPr>
+                <w:sz w:val="20"/>
+                <w:szCs w:val="20"/>
+                <w:lang w:val="pt-PT"/>
+              </w:rPr>
+              <w:t>[nome]</w:t>
+            </w:r>
+          </w:p>
+        </w:tc>
+        <w:tc>
+          <w:tcPr>
+            <w:tcW w:w="2600" w:type="dxa"/>
+            <w:tcBorders>
+              <w:top w:val="single" w:sz="6" w:space="0" w:color="AAAAAA"/>
+              <w:left w:val="single" w:sz="6" w:space="0" w:color="AAAAAA"/>
+              <w:bottom w:val="single" w:sz="6" w:space="0" w:color="AAAAAA"/>
+              <w:right w:val="single" w:sz="6" w:space="0" w:color="AAAAAA"/>
+            </w:tcBorders>
+            <w:shd w:val="clear" w:color="auto" w:fill="FFFFFF"/>
+            <w:tcMar>
+              <w:top w:w="80" w:type="dxa"/>
+              <w:left w:w="120" w:type="dxa"/>
+              <w:bottom w:w="80" w:type="dxa"/>
+              <w:right w:w="120" w:type="dxa"/>
+            </w:tcMar>
+            <w:vAlign w:val="center"/>
+          </w:tcPr>
+          <w:p>
+            <w:pPr>
+              <w:rPr>
+                <w:lang w:val="pt-PT"/>
+              </w:rPr>
+            </w:pPr>
+            <w:r>
+              <w:rPr>
+                <w:sz w:val="20"/>
+                <w:szCs w:val="20"/>
+                <w:lang w:val="pt-PT"/>
+              </w:rPr>
+              <w:t>[portátil n.º / identificação]</w:t>
+            </w:r>
+          </w:p>
+        </w:tc>
+        <w:tc>
+          <w:tcPr>
+            <w:tcW w:w="2226" w:type="dxa"/>
+            <w:tcBorders>
+              <w:top w:val="single" w:sz="6" w:space="0" w:color="AAAAAA"/>
+              <w:left w:val="single" w:sz="6" w:space="0" w:color="AAAAAA"/>
+              <w:bottom w:val="single" w:sz="6" w:space="0" w:color="AAAAAA"/>
+              <w:right w:val="single" w:sz="6" w:space="0" w:color="AAAAAA"/>
+            </w:tcBorders>
+            <w:shd w:val="clear" w:color="auto" w:fill="FFFFFF"/>
+            <w:tcMar>
+              <w:top w:w="80" w:type="dxa"/>
+              <w:left w:w="120" w:type="dxa"/>
+              <w:bottom w:w="80" w:type="dxa"/>
+              <w:right w:w="120" w:type="dxa"/>
+            </w:tcMar>
+            <w:vAlign w:val="center"/>
+          </w:tcPr>
+          <w:p>
+            <w:pPr>
+              <w:rPr>
+                <w:lang w:val="pt-PT"/>
+              </w:rPr>
+            </w:pPr>
+            <w:proofErr w:type="spellStart"/>
+            <w:proofErr w:type="spellEnd"/>
+            <w:r>
+              <w:rPr>
+                <w:sz w:val="20"/>
+                <w:szCs w:val="20"/>
+                <w:lang w:val="pt-PT"/>
+              </w:rPr>
+              <w:t>[sistemas / meio]</w:t>
+            </w:r>
+          </w:p>
+        </w:tc>
+        <w:tc>
+          <w:tcPr>
+            <w:tcW w:w="2000" w:type="dxa"/>
+            <w:tcBorders>
+              <w:top w:val="single" w:sz="6" w:space="0" w:color="AAAAAA"/>
+              <w:left w:val="single" w:sz="6" w:space="0" w:color="AAAAAA"/>
+              <w:bottom w:val="single" w:sz="6" w:space="0" w:color="AAAAAA"/>
+              <w:right w:val="single" w:sz="6" w:space="0" w:color="AAAAAA"/>
+            </w:tcBorders>
+            <w:shd w:val="clear" w:color="auto" w:fill="FFFFFF"/>
+            <w:tcMar>
+              <w:top w:w="80" w:type="dxa"/>
+              <w:left w:w="120" w:type="dxa"/>
+              <w:bottom w:w="80" w:type="dxa"/>
+              <w:right w:w="120" w:type="dxa"/>
+            </w:tcMar>
+            <w:vAlign w:val="center"/>
+          </w:tcPr>
+          <w:p>
+            <w:pPr>
+              <w:jc w:val="center"/>
+              <w:rPr>
+                <w:lang w:val="pt-PT"/>
+              </w:rPr>
+            </w:pPr>
+            <w:r>
+              <w:rPr>
+                <w:sz w:val="20"/>
+                <w:szCs w:val="20"/>
+                <w:lang w:val="pt-PT"/>
+              </w:rPr>
+              <w:t>[nome, dd/mm/aaaa] / [dd/mm/aaaa]</w:t>
+            </w:r>
+          </w:p>
+        </w:tc>
+      </w:tr>
+      <w:tr>
+        <w:tc>
+          <w:tcPr>
+            <w:tcW w:w="2200" w:type="dxa"/>
+            <w:tcBorders>
+              <w:top w:val="single" w:sz="6" w:space="0" w:color="AAAAAA"/>
+              <w:left w:val="single" w:sz="6" w:space="0" w:color="AAAAAA"/>
+              <w:bottom w:val="single" w:sz="6" w:space="0" w:color="AAAAAA"/>
+              <w:right w:val="single" w:sz="6" w:space="0" w:color="AAAAAA"/>
+            </w:tcBorders>
+            <w:shd w:val="clear" w:color="auto" w:fill="D6E4F0"/>
+            <w:tcMar>
+              <w:top w:w="80" w:type="dxa"/>
+              <w:left w:w="120" w:type="dxa"/>
+              <w:bottom w:w="80" w:type="dxa"/>
+              <w:right w:w="120" w:type="dxa"/>
+            </w:tcMar>
+            <w:vAlign w:val="center"/>
+          </w:tcPr>
+          <w:p>
+            <w:pPr>
+              <w:rPr>
+                <w:lang w:val="pt-PT"/>
+              </w:rPr>
+            </w:pPr>
+          </w:p>
+        </w:tc>
+        <w:tc>
+          <w:tcPr>
+            <w:tcW w:w="2600" w:type="dxa"/>
+            <w:tcBorders>
+              <w:top w:val="single" w:sz="6" w:space="0" w:color="AAAAAA"/>
+              <w:left w:val="single" w:sz="6" w:space="0" w:color="AAAAAA"/>
+              <w:bottom w:val="single" w:sz="6" w:space="0" w:color="AAAAAA"/>
+              <w:right w:val="single" w:sz="6" w:space="0" w:color="AAAAAA"/>
+            </w:tcBorders>
+            <w:shd w:val="clear" w:color="auto" w:fill="D6E4F0"/>
+            <w:tcMar>
+              <w:top w:w="80" w:type="dxa"/>
+              <w:left w:w="120" w:type="dxa"/>
+              <w:bottom w:w="80" w:type="dxa"/>
+              <w:right w:w="120" w:type="dxa"/>
+            </w:tcMar>
+            <w:vAlign w:val="center"/>
+          </w:tcPr>
+          <w:p>
+            <w:pPr>
+              <w:rPr>
+                <w:lang w:val="pt-PT"/>
+              </w:rPr>
+            </w:pPr>
+            <w:proofErr w:type="spellStart"/>
+            <w:proofErr w:type="spellEnd"/>
+            <w:proofErr w:type="spellStart"/>
+            <w:proofErr w:type="spellEnd"/>
+            <w:proofErr w:type="spellStart"/>
+            <w:proofErr w:type="spellEnd"/>
+          </w:p>
+        </w:tc>
+        <w:tc>
+          <w:tcPr>
+            <w:tcW w:w="2226" w:type="dxa"/>
+            <w:tcBorders>
+              <w:top w:val="single" w:sz="6" w:space="0" w:color="AAAAAA"/>
+              <w:left w:val="single" w:sz="6" w:space="0" w:color="AAAAAA"/>
+              <w:bottom w:val="single" w:sz="6" w:space="0" w:color="AAAAAA"/>
+              <w:right w:val="single" w:sz="6" w:space="0" w:color="AAAAAA"/>
+            </w:tcBorders>
+            <w:shd w:val="clear" w:color="auto" w:fill="D6E4F0"/>
+            <w:tcMar>
+              <w:top w:w="80" w:type="dxa"/>
+              <w:left w:w="120" w:type="dxa"/>
+              <w:bottom w:w="80" w:type="dxa"/>
+              <w:right w:w="120" w:type="dxa"/>
+            </w:tcMar>
+            <w:vAlign w:val="center"/>
+          </w:tcPr>
+          <w:p>
+            <w:pPr>
+              <w:rPr>
+                <w:lang w:val="pt-PT"/>
+              </w:rPr>
+            </w:pPr>
+          </w:p>
+        </w:tc>
+        <w:tc>
+          <w:tcPr>
+            <w:tcW w:w="2000" w:type="dxa"/>
+            <w:tcBorders>
+              <w:top w:val="single" w:sz="6" w:space="0" w:color="AAAAAA"/>
+              <w:left w:val="single" w:sz="6" w:space="0" w:color="AAAAAA"/>
+              <w:bottom w:val="single" w:sz="6" w:space="0" w:color="AAAAAA"/>
+              <w:right w:val="single" w:sz="6" w:space="0" w:color="AAAAAA"/>
+            </w:tcBorders>
+            <w:shd w:val="clear" w:color="auto" w:fill="D6E4F0"/>
+            <w:tcMar>
+              <w:top w:w="80" w:type="dxa"/>
+              <w:left w:w="120" w:type="dxa"/>
+              <w:bottom w:w="80" w:type="dxa"/>
+              <w:right w:w="120" w:type="dxa"/>
+            </w:tcMar>
+            <w:vAlign w:val="center"/>
+          </w:tcPr>
+          <w:p>
+            <w:pPr>
+              <w:jc w:val="center"/>
+              <w:rPr>
+                <w:lang w:val="pt-PT"/>
+              </w:rPr>
+            </w:pPr>
+          </w:p>
+        </w:tc>
+      </w:tr>
+      <w:tr>
+        <w:tc>
+          <w:tcPr>
+            <w:tcW w:w="2200" w:type="dxa"/>
+            <w:tcBorders>
+              <w:top w:val="single" w:sz="6" w:space="0" w:color="AAAAAA"/>
+              <w:left w:val="single" w:sz="6" w:space="0" w:color="AAAAAA"/>
+              <w:bottom w:val="single" w:sz="6" w:space="0" w:color="AAAAAA"/>
+              <w:right w:val="single" w:sz="6" w:space="0" w:color="AAAAAA"/>
+            </w:tcBorders>
+            <w:shd w:val="clear" w:color="auto" w:fill="FFFFFF"/>
+            <w:tcMar>
+              <w:top w:w="80" w:type="dxa"/>
+              <w:left w:w="120" w:type="dxa"/>
+              <w:bottom w:w="80" w:type="dxa"/>
+              <w:right w:w="120" w:type="dxa"/>
+            </w:tcMar>
+            <w:vAlign w:val="center"/>
+          </w:tcPr>
+          <w:p>
+            <w:pPr>
+              <w:rPr>
+                <w:lang w:val="pt-PT"/>
+              </w:rPr>
+            </w:pPr>
+          </w:p>
+        </w:tc>
+        <w:tc>
+          <w:tcPr>
+            <w:tcW w:w="2600" w:type="dxa"/>
+            <w:tcBorders>
+              <w:top w:val="single" w:sz="6" w:space="0" w:color="AAAAAA"/>
+              <w:left w:val="single" w:sz="6" w:space="0" w:color="AAAAAA"/>
+              <w:bottom w:val="single" w:sz="6" w:space="0" w:color="AAAAAA"/>
+              <w:right w:val="single" w:sz="6" w:space="0" w:color="AAAAAA"/>
+            </w:tcBorders>
+            <w:shd w:val="clear" w:color="auto" w:fill="FFFFFF"/>
+            <w:tcMar>
+              <w:top w:w="80" w:type="dxa"/>
+              <w:left w:w="120" w:type="dxa"/>
+              <w:bottom w:w="80" w:type="dxa"/>
+              <w:right w:w="120" w:type="dxa"/>
+            </w:tcMar>
+            <w:vAlign w:val="center"/>
+          </w:tcPr>
+          <w:p>
+            <w:pPr>
+              <w:rPr>
+                <w:lang w:val="pt-PT"/>
+              </w:rPr>
+            </w:pPr>
+          </w:p>
+        </w:tc>
+        <w:tc>
+          <w:tcPr>
+            <w:tcW w:w="2226" w:type="dxa"/>
+            <w:tcBorders>
+              <w:top w:val="single" w:sz="6" w:space="0" w:color="AAAAAA"/>
+              <w:left w:val="single" w:sz="6" w:space="0" w:color="AAAAAA"/>
+              <w:bottom w:val="single" w:sz="6" w:space="0" w:color="AAAAAA"/>
+              <w:right w:val="single" w:sz="6" w:space="0" w:color="AAAAAA"/>
+            </w:tcBorders>
+            <w:shd w:val="clear" w:color="auto" w:fill="FFFFFF"/>
+            <w:tcMar>
+              <w:top w:w="80" w:type="dxa"/>
+              <w:left w:w="120" w:type="dxa"/>
+              <w:bottom w:w="80" w:type="dxa"/>
+              <w:right w:w="120" w:type="dxa"/>
+            </w:tcMar>
+            <w:vAlign w:val="center"/>
+          </w:tcPr>
+          <w:p>
+            <w:pPr>
+              <w:rPr>
+                <w:lang w:val="pt-PT"/>
+              </w:rPr>
+            </w:pPr>
+            <w:proofErr w:type="spellStart"/>
+            <w:proofErr w:type="spellEnd"/>
+            <w:proofErr w:type="spellStart"/>
+            <w:proofErr w:type="spellEnd"/>
+          </w:p>
+        </w:tc>
+        <w:tc>
+          <w:tcPr>
+            <w:tcW w:w="2000" w:type="dxa"/>
+            <w:tcBorders>
+              <w:top w:val="single" w:sz="6" w:space="0" w:color="AAAAAA"/>
+              <w:left w:val="single" w:sz="6" w:space="0" w:color="AAAAAA"/>
+              <w:bottom w:val="single" w:sz="6" w:space="0" w:color="AAAAAA"/>
+              <w:right w:val="single" w:sz="6" w:space="0" w:color="AAAAAA"/>
+            </w:tcBorders>
+            <w:shd w:val="clear" w:color="auto" w:fill="FFFFFF"/>
+            <w:tcMar>
+              <w:top w:w="80" w:type="dxa"/>
+              <w:left w:w="120" w:type="dxa"/>
+              <w:bottom w:w="80" w:type="dxa"/>
+              <w:right w:w="120" w:type="dxa"/>
+            </w:tcMar>
+            <w:vAlign w:val="center"/>
+          </w:tcPr>
+          <w:p>
+            <w:pPr>
+              <w:jc w:val="center"/>
+              <w:rPr>
+                <w:lang w:val="pt-PT"/>
+              </w:rPr>
+            </w:pPr>
+          </w:p>
+        </w:tc>
+      </w:tr>
+    </w:tbl>
+    <w:p>
+      <w:pPr>
+        <w:spacing w:before="80" w:after="120"/>
+        <w:rPr>
+          <w:lang w:val="pt-PT"/>
+        </w:rPr>
+      </w:pPr>
+    </w:p>
+    <w:p>
+      <w:pPr>
+        <w:pStyle w:val="Heading2"/>
+        <w:rPr>
+          <w:lang w:val="pt-PT"/>
+        </w:rPr>
+      </w:pPr>
+      <w:r>
+        <w:rPr>
+          <w:lang w:val="pt-PT"/>
+        </w:rPr>
+        <w:t>D.3 Revisões de acessos (QNRCS PR.GA-5)</w:t>
+      </w:r>
+    </w:p>
+    <w:tbl>
+      <w:tblPr>
+        <w:tblW w:w="9026" w:type="dxa"/>
+        <w:tblBorders>
+          <w:top w:val="single" w:sz="4" w:space="0" w:color="auto"/>
+          <w:left w:val="single" w:sz="4" w:space="0" w:color="auto"/>
+          <w:bottom w:val="single" w:sz="4" w:space="0" w:color="auto"/>
+          <w:right w:val="single" w:sz="4" w:space="0" w:color="auto"/>
+          <w:insideH w:val="single" w:sz="4" w:space="0" w:color="auto"/>
+          <w:insideV w:val="single" w:sz="4" w:space="0" w:color="auto"/>
+        </w:tblBorders>
+        <w:tblCellMar>
+          <w:left w:w="10" w:type="dxa"/>
+          <w:right w:w="10" w:type="dxa"/>
+        </w:tblCellMar>
+        <w:tblLook w:val="0000" w:firstRow="0" w:lastRow="0" w:firstColumn="0" w:lastColumn="0" w:noHBand="0" w:noVBand="0"/>
+      </w:tblPr>
+      <w:tblGrid>
+        <w:gridCol w:w="2200"/>
+        <w:gridCol w:w="2600"/>
+        <w:gridCol w:w="2226"/>
+        <w:gridCol w:w="2000"/>
+      </w:tblGrid>
+      <w:tr>
+        <w:tc>
+          <w:tcPr>
+            <w:tcW w:w="2200" w:type="dxa"/>
+            <w:tcBorders>
+              <w:top w:val="single" w:sz="6" w:space="0" w:color="2E75B6"/>
+              <w:left w:val="single" w:sz="6" w:space="0" w:color="2E75B6"/>
+              <w:bottom w:val="single" w:sz="6" w:space="0" w:color="2E75B6"/>
+              <w:right w:val="single" w:sz="6" w:space="0" w:color="2E75B6"/>
+            </w:tcBorders>
+            <w:shd w:val="clear" w:color="auto" w:fill="1F4E79"/>
+            <w:tcMar>
+              <w:top w:w="80" w:type="dxa"/>
+              <w:left w:w="120" w:type="dxa"/>
+              <w:bottom w:w="80" w:type="dxa"/>
+              <w:right w:w="120" w:type="dxa"/>
+            </w:tcMar>
+            <w:vAlign w:val="center"/>
+          </w:tcPr>
+          <w:p>
+            <w:pPr>
+              <w:jc w:val="center"/>
+              <w:rPr>
+                <w:lang w:val="pt-PT"/>
+              </w:rPr>
+            </w:pPr>
+            <w:r>
+              <w:rPr>
+                <w:b/>
+                <w:bCs/>
+                <w:color w:val="FFFFFF"/>
+                <w:sz w:val="20"/>
+                <w:szCs w:val="20"/>
+                <w:lang w:val="pt-PT"/>
+              </w:rPr>
+              <w:t>Data da revisão</w:t>
+            </w:r>
+          </w:p>
+        </w:tc>
+        <w:tc>
+          <w:tcPr>
+            <w:tcW w:w="2600" w:type="dxa"/>
+            <w:tcBorders>
+              <w:top w:val="single" w:sz="6" w:space="0" w:color="2E75B6"/>
+              <w:left w:val="single" w:sz="6" w:space="0" w:color="2E75B6"/>
+              <w:bottom w:val="single" w:sz="6" w:space="0" w:color="2E75B6"/>
+              <w:right w:val="single" w:sz="6" w:space="0" w:color="2E75B6"/>
+            </w:tcBorders>
+            <w:shd w:val="clear" w:color="auto" w:fill="1F4E79"/>
+            <w:tcMar>
+              <w:top w:w="80" w:type="dxa"/>
+              <w:left w:w="120" w:type="dxa"/>
+              <w:bottom w:w="80" w:type="dxa"/>
+              <w:right w:w="120" w:type="dxa"/>
+            </w:tcMar>
+            <w:vAlign w:val="center"/>
+          </w:tcPr>
+          <w:p>
+            <w:pPr>
+              <w:jc w:val="center"/>
+              <w:rPr>
+                <w:lang w:val="pt-PT"/>
+              </w:rPr>
+            </w:pPr>
+            <w:r>
+              <w:rPr>
+                <w:b/>
+                <w:bCs/>
+                <w:color w:val="FFFFFF"/>
+                <w:sz w:val="20"/>
+                <w:szCs w:val="20"/>
+                <w:lang w:val="pt-PT"/>
+              </w:rPr>
+              <w:t>Âmbito (sistemas, contas de administração, acessos remotos)</w:t>
+            </w:r>
+          </w:p>
+        </w:tc>
+        <w:tc>
+          <w:tcPr>
+            <w:tcW w:w="2226" w:type="dxa"/>
+            <w:tcBorders>
+              <w:top w:val="single" w:sz="6" w:space="0" w:color="2E75B6"/>
+              <w:left w:val="single" w:sz="6" w:space="0" w:color="2E75B6"/>
+              <w:bottom w:val="single" w:sz="6" w:space="0" w:color="2E75B6"/>
+              <w:right w:val="single" w:sz="6" w:space="0" w:color="2E75B6"/>
+            </w:tcBorders>
+            <w:shd w:val="clear" w:color="auto" w:fill="1F4E79"/>
+            <w:tcMar>
+              <w:top w:w="80" w:type="dxa"/>
+              <w:left w:w="120" w:type="dxa"/>
+              <w:bottom w:w="80" w:type="dxa"/>
+              <w:right w:w="120" w:type="dxa"/>
+            </w:tcMar>
+            <w:vAlign w:val="center"/>
+          </w:tcPr>
+          <w:p>
+            <w:pPr>
+              <w:jc w:val="center"/>
+              <w:rPr>
+                <w:lang w:val="pt-PT"/>
+              </w:rPr>
+            </w:pPr>
+            <w:r>
+              <w:rPr>
+                <w:b/>
+                <w:bCs/>
+                <w:color w:val="FFFFFF"/>
+                <w:sz w:val="20"/>
+                <w:szCs w:val="20"/>
+                <w:lang w:val="pt-PT"/>
+              </w:rPr>
+              <w:t>Resultado (contas desativadas, permissões retiradas)</w:t>
+            </w:r>
+          </w:p>
+        </w:tc>
+        <w:tc>
+          <w:tcPr>
+            <w:tcW w:w="2000" w:type="dxa"/>
+            <w:tcBorders>
+              <w:top w:val="single" w:sz="6" w:space="0" w:color="2E75B6"/>
+              <w:left w:val="single" w:sz="6" w:space="0" w:color="2E75B6"/>
+              <w:bottom w:val="single" w:sz="6" w:space="0" w:color="2E75B6"/>
+              <w:right w:val="single" w:sz="6" w:space="0" w:color="2E75B6"/>
+            </w:tcBorders>
+            <w:shd w:val="clear" w:color="auto" w:fill="1F4E79"/>
+            <w:tcMar>
+              <w:top w:w="80" w:type="dxa"/>
+              <w:left w:w="120" w:type="dxa"/>
+              <w:bottom w:w="80" w:type="dxa"/>
+              <w:right w:w="120" w:type="dxa"/>
+            </w:tcMar>
+            <w:vAlign w:val="center"/>
+          </w:tcPr>
+          <w:p>
+            <w:pPr>
+              <w:jc w:val="center"/>
+              <w:rPr>
+                <w:lang w:val="pt-PT"/>
+              </w:rPr>
+            </w:pPr>
+            <w:r>
+              <w:rPr>
+                <w:b/>
+                <w:bCs/>
+                <w:color w:val="FFFFFF"/>
+                <w:sz w:val="20"/>
+                <w:szCs w:val="20"/>
+                <w:lang w:val="pt-PT"/>
+              </w:rPr>
+              <w:t>Revisto por / validado por</w:t>
+            </w:r>
+          </w:p>
+        </w:tc>
+      </w:tr>
+      <w:tr>
+        <w:tc>
+          <w:tcPr>
+            <w:tcW w:w="2200" w:type="dxa"/>
+            <w:tcBorders>
+              <w:top w:val="single" w:sz="6" w:space="0" w:color="AAAAAA"/>
+              <w:left w:val="single" w:sz="6" w:space="0" w:color="AAAAAA"/>
+              <w:bottom w:val="single" w:sz="6" w:space="0" w:color="AAAAAA"/>
+              <w:right w:val="single" w:sz="6" w:space="0" w:color="AAAAAA"/>
+            </w:tcBorders>
+            <w:shd w:val="clear" w:color="auto" w:fill="FFFFFF"/>
+            <w:tcMar>
+              <w:top w:w="80" w:type="dxa"/>
+              <w:left w:w="120" w:type="dxa"/>
+              <w:bottom w:w="80" w:type="dxa"/>
+              <w:right w:w="120" w:type="dxa"/>
+            </w:tcMar>
+            <w:vAlign w:val="center"/>
+          </w:tcPr>
+          <w:p>
+            <w:pPr>
+              <w:rPr>
+                <w:lang w:val="pt-PT"/>
+              </w:rPr>
+            </w:pPr>
+            <w:r>
+              <w:rPr>
+                <w:sz w:val="20"/>
+                <w:szCs w:val="20"/>
+                <w:lang w:val="pt-PT"/>
+              </w:rPr>
+              <w:t>[dd/mm/aaaa]</w:t>
+            </w:r>
+          </w:p>
+        </w:tc>
+        <w:tc>
+          <w:tcPr>
+            <w:tcW w:w="2600" w:type="dxa"/>
+            <w:tcBorders>
+              <w:top w:val="single" w:sz="6" w:space="0" w:color="AAAAAA"/>
+              <w:left w:val="single" w:sz="6" w:space="0" w:color="AAAAAA"/>
+              <w:bottom w:val="single" w:sz="6" w:space="0" w:color="AAAAAA"/>
+              <w:right w:val="single" w:sz="6" w:space="0" w:color="AAAAAA"/>
+            </w:tcBorders>
+            <w:shd w:val="clear" w:color="auto" w:fill="FFFFFF"/>
+            <w:tcMar>
+              <w:top w:w="80" w:type="dxa"/>
+              <w:left w:w="120" w:type="dxa"/>
+              <w:bottom w:w="80" w:type="dxa"/>
+              <w:right w:w="120" w:type="dxa"/>
+            </w:tcMar>
+            <w:vAlign w:val="center"/>
+          </w:tcPr>
+          <w:p>
+            <w:pPr>
+              <w:rPr>
+                <w:lang w:val="pt-PT"/>
+              </w:rPr>
+            </w:pPr>
+            <w:r>
+              <w:rPr>
+                <w:sz w:val="20"/>
+                <w:szCs w:val="20"/>
+                <w:lang w:val="pt-PT"/>
+              </w:rPr>
+              <w:t>[âmbito]</w:t>
+            </w:r>
+          </w:p>
+        </w:tc>
+        <w:tc>
+          <w:tcPr>
+            <w:tcW w:w="2226" w:type="dxa"/>
+            <w:tcBorders>
+              <w:top w:val="single" w:sz="6" w:space="0" w:color="AAAAAA"/>
+              <w:left w:val="single" w:sz="6" w:space="0" w:color="AAAAAA"/>
+              <w:bottom w:val="single" w:sz="6" w:space="0" w:color="AAAAAA"/>
+              <w:right w:val="single" w:sz="6" w:space="0" w:color="AAAAAA"/>
+            </w:tcBorders>
+            <w:shd w:val="clear" w:color="auto" w:fill="FFFFFF"/>
+            <w:tcMar>
+              <w:top w:w="80" w:type="dxa"/>
+              <w:left w:w="120" w:type="dxa"/>
+              <w:bottom w:w="80" w:type="dxa"/>
+              <w:right w:w="120" w:type="dxa"/>
+            </w:tcMar>
+            <w:vAlign w:val="center"/>
+          </w:tcPr>
+          <w:p>
+            <w:pPr>
+              <w:rPr>
+                <w:lang w:val="pt-PT"/>
+              </w:rPr>
+            </w:pPr>
+            <w:proofErr w:type="spellStart"/>
+            <w:proofErr w:type="spellEnd"/>
+            <w:r>
+              <w:rPr>
+                <w:sz w:val="20"/>
+                <w:szCs w:val="20"/>
+                <w:lang w:val="pt-PT"/>
+              </w:rPr>
+              <w:t>[resultado]</w:t>
+            </w:r>
+          </w:p>
+        </w:tc>
+        <w:tc>
+          <w:tcPr>
+            <w:tcW w:w="2000" w:type="dxa"/>
+            <w:tcBorders>
+              <w:top w:val="single" w:sz="6" w:space="0" w:color="AAAAAA"/>
+              <w:left w:val="single" w:sz="6" w:space="0" w:color="AAAAAA"/>
+              <w:bottom w:val="single" w:sz="6" w:space="0" w:color="AAAAAA"/>
+              <w:right w:val="single" w:sz="6" w:space="0" w:color="AAAAAA"/>
+            </w:tcBorders>
+            <w:shd w:val="clear" w:color="auto" w:fill="FFFFFF"/>
+            <w:tcMar>
+              <w:top w:w="80" w:type="dxa"/>
+              <w:left w:w="120" w:type="dxa"/>
+              <w:bottom w:w="80" w:type="dxa"/>
+              <w:right w:w="120" w:type="dxa"/>
+            </w:tcMar>
+            <w:vAlign w:val="center"/>
+          </w:tcPr>
+          <w:p>
+            <w:pPr>
+              <w:jc w:val="center"/>
+              <w:rPr>
+                <w:lang w:val="pt-PT"/>
+              </w:rPr>
+            </w:pPr>
+            <w:r>
+              <w:rPr>
+                <w:sz w:val="20"/>
+                <w:szCs w:val="20"/>
+                <w:lang w:val="pt-PT"/>
+              </w:rPr>
+              <w:t>[nome] / [nome]</w:t>
+            </w:r>
+          </w:p>
+        </w:tc>
+      </w:tr>
+      <w:tr>
+        <w:tc>
+          <w:tcPr>
+            <w:tcW w:w="2200" w:type="dxa"/>
+            <w:tcBorders>
+              <w:top w:val="single" w:sz="6" w:space="0" w:color="AAAAAA"/>
+              <w:left w:val="single" w:sz="6" w:space="0" w:color="AAAAAA"/>
+              <w:bottom w:val="single" w:sz="6" w:space="0" w:color="AAAAAA"/>
+              <w:right w:val="single" w:sz="6" w:space="0" w:color="AAAAAA"/>
+            </w:tcBorders>
+            <w:shd w:val="clear" w:color="auto" w:fill="D6E4F0"/>
+            <w:tcMar>
+              <w:top w:w="80" w:type="dxa"/>
+              <w:left w:w="120" w:type="dxa"/>
+              <w:bottom w:w="80" w:type="dxa"/>
+              <w:right w:w="120" w:type="dxa"/>
+            </w:tcMar>
+            <w:vAlign w:val="center"/>
+          </w:tcPr>
+          <w:p>
+            <w:pPr>
+              <w:rPr>
+                <w:lang w:val="pt-PT"/>
+              </w:rPr>
+            </w:pPr>
+          </w:p>
+        </w:tc>
+        <w:tc>
+          <w:tcPr>
+            <w:tcW w:w="2600" w:type="dxa"/>
+            <w:tcBorders>
+              <w:top w:val="single" w:sz="6" w:space="0" w:color="AAAAAA"/>
+              <w:left w:val="single" w:sz="6" w:space="0" w:color="AAAAAA"/>
+              <w:bottom w:val="single" w:sz="6" w:space="0" w:color="AAAAAA"/>
+              <w:right w:val="single" w:sz="6" w:space="0" w:color="AAAAAA"/>
+            </w:tcBorders>
+            <w:shd w:val="clear" w:color="auto" w:fill="D6E4F0"/>
+            <w:tcMar>
+              <w:top w:w="80" w:type="dxa"/>
+              <w:left w:w="120" w:type="dxa"/>
+              <w:bottom w:w="80" w:type="dxa"/>
+              <w:right w:w="120" w:type="dxa"/>
+            </w:tcMar>
+            <w:vAlign w:val="center"/>
+          </w:tcPr>
+          <w:p>
+            <w:pPr>
+              <w:rPr>
+                <w:lang w:val="pt-PT"/>
+              </w:rPr>
+            </w:pPr>
+            <w:proofErr w:type="spellStart"/>
+            <w:proofErr w:type="spellEnd"/>
+            <w:proofErr w:type="spellStart"/>
+            <w:proofErr w:type="spellEnd"/>
+            <w:proofErr w:type="spellStart"/>
+            <w:proofErr w:type="spellEnd"/>
+          </w:p>
+        </w:tc>
+        <w:tc>
+          <w:tcPr>
+            <w:tcW w:w="2226" w:type="dxa"/>
+            <w:tcBorders>
+              <w:top w:val="single" w:sz="6" w:space="0" w:color="AAAAAA"/>
+              <w:left w:val="single" w:sz="6" w:space="0" w:color="AAAAAA"/>
+              <w:bottom w:val="single" w:sz="6" w:space="0" w:color="AAAAAA"/>
+              <w:right w:val="single" w:sz="6" w:space="0" w:color="AAAAAA"/>
+            </w:tcBorders>
+            <w:shd w:val="clear" w:color="auto" w:fill="D6E4F0"/>
+            <w:tcMar>
+              <w:top w:w="80" w:type="dxa"/>
+              <w:left w:w="120" w:type="dxa"/>
+              <w:bottom w:w="80" w:type="dxa"/>
+              <w:right w:w="120" w:type="dxa"/>
+            </w:tcMar>
+            <w:vAlign w:val="center"/>
+          </w:tcPr>
+          <w:p>
+            <w:pPr>
+              <w:rPr>
+                <w:lang w:val="pt-PT"/>
+              </w:rPr>
+            </w:pPr>
+          </w:p>
+        </w:tc>
+        <w:tc>
+          <w:tcPr>
+            <w:tcW w:w="2000" w:type="dxa"/>
+            <w:tcBorders>
+              <w:top w:val="single" w:sz="6" w:space="0" w:color="AAAAAA"/>
+              <w:left w:val="single" w:sz="6" w:space="0" w:color="AAAAAA"/>
+              <w:bottom w:val="single" w:sz="6" w:space="0" w:color="AAAAAA"/>
+              <w:right w:val="single" w:sz="6" w:space="0" w:color="AAAAAA"/>
+            </w:tcBorders>
+            <w:shd w:val="clear" w:color="auto" w:fill="D6E4F0"/>
+            <w:tcMar>
+              <w:top w:w="80" w:type="dxa"/>
+              <w:left w:w="120" w:type="dxa"/>
+              <w:bottom w:w="80" w:type="dxa"/>
+              <w:right w:w="120" w:type="dxa"/>
+            </w:tcMar>
+            <w:vAlign w:val="center"/>
+          </w:tcPr>
+          <w:p>
+            <w:pPr>
+              <w:jc w:val="center"/>
+              <w:rPr>
+                <w:lang w:val="pt-PT"/>
+              </w:rPr>
+            </w:pPr>
+          </w:p>
+        </w:tc>
+      </w:tr>
+      <w:tr>
+        <w:tc>
+          <w:tcPr>
+            <w:tcW w:w="2200" w:type="dxa"/>
+            <w:tcBorders>
+              <w:top w:val="single" w:sz="6" w:space="0" w:color="AAAAAA"/>
+              <w:left w:val="single" w:sz="6" w:space="0" w:color="AAAAAA"/>
+              <w:bottom w:val="single" w:sz="6" w:space="0" w:color="AAAAAA"/>
+              <w:right w:val="single" w:sz="6" w:space="0" w:color="AAAAAA"/>
+            </w:tcBorders>
+            <w:shd w:val="clear" w:color="auto" w:fill="FFFFFF"/>
+            <w:tcMar>
+              <w:top w:w="80" w:type="dxa"/>
+              <w:left w:w="120" w:type="dxa"/>
+              <w:bottom w:w="80" w:type="dxa"/>
+              <w:right w:w="120" w:type="dxa"/>
+            </w:tcMar>
+            <w:vAlign w:val="center"/>
+          </w:tcPr>
+          <w:p>
+            <w:pPr>
+              <w:rPr>
+                <w:lang w:val="pt-PT"/>
+              </w:rPr>
+            </w:pPr>
+          </w:p>
+        </w:tc>
+        <w:tc>
+          <w:tcPr>
+            <w:tcW w:w="2600" w:type="dxa"/>
+            <w:tcBorders>
+              <w:top w:val="single" w:sz="6" w:space="0" w:color="AAAAAA"/>
+              <w:left w:val="single" w:sz="6" w:space="0" w:color="AAAAAA"/>
+              <w:bottom w:val="single" w:sz="6" w:space="0" w:color="AAAAAA"/>
+              <w:right w:val="single" w:sz="6" w:space="0" w:color="AAAAAA"/>
+            </w:tcBorders>
+            <w:shd w:val="clear" w:color="auto" w:fill="FFFFFF"/>
+            <w:tcMar>
+              <w:top w:w="80" w:type="dxa"/>
+              <w:left w:w="120" w:type="dxa"/>
+              <w:bottom w:w="80" w:type="dxa"/>
+              <w:right w:w="120" w:type="dxa"/>
+            </w:tcMar>
+            <w:vAlign w:val="center"/>
+          </w:tcPr>
+          <w:p>
+            <w:pPr>
+              <w:rPr>
+                <w:lang w:val="pt-PT"/>
+              </w:rPr>
+            </w:pPr>
+          </w:p>
+        </w:tc>
+        <w:tc>
+          <w:tcPr>
+            <w:tcW w:w="2226" w:type="dxa"/>
+            <w:tcBorders>
+              <w:top w:val="single" w:sz="6" w:space="0" w:color="AAAAAA"/>
+              <w:left w:val="single" w:sz="6" w:space="0" w:color="AAAAAA"/>
+              <w:bottom w:val="single" w:sz="6" w:space="0" w:color="AAAAAA"/>
+              <w:right w:val="single" w:sz="6" w:space="0" w:color="AAAAAA"/>
+            </w:tcBorders>
+            <w:shd w:val="clear" w:color="auto" w:fill="FFFFFF"/>
+            <w:tcMar>
+              <w:top w:w="80" w:type="dxa"/>
+              <w:left w:w="120" w:type="dxa"/>
+              <w:bottom w:w="80" w:type="dxa"/>
+              <w:right w:w="120" w:type="dxa"/>
+            </w:tcMar>
+            <w:vAlign w:val="center"/>
+          </w:tcPr>
+          <w:p>
+            <w:pPr>
+              <w:rPr>
+                <w:lang w:val="pt-PT"/>
+              </w:rPr>
+            </w:pPr>
+            <w:proofErr w:type="spellStart"/>
+            <w:proofErr w:type="spellEnd"/>
+            <w:proofErr w:type="spellStart"/>
+            <w:proofErr w:type="spellEnd"/>
+          </w:p>
+        </w:tc>
+        <w:tc>
+          <w:tcPr>
+            <w:tcW w:w="2000" w:type="dxa"/>
+            <w:tcBorders>
+              <w:top w:val="single" w:sz="6" w:space="0" w:color="AAAAAA"/>
+              <w:left w:val="single" w:sz="6" w:space="0" w:color="AAAAAA"/>
+              <w:bottom w:val="single" w:sz="6" w:space="0" w:color="AAAAAA"/>
+              <w:right w:val="single" w:sz="6" w:space="0" w:color="AAAAAA"/>
+            </w:tcBorders>
+            <w:shd w:val="clear" w:color="auto" w:fill="FFFFFF"/>
+            <w:tcMar>
+              <w:top w:w="80" w:type="dxa"/>
+              <w:left w:w="120" w:type="dxa"/>
+              <w:bottom w:w="80" w:type="dxa"/>
+              <w:right w:w="120" w:type="dxa"/>
+            </w:tcMar>
+            <w:vAlign w:val="center"/>
+          </w:tcPr>
+          <w:p>
+            <w:pPr>
+              <w:jc w:val="center"/>
+              <w:rPr>
+                <w:lang w:val="pt-PT"/>
+              </w:rPr>
+            </w:pPr>
+          </w:p>
+        </w:tc>
+      </w:tr>
+    </w:tbl>
+    <w:p>
+      <w:pPr>
+        <w:spacing w:before="80" w:after="120"/>
+        <w:rPr>
+          <w:lang w:val="pt-PT"/>
+        </w:rPr>
+      </w:pPr>
+    </w:p>
+    <w:p>
+      <w:pPr>
+        <w:pStyle w:val="Heading2"/>
+        <w:rPr>
+          <w:lang w:val="pt-PT"/>
+        </w:rPr>
+      </w:pPr>
+      <w:r>
+        <w:rPr>
+          <w:lang w:val="pt-PT"/>
+        </w:rPr>
+        <w:t>D.4 Exceções aprovadas (ex.: sistema sem MFA, conta partilhada)</w:t>
+      </w:r>
+    </w:p>
+    <w:tbl>
+      <w:tblPr>
+        <w:tblW w:w="9026" w:type="dxa"/>
+        <w:tblBorders>
+          <w:top w:val="single" w:sz="4" w:space="0" w:color="auto"/>
+          <w:left w:val="single" w:sz="4" w:space="0" w:color="auto"/>
+          <w:bottom w:val="single" w:sz="4" w:space="0" w:color="auto"/>
+          <w:right w:val="single" w:sz="4" w:space="0" w:color="auto"/>
+          <w:insideH w:val="single" w:sz="4" w:space="0" w:color="auto"/>
+          <w:insideV w:val="single" w:sz="4" w:space="0" w:color="auto"/>
+        </w:tblBorders>
+        <w:tblCellMar>
+          <w:left w:w="10" w:type="dxa"/>
+          <w:right w:w="10" w:type="dxa"/>
+        </w:tblCellMar>
+        <w:tblLook w:val="0000" w:firstRow="0" w:lastRow="0" w:firstColumn="0" w:lastColumn="0" w:noHBand="0" w:noVBand="0"/>
+      </w:tblPr>
+      <w:tblGrid>
+        <w:gridCol w:w="2200"/>
+        <w:gridCol w:w="2600"/>
+        <w:gridCol w:w="2226"/>
+        <w:gridCol w:w="2000"/>
+      </w:tblGrid>
+      <w:tr>
+        <w:tc>
+          <w:tcPr>
+            <w:tcW w:w="2200" w:type="dxa"/>
+            <w:tcBorders>
+              <w:top w:val="single" w:sz="6" w:space="0" w:color="2E75B6"/>
+              <w:left w:val="single" w:sz="6" w:space="0" w:color="2E75B6"/>
+              <w:bottom w:val="single" w:sz="6" w:space="0" w:color="2E75B6"/>
+              <w:right w:val="single" w:sz="6" w:space="0" w:color="2E75B6"/>
+            </w:tcBorders>
+            <w:shd w:val="clear" w:color="auto" w:fill="1F4E79"/>
+            <w:tcMar>
+              <w:top w:w="80" w:type="dxa"/>
+              <w:left w:w="120" w:type="dxa"/>
+              <w:bottom w:w="80" w:type="dxa"/>
+              <w:right w:w="120" w:type="dxa"/>
+            </w:tcMar>
+            <w:vAlign w:val="center"/>
+          </w:tcPr>
+          <w:p>
+            <w:pPr>
+              <w:jc w:val="center"/>
+              <w:rPr>
+                <w:lang w:val="pt-PT"/>
+              </w:rPr>
+            </w:pPr>
+            <w:r>
+              <w:rPr>
+                <w:b/>
+                <w:bCs/>
+                <w:color w:val="FFFFFF"/>
+                <w:sz w:val="20"/>
+                <w:szCs w:val="20"/>
+                <w:lang w:val="pt-PT"/>
+              </w:rPr>
+              <w:t>Exceção (sistema ou conta)</w:t>
+            </w:r>
+          </w:p>
+        </w:tc>
+        <w:tc>
+          <w:tcPr>
+            <w:tcW w:w="2600" w:type="dxa"/>
+            <w:tcBorders>
+              <w:top w:val="single" w:sz="6" w:space="0" w:color="2E75B6"/>
+              <w:left w:val="single" w:sz="6" w:space="0" w:color="2E75B6"/>
+              <w:bottom w:val="single" w:sz="6" w:space="0" w:color="2E75B6"/>
+              <w:right w:val="single" w:sz="6" w:space="0" w:color="2E75B6"/>
+            </w:tcBorders>
+            <w:shd w:val="clear" w:color="auto" w:fill="1F4E79"/>
+            <w:tcMar>
+              <w:top w:w="80" w:type="dxa"/>
+              <w:left w:w="120" w:type="dxa"/>
+              <w:bottom w:w="80" w:type="dxa"/>
+              <w:right w:w="120" w:type="dxa"/>
+            </w:tcMar>
+            <w:vAlign w:val="center"/>
+          </w:tcPr>
+          <w:p>
+            <w:pPr>
+              <w:jc w:val="center"/>
+              <w:rPr>
+                <w:lang w:val="pt-PT"/>
+              </w:rPr>
+            </w:pPr>
+            <w:r>
+              <w:rPr>
+                <w:b/>
+                <w:bCs/>
+                <w:color w:val="FFFFFF"/>
+                <w:sz w:val="20"/>
+                <w:szCs w:val="20"/>
+                <w:lang w:val="pt-PT"/>
+              </w:rPr>
+              <w:t>Motivo e medida compensatória</w:t>
+            </w:r>
+          </w:p>
+        </w:tc>
+        <w:tc>
+          <w:tcPr>
+            <w:tcW w:w="2226" w:type="dxa"/>
+            <w:tcBorders>
+              <w:top w:val="single" w:sz="6" w:space="0" w:color="2E75B6"/>
+              <w:left w:val="single" w:sz="6" w:space="0" w:color="2E75B6"/>
+              <w:bottom w:val="single" w:sz="6" w:space="0" w:color="2E75B6"/>
+              <w:right w:val="single" w:sz="6" w:space="0" w:color="2E75B6"/>
+            </w:tcBorders>
+            <w:shd w:val="clear" w:color="auto" w:fill="1F4E79"/>
+            <w:tcMar>
+              <w:top w:w="80" w:type="dxa"/>
+              <w:left w:w="120" w:type="dxa"/>
+              <w:bottom w:w="80" w:type="dxa"/>
+              <w:right w:w="120" w:type="dxa"/>
+            </w:tcMar>
+            <w:vAlign w:val="center"/>
+          </w:tcPr>
+          <w:p>
+            <w:pPr>
+              <w:jc w:val="center"/>
+              <w:rPr>
+                <w:lang w:val="pt-PT"/>
+              </w:rPr>
+            </w:pPr>
+            <w:r>
+              <w:rPr>
+                <w:b/>
+                <w:bCs/>
+                <w:color w:val="FFFFFF"/>
+                <w:sz w:val="20"/>
+                <w:szCs w:val="20"/>
+                <w:lang w:val="pt-PT"/>
+              </w:rPr>
+              <w:t>Aprovado por (nome, data)</w:t>
+            </w:r>
+          </w:p>
+        </w:tc>
+        <w:tc>
+          <w:tcPr>
+            <w:tcW w:w="2000" w:type="dxa"/>
+            <w:tcBorders>
+              <w:top w:val="single" w:sz="6" w:space="0" w:color="2E75B6"/>
+              <w:left w:val="single" w:sz="6" w:space="0" w:color="2E75B6"/>
+              <w:bottom w:val="single" w:sz="6" w:space="0" w:color="2E75B6"/>
+              <w:right w:val="single" w:sz="6" w:space="0" w:color="2E75B6"/>
+            </w:tcBorders>
+            <w:shd w:val="clear" w:color="auto" w:fill="1F4E79"/>
+            <w:tcMar>
+              <w:top w:w="80" w:type="dxa"/>
+              <w:left w:w="120" w:type="dxa"/>
+              <w:bottom w:w="80" w:type="dxa"/>
+              <w:right w:w="120" w:type="dxa"/>
+            </w:tcMar>
+            <w:vAlign w:val="center"/>
+          </w:tcPr>
+          <w:p>
+            <w:pPr>
+              <w:jc w:val="center"/>
+              <w:rPr>
+                <w:lang w:val="pt-PT"/>
+              </w:rPr>
+            </w:pPr>
+            <w:r>
+              <w:rPr>
+                <w:b/>
+                <w:bCs/>
+                <w:color w:val="FFFFFF"/>
+                <w:sz w:val="20"/>
+                <w:szCs w:val="20"/>
+                <w:lang w:val="pt-PT"/>
+              </w:rPr>
+              <w:t>Rever até</w:t>
+            </w:r>
+          </w:p>
+        </w:tc>
+      </w:tr>
+      <w:tr>
+        <w:tc>
+          <w:tcPr>
+            <w:tcW w:w="2200" w:type="dxa"/>
+            <w:tcBorders>
+              <w:top w:val="single" w:sz="6" w:space="0" w:color="AAAAAA"/>
+              <w:left w:val="single" w:sz="6" w:space="0" w:color="AAAAAA"/>
+              <w:bottom w:val="single" w:sz="6" w:space="0" w:color="AAAAAA"/>
+              <w:right w:val="single" w:sz="6" w:space="0" w:color="AAAAAA"/>
+            </w:tcBorders>
+            <w:shd w:val="clear" w:color="auto" w:fill="FFFFFF"/>
+            <w:tcMar>
+              <w:top w:w="80" w:type="dxa"/>
+              <w:left w:w="120" w:type="dxa"/>
+              <w:bottom w:w="80" w:type="dxa"/>
+              <w:right w:w="120" w:type="dxa"/>
+            </w:tcMar>
+            <w:vAlign w:val="center"/>
+          </w:tcPr>
+          <w:p>
+            <w:pPr>
+              <w:rPr>
+                <w:lang w:val="pt-PT"/>
+              </w:rPr>
+            </w:pPr>
+            <w:r>
+              <w:rPr>
+                <w:sz w:val="20"/>
+                <w:szCs w:val="20"/>
+                <w:lang w:val="pt-PT"/>
+              </w:rPr>
+              <w:t>[sistema / conta]</w:t>
+            </w:r>
+          </w:p>
+        </w:tc>
+        <w:tc>
+          <w:tcPr>
+            <w:tcW w:w="2600" w:type="dxa"/>
+            <w:tcBorders>
+              <w:top w:val="single" w:sz="6" w:space="0" w:color="AAAAAA"/>
+              <w:left w:val="single" w:sz="6" w:space="0" w:color="AAAAAA"/>
+              <w:bottom w:val="single" w:sz="6" w:space="0" w:color="AAAAAA"/>
+              <w:right w:val="single" w:sz="6" w:space="0" w:color="AAAAAA"/>
+            </w:tcBorders>
+            <w:shd w:val="clear" w:color="auto" w:fill="FFFFFF"/>
+            <w:tcMar>
+              <w:top w:w="80" w:type="dxa"/>
+              <w:left w:w="120" w:type="dxa"/>
+              <w:bottom w:w="80" w:type="dxa"/>
+              <w:right w:w="120" w:type="dxa"/>
+            </w:tcMar>
+            <w:vAlign w:val="center"/>
+          </w:tcPr>
+          <w:p>
+            <w:pPr>
+              <w:rPr>
+                <w:lang w:val="pt-PT"/>
+              </w:rPr>
+            </w:pPr>
+            <w:r>
+              <w:rPr>
+                <w:sz w:val="20"/>
+                <w:szCs w:val="20"/>
+                <w:lang w:val="pt-PT"/>
+              </w:rPr>
+              <w:t>[motivo / medida]</w:t>
+            </w:r>
+          </w:p>
+        </w:tc>
+        <w:tc>
+          <w:tcPr>
+            <w:tcW w:w="2226" w:type="dxa"/>
+            <w:tcBorders>
+              <w:top w:val="single" w:sz="6" w:space="0" w:color="AAAAAA"/>
+              <w:left w:val="single" w:sz="6" w:space="0" w:color="AAAAAA"/>
+              <w:bottom w:val="single" w:sz="6" w:space="0" w:color="AAAAAA"/>
+              <w:right w:val="single" w:sz="6" w:space="0" w:color="AAAAAA"/>
+            </w:tcBorders>
+            <w:shd w:val="clear" w:color="auto" w:fill="FFFFFF"/>
+            <w:tcMar>
+              <w:top w:w="80" w:type="dxa"/>
+              <w:left w:w="120" w:type="dxa"/>
+              <w:bottom w:w="80" w:type="dxa"/>
+              <w:right w:w="120" w:type="dxa"/>
+            </w:tcMar>
+            <w:vAlign w:val="center"/>
+          </w:tcPr>
+          <w:p>
+            <w:pPr>
+              <w:rPr>
+                <w:lang w:val="pt-PT"/>
+              </w:rPr>
+            </w:pPr>
+            <w:proofErr w:type="spellStart"/>
+            <w:proofErr w:type="spellEnd"/>
+            <w:r>
+              <w:rPr>
+                <w:sz w:val="20"/>
+                <w:szCs w:val="20"/>
+                <w:lang w:val="pt-PT"/>
+              </w:rPr>
+              <w:t>[nome, dd/mm/aaaa]</w:t>
+            </w:r>
+          </w:p>
+        </w:tc>
+        <w:tc>
+          <w:tcPr>
+            <w:tcW w:w="2000" w:type="dxa"/>
+            <w:tcBorders>
+              <w:top w:val="single" w:sz="6" w:space="0" w:color="AAAAAA"/>
+              <w:left w:val="single" w:sz="6" w:space="0" w:color="AAAAAA"/>
+              <w:bottom w:val="single" w:sz="6" w:space="0" w:color="AAAAAA"/>
+              <w:right w:val="single" w:sz="6" w:space="0" w:color="AAAAAA"/>
+            </w:tcBorders>
+            <w:shd w:val="clear" w:color="auto" w:fill="FFFFFF"/>
+            <w:tcMar>
+              <w:top w:w="80" w:type="dxa"/>
+              <w:left w:w="120" w:type="dxa"/>
+              <w:bottom w:w="80" w:type="dxa"/>
+              <w:right w:w="120" w:type="dxa"/>
+            </w:tcMar>
+            <w:vAlign w:val="center"/>
+          </w:tcPr>
+          <w:p>
+            <w:pPr>
+              <w:jc w:val="center"/>
+              <w:rPr>
+                <w:lang w:val="pt-PT"/>
+              </w:rPr>
+            </w:pPr>
+            <w:r>
+              <w:rPr>
+                <w:sz w:val="20"/>
+                <w:szCs w:val="20"/>
+                <w:lang w:val="pt-PT"/>
+              </w:rPr>
+              <w:t>[dd/mm/aaaa]</w:t>
+            </w:r>
+          </w:p>
+        </w:tc>
+      </w:tr>
+      <w:tr>
+        <w:tc>
+          <w:tcPr>
+            <w:tcW w:w="2200" w:type="dxa"/>
+            <w:tcBorders>
+              <w:top w:val="single" w:sz="6" w:space="0" w:color="AAAAAA"/>
+              <w:left w:val="single" w:sz="6" w:space="0" w:color="AAAAAA"/>
+              <w:bottom w:val="single" w:sz="6" w:space="0" w:color="AAAAAA"/>
+              <w:right w:val="single" w:sz="6" w:space="0" w:color="AAAAAA"/>
+            </w:tcBorders>
+            <w:shd w:val="clear" w:color="auto" w:fill="D6E4F0"/>
+            <w:tcMar>
+              <w:top w:w="80" w:type="dxa"/>
+              <w:left w:w="120" w:type="dxa"/>
+              <w:bottom w:w="80" w:type="dxa"/>
+              <w:right w:w="120" w:type="dxa"/>
+            </w:tcMar>
+            <w:vAlign w:val="center"/>
+          </w:tcPr>
+          <w:p>
+            <w:pPr>
+              <w:rPr>
+                <w:lang w:val="pt-PT"/>
+              </w:rPr>
+            </w:pPr>
+          </w:p>
+        </w:tc>
+        <w:tc>
+          <w:tcPr>
+            <w:tcW w:w="2600" w:type="dxa"/>
+            <w:tcBorders>
+              <w:top w:val="single" w:sz="6" w:space="0" w:color="AAAAAA"/>
+              <w:left w:val="single" w:sz="6" w:space="0" w:color="AAAAAA"/>
+              <w:bottom w:val="single" w:sz="6" w:space="0" w:color="AAAAAA"/>
+              <w:right w:val="single" w:sz="6" w:space="0" w:color="AAAAAA"/>
+            </w:tcBorders>
+            <w:shd w:val="clear" w:color="auto" w:fill="D6E4F0"/>
+            <w:tcMar>
+              <w:top w:w="80" w:type="dxa"/>
+              <w:left w:w="120" w:type="dxa"/>
+              <w:bottom w:w="80" w:type="dxa"/>
+              <w:right w:w="120" w:type="dxa"/>
+            </w:tcMar>
+            <w:vAlign w:val="center"/>
+          </w:tcPr>
+          <w:p>
+            <w:pPr>
+              <w:rPr>
+                <w:lang w:val="pt-PT"/>
+              </w:rPr>
+            </w:pPr>
+            <w:proofErr w:type="spellStart"/>
+            <w:proofErr w:type="spellEnd"/>
+            <w:proofErr w:type="spellStart"/>
+            <w:proofErr w:type="spellEnd"/>
+            <w:proofErr w:type="spellStart"/>
+            <w:proofErr w:type="spellEnd"/>
+          </w:p>
+        </w:tc>
+        <w:tc>
+          <w:tcPr>
+            <w:tcW w:w="2226" w:type="dxa"/>
+            <w:tcBorders>
+              <w:top w:val="single" w:sz="6" w:space="0" w:color="AAAAAA"/>
+              <w:left w:val="single" w:sz="6" w:space="0" w:color="AAAAAA"/>
+              <w:bottom w:val="single" w:sz="6" w:space="0" w:color="AAAAAA"/>
+              <w:right w:val="single" w:sz="6" w:space="0" w:color="AAAAAA"/>
+            </w:tcBorders>
+            <w:shd w:val="clear" w:color="auto" w:fill="D6E4F0"/>
+            <w:tcMar>
+              <w:top w:w="80" w:type="dxa"/>
+              <w:left w:w="120" w:type="dxa"/>
+              <w:bottom w:w="80" w:type="dxa"/>
+              <w:right w:w="120" w:type="dxa"/>
+            </w:tcMar>
+            <w:vAlign w:val="center"/>
+          </w:tcPr>
+          <w:p>
+            <w:pPr>
+              <w:rPr>
+                <w:lang w:val="pt-PT"/>
+              </w:rPr>
+            </w:pPr>
+          </w:p>
+        </w:tc>
+        <w:tc>
+          <w:tcPr>
+            <w:tcW w:w="2000" w:type="dxa"/>
+            <w:tcBorders>
+              <w:top w:val="single" w:sz="6" w:space="0" w:color="AAAAAA"/>
+              <w:left w:val="single" w:sz="6" w:space="0" w:color="AAAAAA"/>
+              <w:bottom w:val="single" w:sz="6" w:space="0" w:color="AAAAAA"/>
+              <w:right w:val="single" w:sz="6" w:space="0" w:color="AAAAAA"/>
+            </w:tcBorders>
+            <w:shd w:val="clear" w:color="auto" w:fill="D6E4F0"/>
+            <w:tcMar>
+              <w:top w:w="80" w:type="dxa"/>
+              <w:left w:w="120" w:type="dxa"/>
+              <w:bottom w:w="80" w:type="dxa"/>
+              <w:right w:w="120" w:type="dxa"/>
+            </w:tcMar>
+            <w:vAlign w:val="center"/>
+          </w:tcPr>
+          <w:p>
+            <w:pPr>
+              <w:jc w:val="center"/>
+              <w:rPr>
+                <w:lang w:val="pt-PT"/>
+              </w:rPr>
+            </w:pPr>
+          </w:p>
+        </w:tc>
+      </w:tr>
+      <w:tr>
+        <w:tc>
+          <w:tcPr>
+            <w:tcW w:w="2200" w:type="dxa"/>
+            <w:tcBorders>
+              <w:top w:val="single" w:sz="6" w:space="0" w:color="AAAAAA"/>
+              <w:left w:val="single" w:sz="6" w:space="0" w:color="AAAAAA"/>
+              <w:bottom w:val="single" w:sz="6" w:space="0" w:color="AAAAAA"/>
+              <w:right w:val="single" w:sz="6" w:space="0" w:color="AAAAAA"/>
+            </w:tcBorders>
+            <w:shd w:val="clear" w:color="auto" w:fill="FFFFFF"/>
+            <w:tcMar>
+              <w:top w:w="80" w:type="dxa"/>
+              <w:left w:w="120" w:type="dxa"/>
+              <w:bottom w:w="80" w:type="dxa"/>
+              <w:right w:w="120" w:type="dxa"/>
+            </w:tcMar>
+            <w:vAlign w:val="center"/>
+          </w:tcPr>
+          <w:p>
+            <w:pPr>
+              <w:rPr>
+                <w:lang w:val="pt-PT"/>
+              </w:rPr>
+            </w:pPr>
+          </w:p>
+        </w:tc>
+        <w:tc>
+          <w:tcPr>
+            <w:tcW w:w="2600" w:type="dxa"/>
+            <w:tcBorders>
+              <w:top w:val="single" w:sz="6" w:space="0" w:color="AAAAAA"/>
+              <w:left w:val="single" w:sz="6" w:space="0" w:color="AAAAAA"/>
+              <w:bottom w:val="single" w:sz="6" w:space="0" w:color="AAAAAA"/>
+              <w:right w:val="single" w:sz="6" w:space="0" w:color="AAAAAA"/>
+            </w:tcBorders>
+            <w:shd w:val="clear" w:color="auto" w:fill="FFFFFF"/>
+            <w:tcMar>
+              <w:top w:w="80" w:type="dxa"/>
+              <w:left w:w="120" w:type="dxa"/>
+              <w:bottom w:w="80" w:type="dxa"/>
+              <w:right w:w="120" w:type="dxa"/>
+            </w:tcMar>
+            <w:vAlign w:val="center"/>
+          </w:tcPr>
+          <w:p>
+            <w:pPr>
+              <w:rPr>
+                <w:lang w:val="pt-PT"/>
+              </w:rPr>
+            </w:pPr>
+          </w:p>
+        </w:tc>
+        <w:tc>
+          <w:tcPr>
+            <w:tcW w:w="2226" w:type="dxa"/>
+            <w:tcBorders>
+              <w:top w:val="single" w:sz="6" w:space="0" w:color="AAAAAA"/>
+              <w:left w:val="single" w:sz="6" w:space="0" w:color="AAAAAA"/>
+              <w:bottom w:val="single" w:sz="6" w:space="0" w:color="AAAAAA"/>
+              <w:right w:val="single" w:sz="6" w:space="0" w:color="AAAAAA"/>
+            </w:tcBorders>
+            <w:shd w:val="clear" w:color="auto" w:fill="FFFFFF"/>
+            <w:tcMar>
+              <w:top w:w="80" w:type="dxa"/>
+              <w:left w:w="120" w:type="dxa"/>
+              <w:bottom w:w="80" w:type="dxa"/>
+              <w:right w:w="120" w:type="dxa"/>
+            </w:tcMar>
+            <w:vAlign w:val="center"/>
+          </w:tcPr>
+          <w:p>
+            <w:pPr>
+              <w:rPr>
+                <w:lang w:val="pt-PT"/>
+              </w:rPr>
+            </w:pPr>
+            <w:proofErr w:type="spellStart"/>
+            <w:proofErr w:type="spellEnd"/>
+            <w:proofErr w:type="spellStart"/>
+            <w:proofErr w:type="spellEnd"/>
+          </w:p>
+        </w:tc>
+        <w:tc>
+          <w:tcPr>
+            <w:tcW w:w="2000" w:type="dxa"/>
+            <w:tcBorders>
+              <w:top w:val="single" w:sz="6" w:space="0" w:color="AAAAAA"/>
+              <w:left w:val="single" w:sz="6" w:space="0" w:color="AAAAAA"/>
+              <w:bottom w:val="single" w:sz="6" w:space="0" w:color="AAAAAA"/>
+              <w:right w:val="single" w:sz="6" w:space="0" w:color="AAAAAA"/>
+            </w:tcBorders>
+            <w:shd w:val="clear" w:color="auto" w:fill="FFFFFF"/>
+            <w:tcMar>
+              <w:top w:w="80" w:type="dxa"/>
+              <w:left w:w="120" w:type="dxa"/>
+              <w:bottom w:w="80" w:type="dxa"/>
+              <w:right w:w="120" w:type="dxa"/>
+            </w:tcMar>
+            <w:vAlign w:val="center"/>
+          </w:tcPr>
+          <w:p>
+            <w:pPr>
+              <w:jc w:val="center"/>
+              <w:rPr>
+                <w:lang w:val="pt-PT"/>
+              </w:rPr>
+            </w:pPr>
+          </w:p>
+        </w:tc>
+      </w:tr>
+    </w:tbl>
+    <w:p>
+      <w:pPr>
+        <w:spacing w:before="80" w:after="120"/>
+        <w:rPr>
+          <w:lang w:val="pt-PT"/>
+        </w:rPr>
+      </w:pPr>
+    </w:p>
     <w:p>
       <w:pPr>
         <w:spacing w:before="200" w:after="80"/>
@@ -14124,20 +19635,70 @@
       <w:fldChar w:fldCharType="end"/>
     </w:r>
     <w:r>
+      <w:rPr>
+        <w:color w:val="888888"/>
+        <w:sz w:val="16"/>
+        <w:szCs w:val="16"/>
+        <w:lang w:val="pt-PT"/>
+      </w:rPr>
+      <w:t xml:space="preserve"> de </w:t>
+    </w:r>
+    <w:r>
+      <w:rPr>
+        <w:color w:val="888888"/>
+        <w:sz w:val="16"/>
+        <w:szCs w:val="16"/>
+        <w:lang w:val="pt-PT"/>
+      </w:rPr>
       <w:fldChar w:fldCharType="begin"/>
     </w:r>
     <w:r>
       <w:rPr>
+        <w:color w:val="888888"/>
+        <w:sz w:val="16"/>
+        <w:szCs w:val="16"/>
         <w:lang w:val="pt-PT"/>
       </w:rPr>
-      <w:instrText>[object Object]</w:instrText>
+      <w:instrText xml:space="preserve"> NUMPAGES   \* MERGEFORMAT </w:instrText>
     </w:r>
     <w:r>
+      <w:rPr>
+        <w:color w:val="888888"/>
+        <w:sz w:val="16"/>
+        <w:szCs w:val="16"/>
+        <w:lang w:val="pt-PT"/>
+      </w:rPr>
       <w:fldChar w:fldCharType="separate"/>
     </w:r>
     <w:r>
+      <w:rPr>
+        <w:noProof/>
+        <w:color w:val="888888"/>
+        <w:sz w:val="16"/>
+        <w:szCs w:val="16"/>
+        <w:lang w:val="pt-PT"/>
+      </w:rPr>
+      <w:t>1</w:t>
+    </w:r>
+    <w:r>
+      <w:rPr>
+        <w:color w:val="888888"/>
+        <w:sz w:val="16"/>
+        <w:szCs w:val="16"/>
+        <w:lang w:val="pt-PT"/>
+      </w:rPr>
       <w:fldChar w:fldCharType="end"/>
     </w:r>
+  </w:p>
+</w:ftr>
+</file>
+
+<file path=word/footer2.xml><?xml version="1.0" encoding="utf-8"?>
+<w:ftr xmlns:m="http://schemas.openxmlformats.org/officeDocument/2006/math" xmlns:mc="http://schemas.openxmlformats.org/markup-compatibility/2006" xmlns:mo="http://schemas.microsoft.com/office/mac/office/2008/main" xmlns:mv="urn:schemas-microsoft-com:mac:vml" xmlns:o="urn:schemas-microsoft-com:office:office" xmlns:r="http://schemas.openxmlformats.org/officeDocument/2006/relationships" xmlns:v="urn:schemas-microsoft-com:vml" xmlns:w10="urn:schemas-microsoft-com:office:word" xmlns:w14="http://schemas.microsoft.com/office/word/2010/wordml" xmlns:w="http://schemas.openxmlformats.org/wordprocessingml/2006/main" xmlns:wne="http://schemas.microsoft.com/office/word/2006/wordml" xmlns:wp14="http://schemas.microsoft.com/office/word/2010/wordprocessingDrawing" xmlns:wp="http://schemas.openxmlformats.org/drawingml/2006/wordprocessingDrawing" xmlns:wpc="http://schemas.microsoft.com/office/word/2010/wordprocessingCanvas" xmlns:wpg="http://schemas.microsoft.com/office/word/2010/wordprocessingGroup" xmlns:wpi="http://schemas.microsoft.com/office/word/2010/wordprocessingInk" xmlns:wps="http://schemas.microsoft.com/office/word/2010/wordprocessingShape" mc:Ignorable="w14 wp14">
+  <w:p>
+    <w:pPr>
+      <w:pStyle w:val="Footer"/>
+    </w:pPr>
   </w:p>
 </w:ftr>
 </file>
@@ -14202,8 +19763,18 @@
         <w:szCs w:val="18"/>
         <w:lang w:val="pt-PT"/>
       </w:rPr>
-      <w:t>Política de Controlo de Acessos  |  v1.0  |  Confidencial</w:t>
+      <w:t xml:space="preserve">Política de Gestão de Identidades e Acessos  |  v1.0  |  Confidencial</w:t>
     </w:r>
+  </w:p>
+</w:hdr>
+</file>
+
+<file path=word/header2.xml><?xml version="1.0" encoding="utf-8"?>
+<w:hdr xmlns:m="http://schemas.openxmlformats.org/officeDocument/2006/math" xmlns:mc="http://schemas.openxmlformats.org/markup-compatibility/2006" xmlns:mo="http://schemas.microsoft.com/office/mac/office/2008/main" xmlns:mv="urn:schemas-microsoft-com:mac:vml" xmlns:o="urn:schemas-microsoft-com:office:office" xmlns:r="http://schemas.openxmlformats.org/officeDocument/2006/relationships" xmlns:v="urn:schemas-microsoft-com:vml" xmlns:w10="urn:schemas-microsoft-com:office:word" xmlns:w14="http://schemas.microsoft.com/office/word/2010/wordml" xmlns:w="http://schemas.openxmlformats.org/wordprocessingml/2006/main" xmlns:wne="http://schemas.microsoft.com/office/word/2006/wordml" xmlns:wp14="http://schemas.microsoft.com/office/word/2010/wordprocessingDrawing" xmlns:wp="http://schemas.openxmlformats.org/drawingml/2006/wordprocessingDrawing" xmlns:wpc="http://schemas.microsoft.com/office/word/2010/wordprocessingCanvas" xmlns:wpg="http://schemas.microsoft.com/office/word/2010/wordprocessingGroup" xmlns:wpi="http://schemas.microsoft.com/office/word/2010/wordprocessingInk" xmlns:wps="http://schemas.microsoft.com/office/word/2010/wordprocessingShape" mc:Ignorable="w14 wp14">
+  <w:p>
+    <w:pPr>
+      <w:pStyle w:val="Header"/>
+    </w:pPr>
   </w:p>
 </w:hdr>
 </file>
